--- a/Manuscript_Drafts/AP_WC_manuscript_Feb6.docx
+++ b/Manuscript_Drafts/AP_WC_manuscript_Feb6.docx
@@ -4736,19 +4736,7 @@
             <w:szCs w:val="24"/>
             <w:lang w:bidi="hi-IN"/>
           </w:rPr>
-          <w:t xml:space="preserve"> </w:t>
-        </w:r>
-      </w:ins>
-      <w:ins w:id="137" w:author="Unknown Author" w:date="2023-02-06T12:09:29Z">
-        <w:r>
-          <w:rPr>
-            <w:rFonts w:eastAsia="NSimSun"/>
-            <w:kern w:val="2"/>
-            <w:sz w:val="24"/>
-            <w:szCs w:val="24"/>
-            <w:lang w:bidi="hi-IN"/>
-          </w:rPr>
-          <w:t xml:space="preserve">rotation </w:t>
+          <w:t xml:space="preserve"> rotation </w:t>
         </w:r>
       </w:ins>
       <w:r>
@@ -4807,7 +4795,7 @@
         </w:rPr>
         <w:t>2.2.</w:t>
       </w:r>
-      <w:ins w:id="138" w:author="Unknown Author" w:date="2023-02-06T12:10:53Z">
+      <w:ins w:id="137" w:author="Unknown Author" w:date="2023-02-06T12:10:53Z">
         <w:r>
           <w:rPr>
             <w:rFonts w:eastAsia="NSimSun"/>
@@ -4822,7 +4810,7 @@
           <w:t>3</w:t>
         </w:r>
       </w:ins>
-      <w:del w:id="139" w:author="Unknown Author" w:date="2023-02-06T12:10:53Z">
+      <w:del w:id="138" w:author="Unknown Author" w:date="2023-02-06T12:10:53Z">
         <w:r>
           <w:rPr>
             <w:rFonts w:eastAsia="NSimSun"/>
@@ -4860,7 +4848,7 @@
           <w:iCs/>
           <w:sz w:val="24"/>
           <w:szCs w:val="24"/>
-          <w:del w:id="141" w:author="Unknown Author" w:date="2023-01-06T13:39:00Z"/>
+          <w:del w:id="140" w:author="Unknown Author" w:date="2023-01-06T13:39:00Z"/>
         </w:rPr>
       </w:pPr>
       <w:r>
@@ -4871,7 +4859,7 @@
         </w:rPr>
         <w:t xml:space="preserve">Douglas-fir replanting was staggered for the different treatments, </w:t>
       </w:r>
-      <w:ins w:id="140" w:author="Unknown Author" w:date="2023-02-06T09:14:28Z">
+      <w:ins w:id="139" w:author="Unknown Author" w:date="2023-02-06T09:14:28Z">
         <w:r>
           <w:rPr>
             <w:iCs/>
@@ -4902,7 +4890,11 @@
         </w:rPr>
       </w:pPr>
       <w:r>
-        <w:rPr/>
+        <w:rPr>
+          <w:iCs/>
+          <w:sz w:val="24"/>
+          <w:szCs w:val="24"/>
+        </w:rPr>
       </w:r>
     </w:p>
     <w:tbl>
@@ -5539,7 +5531,7 @@
         </w:rPr>
         <w:t xml:space="preserve">Table 1. </w:t>
       </w:r>
-      <w:ins w:id="142" w:author="Unknown Author" w:date="2023-02-06T09:15:20Z">
+      <w:ins w:id="141" w:author="Unknown Author" w:date="2023-02-06T09:15:20Z">
         <w:r>
           <w:rPr>
             <w:b/>
@@ -5550,7 +5542,7 @@
           <w:t xml:space="preserve">Douglas-fir </w:t>
         </w:r>
       </w:ins>
-      <w:del w:id="143" w:author="Unknown Author" w:date="2023-02-06T09:15:24Z">
+      <w:del w:id="142" w:author="Unknown Author" w:date="2023-02-06T09:15:24Z">
         <w:r>
           <w:rPr>
             <w:b/>
@@ -5561,7 +5553,7 @@
           <w:delText>S</w:delText>
         </w:r>
       </w:del>
-      <w:ins w:id="144" w:author="Unknown Author" w:date="2023-02-06T09:15:25Z">
+      <w:ins w:id="143" w:author="Unknown Author" w:date="2023-02-06T09:15:25Z">
         <w:r>
           <w:rPr>
             <w:iCs/>
@@ -5673,7 +5665,7 @@
         </w:rPr>
         <w:t>2.</w:t>
       </w:r>
-      <w:del w:id="145" w:author="Unknown Author" w:date="2023-02-06T12:10:59Z">
+      <w:del w:id="144" w:author="Unknown Author" w:date="2023-02-06T12:10:59Z">
         <w:r>
           <w:rPr>
             <w:b/>
@@ -5685,7 +5677,7 @@
           <w:delText>1</w:delText>
         </w:r>
       </w:del>
-      <w:ins w:id="146" w:author="Unknown Author" w:date="2023-02-06T12:10:59Z">
+      <w:ins w:id="145" w:author="Unknown Author" w:date="2023-02-06T12:10:59Z">
         <w:r>
           <w:rPr>
             <w:rFonts w:eastAsia="Times New Roman" w:cs="Times New Roman"/>
@@ -5711,7 +5703,7 @@
         </w:rPr>
         <w:t>.</w:t>
       </w:r>
-      <w:del w:id="147" w:author="Unknown Author" w:date="2023-02-06T12:11:01Z">
+      <w:del w:id="146" w:author="Unknown Author" w:date="2023-02-06T12:11:01Z">
         <w:r>
           <w:rPr>
             <w:b/>
@@ -5723,7 +5715,7 @@
           <w:delText>6</w:delText>
         </w:r>
       </w:del>
-      <w:ins w:id="148" w:author="Unknown Author" w:date="2023-02-06T12:11:01Z">
+      <w:ins w:id="147" w:author="Unknown Author" w:date="2023-02-06T12:11:01Z">
         <w:r>
           <w:rPr>
             <w:rFonts w:eastAsia="Times New Roman" w:cs="Times New Roman"/>
@@ -5846,7 +5838,7 @@
           <w:szCs w:val="24"/>
         </w:rPr>
       </w:pPr>
-      <w:del w:id="149" w:author="Unknown Author" w:date="2023-02-06T12:43:03Z">
+      <w:del w:id="148" w:author="Unknown Author" w:date="2023-02-06T12:43:03Z">
         <w:r>
           <w:rPr>
             <w:sz w:val="24"/>
@@ -5855,7 +5847,7 @@
           <w:delText>By the conclusion of this study, t</w:delText>
         </w:r>
       </w:del>
-      <w:ins w:id="150" w:author="Unknown Author" w:date="2023-02-06T12:43:03Z">
+      <w:ins w:id="149" w:author="Unknown Author" w:date="2023-02-06T12:43:03Z">
         <w:r>
           <w:rPr>
             <w:rFonts w:eastAsia="Times New Roman" w:cs="Times New Roman"/>
@@ -5875,7 +5867,7 @@
         </w:rPr>
         <w:t xml:space="preserve">he </w:t>
       </w:r>
-      <w:del w:id="151" w:author="Unknown Author" w:date="2023-02-06T12:43:10Z">
+      <w:del w:id="150" w:author="Unknown Author" w:date="2023-02-06T12:43:10Z">
         <w:r>
           <w:rPr>
             <w:sz w:val="24"/>
@@ -5884,7 +5876,7 @@
           <w:delText>total</w:delText>
         </w:r>
       </w:del>
-      <w:ins w:id="152" w:author="Unknown Author" w:date="2023-02-06T12:43:10Z">
+      <w:ins w:id="151" w:author="Unknown Author" w:date="2023-02-06T12:43:10Z">
         <w:r>
           <w:rPr>
             <w:rFonts w:eastAsia="Times New Roman" w:cs="Times New Roman"/>
@@ -5959,7 +5951,7 @@
         </w:rPr>
         <w:t xml:space="preserve">) for the control treatments, </w:t>
       </w:r>
-      <w:del w:id="153" w:author="Unknown Author" w:date="2023-02-06T12:43:33Z">
+      <w:del w:id="152" w:author="Unknown Author" w:date="2023-02-06T12:43:33Z">
         <w:r>
           <w:rPr>
             <w:sz w:val="24"/>
@@ -5968,7 +5960,7 @@
           <w:delText>a</w:delText>
         </w:r>
       </w:del>
-      <w:ins w:id="154" w:author="Unknown Author" w:date="2023-02-06T12:43:33Z">
+      <w:ins w:id="153" w:author="Unknown Author" w:date="2023-02-06T12:43:33Z">
         <w:r>
           <w:rPr>
             <w:rFonts w:eastAsia="Times New Roman" w:cs="Times New Roman"/>
@@ -5988,7 +5980,7 @@
         </w:rPr>
         <w:t xml:space="preserve"> 32% </w:t>
       </w:r>
-      <w:del w:id="155" w:author="Unknown Author" w:date="2023-02-06T12:43:35Z">
+      <w:del w:id="154" w:author="Unknown Author" w:date="2023-02-06T12:43:35Z">
         <w:r>
           <w:rPr>
             <w:sz w:val="24"/>
@@ -6036,7 +6028,7 @@
         </w:rPr>
         <w:t xml:space="preserve">) for the lightly thinned treatments, and </w:t>
       </w:r>
-      <w:del w:id="156" w:author="Unknown Author" w:date="2023-02-06T12:43:39Z">
+      <w:del w:id="155" w:author="Unknown Author" w:date="2023-02-06T12:43:39Z">
         <w:r>
           <w:rPr>
             <w:sz w:val="24"/>
@@ -6045,7 +6037,7 @@
           <w:delText>a</w:delText>
         </w:r>
       </w:del>
-      <w:ins w:id="157" w:author="Unknown Author" w:date="2023-02-06T12:43:39Z">
+      <w:ins w:id="156" w:author="Unknown Author" w:date="2023-02-06T12:43:39Z">
         <w:r>
           <w:rPr>
             <w:rFonts w:eastAsia="Times New Roman" w:cs="Times New Roman"/>
@@ -6065,7 +6057,7 @@
         </w:rPr>
         <w:t xml:space="preserve"> 29% </w:t>
       </w:r>
-      <w:del w:id="158" w:author="Unknown Author" w:date="2023-02-06T12:43:41Z">
+      <w:del w:id="157" w:author="Unknown Author" w:date="2023-02-06T12:43:41Z">
         <w:r>
           <w:rPr>
             <w:sz w:val="24"/>
@@ -6113,7 +6105,7 @@
         </w:rPr>
         <w:t xml:space="preserve">) for the </w:t>
       </w:r>
-      <w:ins w:id="159" w:author="Unknown Author" w:date="2023-02-06T11:48:52Z">
+      <w:ins w:id="158" w:author="Unknown Author" w:date="2023-02-06T11:48:52Z">
         <w:r>
           <w:rPr>
             <w:sz w:val="24"/>
@@ -6156,11 +6148,11 @@
         <w:gridCol w:w="678"/>
         <w:gridCol w:w="403"/>
         <w:gridCol w:w="678"/>
-        <w:gridCol w:w="260"/>
-        <w:gridCol w:w="684"/>
+        <w:gridCol w:w="259"/>
+        <w:gridCol w:w="685"/>
         <w:gridCol w:w="397"/>
-        <w:gridCol w:w="679"/>
-        <w:gridCol w:w="238"/>
+        <w:gridCol w:w="678"/>
+        <w:gridCol w:w="239"/>
         <w:gridCol w:w="714"/>
       </w:tblGrid>
       <w:tr>
@@ -6641,7 +6633,7 @@
         </w:tc>
         <w:tc>
           <w:tcPr>
-            <w:tcW w:w="260" w:type="dxa"/>
+            <w:tcW w:w="259" w:type="dxa"/>
             <w:tcBorders/>
             <w:shd w:color="auto" w:fill="auto" w:val="clear"/>
             <w:vAlign w:val="bottom"/>
@@ -6660,7 +6652,7 @@
         </w:tc>
         <w:tc>
           <w:tcPr>
-            <w:tcW w:w="684" w:type="dxa"/>
+            <w:tcW w:w="685" w:type="dxa"/>
             <w:tcBorders>
               <w:top w:val="single" w:sz="4" w:space="0" w:color="000000"/>
               <w:bottom w:val="single" w:sz="8" w:space="0" w:color="000000"/>
@@ -6702,7 +6694,7 @@
         </w:tc>
         <w:tc>
           <w:tcPr>
-            <w:tcW w:w="679" w:type="dxa"/>
+            <w:tcW w:w="678" w:type="dxa"/>
             <w:tcBorders>
               <w:top w:val="single" w:sz="4" w:space="0" w:color="000000"/>
               <w:bottom w:val="single" w:sz="8" w:space="0" w:color="000000"/>
@@ -6725,7 +6717,7 @@
         </w:tc>
         <w:tc>
           <w:tcPr>
-            <w:tcW w:w="238" w:type="dxa"/>
+            <w:tcW w:w="239" w:type="dxa"/>
             <w:tcBorders/>
             <w:shd w:color="auto" w:fill="auto" w:val="clear"/>
             <w:vAlign w:val="bottom"/>
@@ -7003,7 +6995,7 @@
         </w:tc>
         <w:tc>
           <w:tcPr>
-            <w:tcW w:w="260" w:type="dxa"/>
+            <w:tcW w:w="259" w:type="dxa"/>
             <w:tcBorders>
               <w:bottom w:val="single" w:sz="4" w:space="0" w:color="000000"/>
             </w:tcBorders>
@@ -7024,7 +7016,7 @@
         </w:tc>
         <w:tc>
           <w:tcPr>
-            <w:tcW w:w="684" w:type="dxa"/>
+            <w:tcW w:w="685" w:type="dxa"/>
             <w:tcBorders>
               <w:bottom w:val="single" w:sz="4" w:space="0" w:color="000000"/>
             </w:tcBorders>
@@ -7066,7 +7058,7 @@
         </w:tc>
         <w:tc>
           <w:tcPr>
-            <w:tcW w:w="679" w:type="dxa"/>
+            <w:tcW w:w="678" w:type="dxa"/>
             <w:tcBorders>
               <w:bottom w:val="single" w:sz="4" w:space="0" w:color="000000"/>
             </w:tcBorders>
@@ -7087,7 +7079,7 @@
         </w:tc>
         <w:tc>
           <w:tcPr>
-            <w:tcW w:w="238" w:type="dxa"/>
+            <w:tcW w:w="239" w:type="dxa"/>
             <w:tcBorders>
               <w:bottom w:val="single" w:sz="4" w:space="0" w:color="000000"/>
             </w:tcBorders>
@@ -7394,30 +7386,30 @@
         </w:tc>
         <w:tc>
           <w:tcPr>
-            <w:tcW w:w="260" w:type="dxa"/>
-            <w:tcBorders/>
-            <w:shd w:color="auto" w:fill="auto" w:val="clear"/>
-            <w:vAlign w:val="bottom"/>
-          </w:tcPr>
-          <w:p>
-            <w:pPr>
-              <w:pStyle w:val="Normal"/>
-              <w:widowControl w:val="false"/>
-              <w:jc w:val="center"/>
-              <w:rPr>
-                <w:color w:val="000000" w:themeColor="text1"/>
-              </w:rPr>
-            </w:pPr>
-            <w:r>
-              <w:rPr>
-                <w:color w:val="000000" w:themeColor="text1"/>
-              </w:rPr>
-            </w:r>
-          </w:p>
-        </w:tc>
-        <w:tc>
-          <w:tcPr>
-            <w:tcW w:w="684" w:type="dxa"/>
+            <w:tcW w:w="259" w:type="dxa"/>
+            <w:tcBorders/>
+            <w:shd w:color="auto" w:fill="auto" w:val="clear"/>
+            <w:vAlign w:val="bottom"/>
+          </w:tcPr>
+          <w:p>
+            <w:pPr>
+              <w:pStyle w:val="Normal"/>
+              <w:widowControl w:val="false"/>
+              <w:jc w:val="center"/>
+              <w:rPr>
+                <w:color w:val="000000" w:themeColor="text1"/>
+              </w:rPr>
+            </w:pPr>
+            <w:r>
+              <w:rPr>
+                <w:color w:val="000000" w:themeColor="text1"/>
+              </w:rPr>
+            </w:r>
+          </w:p>
+        </w:tc>
+        <w:tc>
+          <w:tcPr>
+            <w:tcW w:w="685" w:type="dxa"/>
             <w:tcBorders/>
             <w:shd w:color="auto" w:fill="auto" w:val="clear"/>
             <w:vAlign w:val="bottom"/>
@@ -7464,7 +7456,7 @@
         </w:tc>
         <w:tc>
           <w:tcPr>
-            <w:tcW w:w="679" w:type="dxa"/>
+            <w:tcW w:w="678" w:type="dxa"/>
             <w:tcBorders/>
             <w:shd w:color="auto" w:fill="auto" w:val="clear"/>
             <w:vAlign w:val="bottom"/>
@@ -7488,7 +7480,7 @@
         </w:tc>
         <w:tc>
           <w:tcPr>
-            <w:tcW w:w="238" w:type="dxa"/>
+            <w:tcW w:w="239" w:type="dxa"/>
             <w:tcBorders/>
             <w:shd w:color="auto" w:fill="auto" w:val="clear"/>
             <w:vAlign w:val="bottom"/>
@@ -7805,30 +7797,30 @@
         </w:tc>
         <w:tc>
           <w:tcPr>
-            <w:tcW w:w="260" w:type="dxa"/>
-            <w:tcBorders/>
-            <w:shd w:color="auto" w:fill="auto" w:val="clear"/>
-            <w:vAlign w:val="bottom"/>
-          </w:tcPr>
-          <w:p>
-            <w:pPr>
-              <w:pStyle w:val="Normal"/>
-              <w:widowControl w:val="false"/>
-              <w:jc w:val="center"/>
-              <w:rPr>
-                <w:color w:val="000000" w:themeColor="text1"/>
-              </w:rPr>
-            </w:pPr>
-            <w:r>
-              <w:rPr>
-                <w:color w:val="000000" w:themeColor="text1"/>
-              </w:rPr>
-            </w:r>
-          </w:p>
-        </w:tc>
-        <w:tc>
-          <w:tcPr>
-            <w:tcW w:w="684" w:type="dxa"/>
+            <w:tcW w:w="259" w:type="dxa"/>
+            <w:tcBorders/>
+            <w:shd w:color="auto" w:fill="auto" w:val="clear"/>
+            <w:vAlign w:val="bottom"/>
+          </w:tcPr>
+          <w:p>
+            <w:pPr>
+              <w:pStyle w:val="Normal"/>
+              <w:widowControl w:val="false"/>
+              <w:jc w:val="center"/>
+              <w:rPr>
+                <w:color w:val="000000" w:themeColor="text1"/>
+              </w:rPr>
+            </w:pPr>
+            <w:r>
+              <w:rPr>
+                <w:color w:val="000000" w:themeColor="text1"/>
+              </w:rPr>
+            </w:r>
+          </w:p>
+        </w:tc>
+        <w:tc>
+          <w:tcPr>
+            <w:tcW w:w="685" w:type="dxa"/>
             <w:tcBorders/>
             <w:shd w:color="auto" w:fill="auto" w:val="clear"/>
             <w:vAlign w:val="bottom"/>
@@ -7875,7 +7867,7 @@
         </w:tc>
         <w:tc>
           <w:tcPr>
-            <w:tcW w:w="679" w:type="dxa"/>
+            <w:tcW w:w="678" w:type="dxa"/>
             <w:tcBorders/>
             <w:shd w:color="auto" w:fill="auto" w:val="clear"/>
             <w:vAlign w:val="bottom"/>
@@ -7900,7 +7892,7 @@
         </w:tc>
         <w:tc>
           <w:tcPr>
-            <w:tcW w:w="238" w:type="dxa"/>
+            <w:tcW w:w="239" w:type="dxa"/>
             <w:tcBorders/>
             <w:shd w:color="auto" w:fill="auto" w:val="clear"/>
             <w:vAlign w:val="bottom"/>
@@ -8243,7 +8235,7 @@
         </w:tc>
         <w:tc>
           <w:tcPr>
-            <w:tcW w:w="260" w:type="dxa"/>
+            <w:tcW w:w="259" w:type="dxa"/>
             <w:tcBorders>
               <w:bottom w:val="single" w:sz="8" w:space="0" w:color="000000"/>
             </w:tcBorders>
@@ -8268,7 +8260,7 @@
         </w:tc>
         <w:tc>
           <w:tcPr>
-            <w:tcW w:w="684" w:type="dxa"/>
+            <w:tcW w:w="685" w:type="dxa"/>
             <w:tcBorders>
               <w:bottom w:val="single" w:sz="8" w:space="0" w:color="000000"/>
             </w:tcBorders>
@@ -8319,7 +8311,7 @@
         </w:tc>
         <w:tc>
           <w:tcPr>
-            <w:tcW w:w="679" w:type="dxa"/>
+            <w:tcW w:w="678" w:type="dxa"/>
             <w:tcBorders>
               <w:bottom w:val="single" w:sz="8" w:space="0" w:color="000000"/>
             </w:tcBorders>
@@ -8345,7 +8337,7 @@
         </w:tc>
         <w:tc>
           <w:tcPr>
-            <w:tcW w:w="238" w:type="dxa"/>
+            <w:tcW w:w="239" w:type="dxa"/>
             <w:tcBorders>
               <w:bottom w:val="single" w:sz="8" w:space="0" w:color="000000"/>
             </w:tcBorders>
@@ -8662,30 +8654,30 @@
         </w:tc>
         <w:tc>
           <w:tcPr>
-            <w:tcW w:w="260" w:type="dxa"/>
-            <w:tcBorders/>
-            <w:shd w:color="auto" w:fill="auto" w:val="clear"/>
-            <w:vAlign w:val="bottom"/>
-          </w:tcPr>
-          <w:p>
-            <w:pPr>
-              <w:pStyle w:val="Normal"/>
-              <w:widowControl w:val="false"/>
-              <w:jc w:val="center"/>
-              <w:rPr>
-                <w:color w:val="000000" w:themeColor="text1"/>
-              </w:rPr>
-            </w:pPr>
-            <w:r>
-              <w:rPr>
-                <w:color w:val="000000" w:themeColor="text1"/>
-              </w:rPr>
-            </w:r>
-          </w:p>
-        </w:tc>
-        <w:tc>
-          <w:tcPr>
-            <w:tcW w:w="684" w:type="dxa"/>
+            <w:tcW w:w="259" w:type="dxa"/>
+            <w:tcBorders/>
+            <w:shd w:color="auto" w:fill="auto" w:val="clear"/>
+            <w:vAlign w:val="bottom"/>
+          </w:tcPr>
+          <w:p>
+            <w:pPr>
+              <w:pStyle w:val="Normal"/>
+              <w:widowControl w:val="false"/>
+              <w:jc w:val="center"/>
+              <w:rPr>
+                <w:color w:val="000000" w:themeColor="text1"/>
+              </w:rPr>
+            </w:pPr>
+            <w:r>
+              <w:rPr>
+                <w:color w:val="000000" w:themeColor="text1"/>
+              </w:rPr>
+            </w:r>
+          </w:p>
+        </w:tc>
+        <w:tc>
+          <w:tcPr>
+            <w:tcW w:w="685" w:type="dxa"/>
             <w:tcBorders/>
             <w:shd w:color="auto" w:fill="auto" w:val="clear"/>
             <w:vAlign w:val="bottom"/>
@@ -8732,7 +8724,7 @@
         </w:tc>
         <w:tc>
           <w:tcPr>
-            <w:tcW w:w="679" w:type="dxa"/>
+            <w:tcW w:w="678" w:type="dxa"/>
             <w:tcBorders/>
             <w:shd w:color="auto" w:fill="auto" w:val="clear"/>
             <w:vAlign w:val="bottom"/>
@@ -8757,7 +8749,7 @@
         </w:tc>
         <w:tc>
           <w:tcPr>
-            <w:tcW w:w="238" w:type="dxa"/>
+            <w:tcW w:w="239" w:type="dxa"/>
             <w:tcBorders/>
             <w:shd w:color="auto" w:fill="auto" w:val="clear"/>
             <w:vAlign w:val="bottom"/>
@@ -9075,30 +9067,30 @@
         </w:tc>
         <w:tc>
           <w:tcPr>
-            <w:tcW w:w="260" w:type="dxa"/>
-            <w:tcBorders/>
-            <w:shd w:color="auto" w:fill="auto" w:val="clear"/>
-            <w:vAlign w:val="bottom"/>
-          </w:tcPr>
-          <w:p>
-            <w:pPr>
-              <w:pStyle w:val="Normal"/>
-              <w:widowControl w:val="false"/>
-              <w:jc w:val="center"/>
-              <w:rPr>
-                <w:color w:val="000000" w:themeColor="text1"/>
-              </w:rPr>
-            </w:pPr>
-            <w:r>
-              <w:rPr>
-                <w:color w:val="000000" w:themeColor="text1"/>
-              </w:rPr>
-            </w:r>
-          </w:p>
-        </w:tc>
-        <w:tc>
-          <w:tcPr>
-            <w:tcW w:w="684" w:type="dxa"/>
+            <w:tcW w:w="259" w:type="dxa"/>
+            <w:tcBorders/>
+            <w:shd w:color="auto" w:fill="auto" w:val="clear"/>
+            <w:vAlign w:val="bottom"/>
+          </w:tcPr>
+          <w:p>
+            <w:pPr>
+              <w:pStyle w:val="Normal"/>
+              <w:widowControl w:val="false"/>
+              <w:jc w:val="center"/>
+              <w:rPr>
+                <w:color w:val="000000" w:themeColor="text1"/>
+              </w:rPr>
+            </w:pPr>
+            <w:r>
+              <w:rPr>
+                <w:color w:val="000000" w:themeColor="text1"/>
+              </w:rPr>
+            </w:r>
+          </w:p>
+        </w:tc>
+        <w:tc>
+          <w:tcPr>
+            <w:tcW w:w="685" w:type="dxa"/>
             <w:tcBorders/>
             <w:shd w:color="auto" w:fill="auto" w:val="clear"/>
             <w:vAlign w:val="bottom"/>
@@ -9145,7 +9137,7 @@
         </w:tc>
         <w:tc>
           <w:tcPr>
-            <w:tcW w:w="679" w:type="dxa"/>
+            <w:tcW w:w="678" w:type="dxa"/>
             <w:tcBorders/>
             <w:shd w:color="auto" w:fill="auto" w:val="clear"/>
             <w:vAlign w:val="bottom"/>
@@ -9170,7 +9162,7 @@
         </w:tc>
         <w:tc>
           <w:tcPr>
-            <w:tcW w:w="238" w:type="dxa"/>
+            <w:tcW w:w="239" w:type="dxa"/>
             <w:tcBorders/>
             <w:shd w:color="auto" w:fill="auto" w:val="clear"/>
             <w:vAlign w:val="bottom"/>
@@ -9506,7 +9498,7 @@
         </w:tc>
         <w:tc>
           <w:tcPr>
-            <w:tcW w:w="260" w:type="dxa"/>
+            <w:tcW w:w="259" w:type="dxa"/>
             <w:tcBorders>
               <w:bottom w:val="single" w:sz="8" w:space="0" w:color="000000"/>
             </w:tcBorders>
@@ -9531,7 +9523,7 @@
         </w:tc>
         <w:tc>
           <w:tcPr>
-            <w:tcW w:w="684" w:type="dxa"/>
+            <w:tcW w:w="685" w:type="dxa"/>
             <w:tcBorders>
               <w:bottom w:val="single" w:sz="8" w:space="0" w:color="000000"/>
             </w:tcBorders>
@@ -9582,7 +9574,7 @@
         </w:tc>
         <w:tc>
           <w:tcPr>
-            <w:tcW w:w="679" w:type="dxa"/>
+            <w:tcW w:w="678" w:type="dxa"/>
             <w:tcBorders>
               <w:bottom w:val="single" w:sz="8" w:space="0" w:color="000000"/>
             </w:tcBorders>
@@ -9608,7 +9600,7 @@
         </w:tc>
         <w:tc>
           <w:tcPr>
-            <w:tcW w:w="238" w:type="dxa"/>
+            <w:tcW w:w="239" w:type="dxa"/>
             <w:tcBorders>
               <w:bottom w:val="single" w:sz="8" w:space="0" w:color="000000"/>
             </w:tcBorders>
@@ -9923,30 +9915,30 @@
         </w:tc>
         <w:tc>
           <w:tcPr>
-            <w:tcW w:w="260" w:type="dxa"/>
-            <w:tcBorders/>
-            <w:shd w:color="auto" w:fill="auto" w:val="clear"/>
-            <w:vAlign w:val="bottom"/>
-          </w:tcPr>
-          <w:p>
-            <w:pPr>
-              <w:pStyle w:val="Normal"/>
-              <w:widowControl w:val="false"/>
-              <w:jc w:val="center"/>
-              <w:rPr>
-                <w:color w:val="000000" w:themeColor="text1"/>
-              </w:rPr>
-            </w:pPr>
-            <w:r>
-              <w:rPr>
-                <w:color w:val="000000" w:themeColor="text1"/>
-              </w:rPr>
-            </w:r>
-          </w:p>
-        </w:tc>
-        <w:tc>
-          <w:tcPr>
-            <w:tcW w:w="684" w:type="dxa"/>
+            <w:tcW w:w="259" w:type="dxa"/>
+            <w:tcBorders/>
+            <w:shd w:color="auto" w:fill="auto" w:val="clear"/>
+            <w:vAlign w:val="bottom"/>
+          </w:tcPr>
+          <w:p>
+            <w:pPr>
+              <w:pStyle w:val="Normal"/>
+              <w:widowControl w:val="false"/>
+              <w:jc w:val="center"/>
+              <w:rPr>
+                <w:color w:val="000000" w:themeColor="text1"/>
+              </w:rPr>
+            </w:pPr>
+            <w:r>
+              <w:rPr>
+                <w:color w:val="000000" w:themeColor="text1"/>
+              </w:rPr>
+            </w:r>
+          </w:p>
+        </w:tc>
+        <w:tc>
+          <w:tcPr>
+            <w:tcW w:w="685" w:type="dxa"/>
             <w:tcBorders/>
             <w:shd w:color="auto" w:fill="auto" w:val="clear"/>
             <w:vAlign w:val="bottom"/>
@@ -9993,7 +9985,7 @@
         </w:tc>
         <w:tc>
           <w:tcPr>
-            <w:tcW w:w="679" w:type="dxa"/>
+            <w:tcW w:w="678" w:type="dxa"/>
             <w:tcBorders/>
             <w:shd w:color="auto" w:fill="auto" w:val="clear"/>
             <w:vAlign w:val="bottom"/>
@@ -10018,7 +10010,7 @@
         </w:tc>
         <w:tc>
           <w:tcPr>
-            <w:tcW w:w="238" w:type="dxa"/>
+            <w:tcW w:w="239" w:type="dxa"/>
             <w:tcBorders/>
             <w:shd w:color="auto" w:fill="auto" w:val="clear"/>
             <w:vAlign w:val="bottom"/>
@@ -10340,30 +10332,30 @@
         </w:tc>
         <w:tc>
           <w:tcPr>
-            <w:tcW w:w="260" w:type="dxa"/>
-            <w:tcBorders/>
-            <w:shd w:color="auto" w:fill="auto" w:val="clear"/>
-            <w:vAlign w:val="bottom"/>
-          </w:tcPr>
-          <w:p>
-            <w:pPr>
-              <w:pStyle w:val="Normal"/>
-              <w:widowControl w:val="false"/>
-              <w:jc w:val="center"/>
-              <w:rPr>
-                <w:color w:val="000000" w:themeColor="text1"/>
-              </w:rPr>
-            </w:pPr>
-            <w:r>
-              <w:rPr>
-                <w:color w:val="000000" w:themeColor="text1"/>
-              </w:rPr>
-            </w:r>
-          </w:p>
-        </w:tc>
-        <w:tc>
-          <w:tcPr>
-            <w:tcW w:w="684" w:type="dxa"/>
+            <w:tcW w:w="259" w:type="dxa"/>
+            <w:tcBorders/>
+            <w:shd w:color="auto" w:fill="auto" w:val="clear"/>
+            <w:vAlign w:val="bottom"/>
+          </w:tcPr>
+          <w:p>
+            <w:pPr>
+              <w:pStyle w:val="Normal"/>
+              <w:widowControl w:val="false"/>
+              <w:jc w:val="center"/>
+              <w:rPr>
+                <w:color w:val="000000" w:themeColor="text1"/>
+              </w:rPr>
+            </w:pPr>
+            <w:r>
+              <w:rPr>
+                <w:color w:val="000000" w:themeColor="text1"/>
+              </w:rPr>
+            </w:r>
+          </w:p>
+        </w:tc>
+        <w:tc>
+          <w:tcPr>
+            <w:tcW w:w="685" w:type="dxa"/>
             <w:tcBorders/>
             <w:shd w:color="auto" w:fill="auto" w:val="clear"/>
             <w:vAlign w:val="bottom"/>
@@ -10410,7 +10402,7 @@
         </w:tc>
         <w:tc>
           <w:tcPr>
-            <w:tcW w:w="679" w:type="dxa"/>
+            <w:tcW w:w="678" w:type="dxa"/>
             <w:tcBorders/>
             <w:shd w:color="auto" w:fill="auto" w:val="clear"/>
             <w:vAlign w:val="bottom"/>
@@ -10435,7 +10427,7 @@
         </w:tc>
         <w:tc>
           <w:tcPr>
-            <w:tcW w:w="238" w:type="dxa"/>
+            <w:tcW w:w="239" w:type="dxa"/>
             <w:tcBorders/>
             <w:shd w:color="auto" w:fill="auto" w:val="clear"/>
             <w:vAlign w:val="bottom"/>
@@ -10770,7 +10762,7 @@
         </w:tc>
         <w:tc>
           <w:tcPr>
-            <w:tcW w:w="260" w:type="dxa"/>
+            <w:tcW w:w="259" w:type="dxa"/>
             <w:tcBorders>
               <w:bottom w:val="single" w:sz="8" w:space="0" w:color="000000"/>
             </w:tcBorders>
@@ -10795,7 +10787,7 @@
         </w:tc>
         <w:tc>
           <w:tcPr>
-            <w:tcW w:w="684" w:type="dxa"/>
+            <w:tcW w:w="685" w:type="dxa"/>
             <w:tcBorders>
               <w:bottom w:val="single" w:sz="8" w:space="0" w:color="000000"/>
             </w:tcBorders>
@@ -10846,7 +10838,7 @@
         </w:tc>
         <w:tc>
           <w:tcPr>
-            <w:tcW w:w="679" w:type="dxa"/>
+            <w:tcW w:w="678" w:type="dxa"/>
             <w:tcBorders>
               <w:bottom w:val="single" w:sz="8" w:space="0" w:color="000000"/>
             </w:tcBorders>
@@ -10872,7 +10864,7 @@
         </w:tc>
         <w:tc>
           <w:tcPr>
-            <w:tcW w:w="238" w:type="dxa"/>
+            <w:tcW w:w="239" w:type="dxa"/>
             <w:tcBorders>
               <w:bottom w:val="single" w:sz="8" w:space="0" w:color="000000"/>
             </w:tcBorders>
@@ -11189,30 +11181,30 @@
         </w:tc>
         <w:tc>
           <w:tcPr>
-            <w:tcW w:w="260" w:type="dxa"/>
-            <w:tcBorders/>
-            <w:shd w:color="auto" w:fill="auto" w:val="clear"/>
-            <w:vAlign w:val="bottom"/>
-          </w:tcPr>
-          <w:p>
-            <w:pPr>
-              <w:pStyle w:val="Normal"/>
-              <w:widowControl w:val="false"/>
-              <w:jc w:val="center"/>
-              <w:rPr>
-                <w:color w:val="000000" w:themeColor="text1"/>
-              </w:rPr>
-            </w:pPr>
-            <w:r>
-              <w:rPr>
-                <w:color w:val="000000" w:themeColor="text1"/>
-              </w:rPr>
-            </w:r>
-          </w:p>
-        </w:tc>
-        <w:tc>
-          <w:tcPr>
-            <w:tcW w:w="684" w:type="dxa"/>
+            <w:tcW w:w="259" w:type="dxa"/>
+            <w:tcBorders/>
+            <w:shd w:color="auto" w:fill="auto" w:val="clear"/>
+            <w:vAlign w:val="bottom"/>
+          </w:tcPr>
+          <w:p>
+            <w:pPr>
+              <w:pStyle w:val="Normal"/>
+              <w:widowControl w:val="false"/>
+              <w:jc w:val="center"/>
+              <w:rPr>
+                <w:color w:val="000000" w:themeColor="text1"/>
+              </w:rPr>
+            </w:pPr>
+            <w:r>
+              <w:rPr>
+                <w:color w:val="000000" w:themeColor="text1"/>
+              </w:rPr>
+            </w:r>
+          </w:p>
+        </w:tc>
+        <w:tc>
+          <w:tcPr>
+            <w:tcW w:w="685" w:type="dxa"/>
             <w:tcBorders/>
             <w:shd w:color="auto" w:fill="auto" w:val="clear"/>
             <w:vAlign w:val="bottom"/>
@@ -11259,7 +11251,7 @@
         </w:tc>
         <w:tc>
           <w:tcPr>
-            <w:tcW w:w="679" w:type="dxa"/>
+            <w:tcW w:w="678" w:type="dxa"/>
             <w:tcBorders/>
             <w:shd w:color="auto" w:fill="auto" w:val="clear"/>
             <w:vAlign w:val="bottom"/>
@@ -11284,7 +11276,7 @@
         </w:tc>
         <w:tc>
           <w:tcPr>
-            <w:tcW w:w="238" w:type="dxa"/>
+            <w:tcW w:w="239" w:type="dxa"/>
             <w:tcBorders/>
             <w:shd w:color="auto" w:fill="auto" w:val="clear"/>
             <w:vAlign w:val="bottom"/>
@@ -11599,30 +11591,30 @@
         </w:tc>
         <w:tc>
           <w:tcPr>
-            <w:tcW w:w="260" w:type="dxa"/>
-            <w:tcBorders/>
-            <w:shd w:color="auto" w:fill="auto" w:val="clear"/>
-            <w:vAlign w:val="bottom"/>
-          </w:tcPr>
-          <w:p>
-            <w:pPr>
-              <w:pStyle w:val="Normal"/>
-              <w:widowControl w:val="false"/>
-              <w:jc w:val="center"/>
-              <w:rPr>
-                <w:color w:val="000000" w:themeColor="text1"/>
-              </w:rPr>
-            </w:pPr>
-            <w:r>
-              <w:rPr>
-                <w:color w:val="000000" w:themeColor="text1"/>
-              </w:rPr>
-            </w:r>
-          </w:p>
-        </w:tc>
-        <w:tc>
-          <w:tcPr>
-            <w:tcW w:w="684" w:type="dxa"/>
+            <w:tcW w:w="259" w:type="dxa"/>
+            <w:tcBorders/>
+            <w:shd w:color="auto" w:fill="auto" w:val="clear"/>
+            <w:vAlign w:val="bottom"/>
+          </w:tcPr>
+          <w:p>
+            <w:pPr>
+              <w:pStyle w:val="Normal"/>
+              <w:widowControl w:val="false"/>
+              <w:jc w:val="center"/>
+              <w:rPr>
+                <w:color w:val="000000" w:themeColor="text1"/>
+              </w:rPr>
+            </w:pPr>
+            <w:r>
+              <w:rPr>
+                <w:color w:val="000000" w:themeColor="text1"/>
+              </w:rPr>
+            </w:r>
+          </w:p>
+        </w:tc>
+        <w:tc>
+          <w:tcPr>
+            <w:tcW w:w="685" w:type="dxa"/>
             <w:tcBorders/>
             <w:shd w:color="auto" w:fill="auto" w:val="clear"/>
             <w:vAlign w:val="bottom"/>
@@ -11669,7 +11661,7 @@
         </w:tc>
         <w:tc>
           <w:tcPr>
-            <w:tcW w:w="679" w:type="dxa"/>
+            <w:tcW w:w="678" w:type="dxa"/>
             <w:tcBorders/>
             <w:shd w:color="auto" w:fill="auto" w:val="clear"/>
             <w:vAlign w:val="bottom"/>
@@ -11694,7 +11686,7 @@
         </w:tc>
         <w:tc>
           <w:tcPr>
-            <w:tcW w:w="238" w:type="dxa"/>
+            <w:tcW w:w="239" w:type="dxa"/>
             <w:tcBorders/>
             <w:shd w:color="auto" w:fill="auto" w:val="clear"/>
             <w:vAlign w:val="bottom"/>
@@ -12030,7 +12022,7 @@
         </w:tc>
         <w:tc>
           <w:tcPr>
-            <w:tcW w:w="260" w:type="dxa"/>
+            <w:tcW w:w="259" w:type="dxa"/>
             <w:tcBorders>
               <w:bottom w:val="single" w:sz="8" w:space="0" w:color="000000"/>
             </w:tcBorders>
@@ -12055,7 +12047,7 @@
         </w:tc>
         <w:tc>
           <w:tcPr>
-            <w:tcW w:w="684" w:type="dxa"/>
+            <w:tcW w:w="685" w:type="dxa"/>
             <w:tcBorders>
               <w:bottom w:val="single" w:sz="8" w:space="0" w:color="000000"/>
             </w:tcBorders>
@@ -12106,7 +12098,7 @@
         </w:tc>
         <w:tc>
           <w:tcPr>
-            <w:tcW w:w="679" w:type="dxa"/>
+            <w:tcW w:w="678" w:type="dxa"/>
             <w:tcBorders>
               <w:bottom w:val="single" w:sz="8" w:space="0" w:color="000000"/>
             </w:tcBorders>
@@ -12132,7 +12124,7 @@
         </w:tc>
         <w:tc>
           <w:tcPr>
-            <w:tcW w:w="238" w:type="dxa"/>
+            <w:tcW w:w="239" w:type="dxa"/>
             <w:tcBorders>
               <w:bottom w:val="single" w:sz="8" w:space="0" w:color="000000"/>
             </w:tcBorders>
@@ -12582,7 +12574,7 @@
         </w:tc>
         <w:tc>
           <w:tcPr>
-            <w:tcW w:w="260" w:type="dxa"/>
+            <w:tcW w:w="259" w:type="dxa"/>
             <w:tcBorders/>
             <w:shd w:color="auto" w:fill="auto" w:val="clear"/>
             <w:vAlign w:val="bottom"/>
@@ -12606,7 +12598,7 @@
         </w:tc>
         <w:tc>
           <w:tcPr>
-            <w:tcW w:w="684" w:type="dxa"/>
+            <w:tcW w:w="685" w:type="dxa"/>
             <w:tcBorders/>
             <w:shd w:color="auto" w:fill="auto" w:val="clear"/>
             <w:vAlign w:val="bottom"/>
@@ -12672,7 +12664,7 @@
         </w:tc>
         <w:tc>
           <w:tcPr>
-            <w:tcW w:w="679" w:type="dxa"/>
+            <w:tcW w:w="678" w:type="dxa"/>
             <w:tcBorders/>
             <w:shd w:color="auto" w:fill="auto" w:val="clear"/>
             <w:vAlign w:val="bottom"/>
@@ -12714,7 +12706,7 @@
         </w:tc>
         <w:tc>
           <w:tcPr>
-            <w:tcW w:w="238" w:type="dxa"/>
+            <w:tcW w:w="239" w:type="dxa"/>
             <w:tcBorders/>
             <w:shd w:color="auto" w:fill="auto" w:val="clear"/>
             <w:vAlign w:val="bottom"/>
@@ -13064,7 +13056,7 @@
         </w:tc>
         <w:tc>
           <w:tcPr>
-            <w:tcW w:w="260" w:type="dxa"/>
+            <w:tcW w:w="259" w:type="dxa"/>
             <w:tcBorders>
               <w:bottom w:val="single" w:sz="8" w:space="0" w:color="000000"/>
             </w:tcBorders>
@@ -13089,7 +13081,7 @@
         </w:tc>
         <w:tc>
           <w:tcPr>
-            <w:tcW w:w="684" w:type="dxa"/>
+            <w:tcW w:w="685" w:type="dxa"/>
             <w:tcBorders>
               <w:bottom w:val="single" w:sz="8" w:space="0" w:color="000000"/>
             </w:tcBorders>
@@ -13139,7 +13131,7 @@
         </w:tc>
         <w:tc>
           <w:tcPr>
-            <w:tcW w:w="679" w:type="dxa"/>
+            <w:tcW w:w="678" w:type="dxa"/>
             <w:tcBorders>
               <w:bottom w:val="single" w:sz="8" w:space="0" w:color="000000"/>
             </w:tcBorders>
@@ -13164,7 +13156,7 @@
         </w:tc>
         <w:tc>
           <w:tcPr>
-            <w:tcW w:w="238" w:type="dxa"/>
+            <w:tcW w:w="239" w:type="dxa"/>
             <w:tcBorders>
               <w:bottom w:val="single" w:sz="8" w:space="0" w:color="000000"/>
             </w:tcBorders>
@@ -13478,7 +13470,7 @@
         </w:tc>
         <w:tc>
           <w:tcPr>
-            <w:tcW w:w="260" w:type="dxa"/>
+            <w:tcW w:w="259" w:type="dxa"/>
             <w:tcBorders>
               <w:top w:val="single" w:sz="8" w:space="0" w:color="000000"/>
             </w:tcBorders>
@@ -13499,7 +13491,7 @@
         </w:tc>
         <w:tc>
           <w:tcPr>
-            <w:tcW w:w="684" w:type="dxa"/>
+            <w:tcW w:w="685" w:type="dxa"/>
             <w:tcBorders>
               <w:top w:val="single" w:sz="8" w:space="0" w:color="000000"/>
             </w:tcBorders>
@@ -13542,7 +13534,7 @@
         </w:tc>
         <w:tc>
           <w:tcPr>
-            <w:tcW w:w="679" w:type="dxa"/>
+            <w:tcW w:w="678" w:type="dxa"/>
             <w:tcBorders>
               <w:top w:val="single" w:sz="8" w:space="0" w:color="000000"/>
             </w:tcBorders>
@@ -13564,7 +13556,7 @@
         </w:tc>
         <w:tc>
           <w:tcPr>
-            <w:tcW w:w="238" w:type="dxa"/>
+            <w:tcW w:w="239" w:type="dxa"/>
             <w:tcBorders>
               <w:top w:val="single" w:sz="8" w:space="0" w:color="000000"/>
             </w:tcBorders>
@@ -13827,7 +13819,7 @@
         </w:tc>
         <w:tc>
           <w:tcPr>
-            <w:tcW w:w="260" w:type="dxa"/>
+            <w:tcW w:w="259" w:type="dxa"/>
             <w:tcBorders/>
             <w:shd w:color="auto" w:fill="auto" w:val="clear"/>
             <w:vAlign w:val="bottom"/>
@@ -13846,7 +13838,7 @@
         </w:tc>
         <w:tc>
           <w:tcPr>
-            <w:tcW w:w="684" w:type="dxa"/>
+            <w:tcW w:w="685" w:type="dxa"/>
             <w:tcBorders/>
             <w:shd w:color="auto" w:fill="auto" w:val="clear"/>
             <w:vAlign w:val="bottom"/>
@@ -13884,7 +13876,7 @@
         </w:tc>
         <w:tc>
           <w:tcPr>
-            <w:tcW w:w="679" w:type="dxa"/>
+            <w:tcW w:w="678" w:type="dxa"/>
             <w:tcBorders/>
             <w:shd w:color="auto" w:fill="auto" w:val="clear"/>
             <w:vAlign w:val="bottom"/>
@@ -13903,7 +13895,7 @@
         </w:tc>
         <w:tc>
           <w:tcPr>
-            <w:tcW w:w="238" w:type="dxa"/>
+            <w:tcW w:w="239" w:type="dxa"/>
             <w:tcBorders/>
             <w:shd w:color="auto" w:fill="auto" w:val="clear"/>
             <w:vAlign w:val="bottom"/>
@@ -14116,7 +14108,7 @@
         </w:rPr>
         <w:t xml:space="preserve">At the beginning of the study, LRR accounted for 10% of the mortality in the control stands (n = 65/592), 19% in lightly thinned stands (n = 63/321), and 19% in thinned stands (n = 51/265). By the </w:t>
       </w:r>
-      <w:del w:id="160" w:author="Unknown Author" w:date="2023-02-06T12:43:57Z">
+      <w:del w:id="159" w:author="Unknown Author" w:date="2023-02-06T12:43:57Z">
         <w:r>
           <w:rPr>
             <w:bCs/>
@@ -14126,7 +14118,7 @@
           <w:delText>conclusion</w:delText>
         </w:r>
       </w:del>
-      <w:ins w:id="161" w:author="Unknown Author" w:date="2023-02-06T12:43:57Z">
+      <w:ins w:id="160" w:author="Unknown Author" w:date="2023-02-06T12:43:57Z">
         <w:r>
           <w:rPr>
             <w:rFonts w:eastAsia="Times New Roman" w:cs="Times New Roman"/>
@@ -14148,7 +14140,7 @@
         </w:rPr>
         <w:t xml:space="preserve"> of the study, LRR </w:t>
       </w:r>
-      <w:del w:id="162" w:author="Unknown Author" w:date="2023-02-06T12:44:21Z">
+      <w:del w:id="161" w:author="Unknown Author" w:date="2023-02-06T12:44:21Z">
         <w:r>
           <w:rPr>
             <w:bCs/>
@@ -14158,7 +14150,7 @@
           <w:delText>had accounted for</w:delText>
         </w:r>
       </w:del>
-      <w:ins w:id="163" w:author="Unknown Author" w:date="2023-02-06T12:44:21Z">
+      <w:ins w:id="162" w:author="Unknown Author" w:date="2023-02-06T12:44:21Z">
         <w:r>
           <w:rPr>
             <w:rFonts w:eastAsia="Times New Roman" w:cs="Times New Roman"/>
@@ -14219,7 +14211,7 @@
         </w:rPr>
         <w:t xml:space="preserve"> </w:t>
       </w:r>
-      <w:ins w:id="164" w:author="Unknown Author" w:date="2023-02-06T12:46:35Z">
+      <w:ins w:id="163" w:author="Unknown Author" w:date="2023-02-06T12:46:35Z">
         <w:r>
           <w:rPr>
             <w:sz w:val="24"/>
@@ -14228,7 +14220,7 @@
           <w:t xml:space="preserve">As intended with the thinning treatments, </w:t>
         </w:r>
       </w:ins>
-      <w:del w:id="165" w:author="Unknown Author" w:date="2023-02-06T12:46:56Z">
+      <w:del w:id="164" w:author="Unknown Author" w:date="2023-02-06T12:46:56Z">
         <w:r>
           <w:rPr>
             <w:bCs/>
@@ -14239,7 +14231,7 @@
           <w:delText>T</w:delText>
         </w:r>
       </w:del>
-      <w:ins w:id="166" w:author="Unknown Author" w:date="2023-02-06T12:46:56Z">
+      <w:ins w:id="165" w:author="Unknown Author" w:date="2023-02-06T12:46:56Z">
         <w:r>
           <w:rPr>
             <w:bCs/>
@@ -14259,7 +14251,7 @@
         </w:rPr>
         <w:t xml:space="preserve">here was </w:t>
       </w:r>
-      <w:del w:id="167" w:author="Unknown Author" w:date="2023-02-06T12:47:04Z">
+      <w:del w:id="166" w:author="Unknown Author" w:date="2023-02-06T12:47:04Z">
         <w:r>
           <w:rPr>
             <w:bCs/>
@@ -14270,7 +14262,7 @@
           <w:delText xml:space="preserve">no effect of block and </w:delText>
         </w:r>
       </w:del>
-      <w:ins w:id="168" w:author="Unknown Author" w:date="2023-02-06T12:47:04Z">
+      <w:ins w:id="167" w:author="Unknown Author" w:date="2023-02-06T12:47:04Z">
         <w:r>
           <w:rPr>
             <w:rFonts w:eastAsia="Times New Roman" w:cs="Times New Roman"/>
@@ -14307,7 +14299,7 @@
         </w:rPr>
         <w:t>and</w:t>
       </w:r>
-      <w:ins w:id="169" w:author="Unknown Author" w:date="2023-02-06T12:47:12Z">
+      <w:ins w:id="168" w:author="Unknown Author" w:date="2023-02-06T12:47:12Z">
         <w:r>
           <w:rPr>
             <w:rFonts w:eastAsia="Times New Roman" w:cs="Times New Roman"/>
@@ -14331,7 +14323,7 @@
         </w:rPr>
         <w:t>final basal area</w:t>
       </w:r>
-      <w:ins w:id="170" w:author="Unknown Author" w:date="2023-02-06T12:47:38Z">
+      <w:ins w:id="169" w:author="Unknown Author" w:date="2023-02-06T12:47:38Z">
         <w:r>
           <w:rPr>
             <w:bCs/>
@@ -14339,21 +14331,10 @@
             <w:sz w:val="24"/>
             <w:szCs w:val="24"/>
           </w:rPr>
-          <w:t xml:space="preserve">. </w:t>
+          <w:t xml:space="preserve">. However, there was no effect of treatment on annual basal area increment </w:t>
         </w:r>
       </w:ins>
-      <w:ins w:id="171" w:author="Unknown Author" w:date="2023-02-06T12:47:38Z">
-        <w:r>
-          <w:rPr>
-            <w:bCs/>
-            <w:iCs/>
-            <w:sz w:val="24"/>
-            <w:szCs w:val="24"/>
-          </w:rPr>
-          <w:t xml:space="preserve">However, there was no effect of treatment on annual basal area increment </w:t>
-        </w:r>
-      </w:ins>
-      <w:del w:id="172" w:author="Unknown Author" w:date="2023-02-06T12:47:38Z">
+      <w:del w:id="170" w:author="Unknown Author" w:date="2023-02-06T12:47:38Z">
         <w:r>
           <w:rPr>
             <w:bCs/>
@@ -14364,7 +14345,7 @@
           <w:delText xml:space="preserve"> </w:delText>
         </w:r>
       </w:del>
-      <w:del w:id="173" w:author="Unknown Author" w:date="2023-02-06T12:45:05Z">
+      <w:del w:id="171" w:author="Unknown Author" w:date="2023-02-06T12:45:05Z">
         <w:r>
           <w:rPr>
             <w:bCs/>
@@ -14375,7 +14356,7 @@
           <w:delText>and</w:delText>
         </w:r>
       </w:del>
-      <w:del w:id="174" w:author="Unknown Author" w:date="2023-02-06T12:47:36Z">
+      <w:del w:id="172" w:author="Unknown Author" w:date="2023-02-06T12:47:36Z">
         <w:r>
           <w:rPr>
             <w:bCs/>
@@ -14386,7 +14367,7 @@
           <w:delText xml:space="preserve"> </w:delText>
         </w:r>
       </w:del>
-      <w:del w:id="175" w:author="Unknown Author" w:date="2023-02-06T12:48:14Z">
+      <w:del w:id="173" w:author="Unknown Author" w:date="2023-02-06T12:48:14Z">
         <w:r>
           <w:rPr>
             <w:bCs/>
@@ -14455,7 +14436,7 @@
         </w:rPr>
         <w:t>-1</w:t>
       </w:r>
-      <w:del w:id="176" w:author="Unknown Author" w:date="2023-02-06T12:45:14Z">
+      <w:del w:id="174" w:author="Unknown Author" w:date="2023-02-06T12:45:14Z">
         <w:r>
           <w:rPr>
             <w:bCs/>
@@ -14477,7 +14458,7 @@
         </w:rPr>
         <w:t xml:space="preserve">. </w:t>
       </w:r>
-      <w:ins w:id="177" w:author="Unknown Author" w:date="2023-02-06T12:49:40Z">
+      <w:ins w:id="175" w:author="Unknown Author" w:date="2023-02-06T12:49:40Z">
         <w:r>
           <w:rPr>
             <w:bCs/>
@@ -14488,7 +14469,7 @@
           <w:t>There was no significant effect of block on ini</w:t>
         </w:r>
       </w:ins>
-      <w:ins w:id="178" w:author="Unknown Author" w:date="2023-02-06T12:50:00Z">
+      <w:ins w:id="176" w:author="Unknown Author" w:date="2023-02-06T12:50:00Z">
         <w:r>
           <w:rPr>
             <w:bCs/>
@@ -14499,7 +14480,7 @@
           <w:t xml:space="preserve">tial or final basal area, </w:t>
         </w:r>
       </w:ins>
-      <w:ins w:id="179" w:author="Unknown Author" w:date="2023-02-06T12:50:00Z">
+      <w:ins w:id="177" w:author="Unknown Author" w:date="2023-02-06T12:50:00Z">
         <w:commentRangeStart w:id="3"/>
         <w:r>
           <w:rPr>
@@ -14511,16 +14492,14 @@
           <w:t xml:space="preserve">but the effect on annual basal area increment was significant. </w:t>
         </w:r>
       </w:ins>
-      <w:ins w:id="180" w:author="Unknown Author" w:date="2023-02-06T12:56:25Z">
-        <w:r>
-          <w:rPr>
-            <w:bCs/>
-            <w:iCs/>
-            <w:sz w:val="24"/>
-            <w:szCs w:val="24"/>
-          </w:rPr>
-        </w:r>
-      </w:ins>
+      <w:r>
+        <w:rPr>
+          <w:bCs/>
+          <w:iCs/>
+          <w:sz w:val="24"/>
+          <w:szCs w:val="24"/>
+        </w:rPr>
+      </w:r>
       <w:commentRangeEnd w:id="3"/>
       <w:r>
         <w:commentReference w:id="3"/>
@@ -14533,24 +14512,14 @@
         </w:rPr>
         <w:t>There was no significant difference in model fit between models with or without initial LRR incidence</w:t>
       </w:r>
-      <w:ins w:id="181" w:author="Unknown Author" w:date="2023-02-06T12:50:28Z">
+      <w:ins w:id="178" w:author="Unknown Author" w:date="2023-02-06T12:50:28Z">
         <w:r>
           <w:rPr>
             <w:sz w:val="24"/>
             <w:szCs w:val="24"/>
             <w:highlight w:val="white"/>
           </w:rPr>
-          <w:t xml:space="preserve"> </w:t>
-        </w:r>
-      </w:ins>
-      <w:ins w:id="182" w:author="Unknown Author" w:date="2023-02-06T12:50:28Z">
-        <w:r>
-          <w:rPr>
-            <w:sz w:val="24"/>
-            <w:szCs w:val="24"/>
-            <w:highlight w:val="white"/>
-          </w:rPr>
-          <w:t>as a factor</w:t>
+          <w:t xml:space="preserve"> as a factor</w:t>
         </w:r>
       </w:ins>
       <w:r>
@@ -15364,7 +15333,7 @@
         </w:rPr>
         <w:t xml:space="preserve">A two-way ANOVA testing effects of block and thinning treatment on </w:t>
       </w:r>
-      <w:del w:id="183" w:author="Unknown Author" w:date="2023-02-06T12:48:58Z">
+      <w:del w:id="179" w:author="Unknown Author" w:date="2023-02-06T12:48:58Z">
         <w:r>
           <w:rPr>
             <w:sz w:val="24"/>
@@ -15373,7 +15342,7 @@
           <w:delText>total</w:delText>
         </w:r>
       </w:del>
-      <w:ins w:id="184" w:author="Unknown Author" w:date="2023-02-06T12:48:58Z">
+      <w:ins w:id="180" w:author="Unknown Author" w:date="2023-02-06T12:48:58Z">
         <w:r>
           <w:rPr>
             <w:rFonts w:eastAsia="Times New Roman" w:cs="Times New Roman"/>
@@ -15386,7 +15355,7 @@
           <w:t>annual propo</w:t>
         </w:r>
       </w:ins>
-      <w:ins w:id="185" w:author="Unknown Author" w:date="2023-02-06T12:49:00Z">
+      <w:ins w:id="181" w:author="Unknown Author" w:date="2023-02-06T12:49:00Z">
         <w:r>
           <w:rPr>
             <w:rFonts w:eastAsia="Times New Roman" w:cs="Times New Roman"/>
@@ -15444,9 +15413,9 @@
         <w:gridCol w:w="1190"/>
         <w:gridCol w:w="1215"/>
         <w:gridCol w:w="1072"/>
-        <w:gridCol w:w="1228"/>
+        <w:gridCol w:w="1229"/>
         <w:gridCol w:w="1093"/>
-        <w:gridCol w:w="1456"/>
+        <w:gridCol w:w="1455"/>
       </w:tblGrid>
       <w:tr>
         <w:trPr/>
@@ -15546,7 +15515,7 @@
         </w:tc>
         <w:tc>
           <w:tcPr>
-            <w:tcW w:w="2300" w:type="dxa"/>
+            <w:tcW w:w="2301" w:type="dxa"/>
             <w:gridSpan w:val="2"/>
             <w:tcBorders>
               <w:right w:val="nil"/>
@@ -15582,7 +15551,7 @@
         </w:tc>
         <w:tc>
           <w:tcPr>
-            <w:tcW w:w="2549" w:type="dxa"/>
+            <w:tcW w:w="2548" w:type="dxa"/>
             <w:gridSpan w:val="2"/>
             <w:tcBorders/>
           </w:tcPr>
@@ -15794,7 +15763,7 @@
         </w:tc>
         <w:tc>
           <w:tcPr>
-            <w:tcW w:w="1228" w:type="dxa"/>
+            <w:tcW w:w="1229" w:type="dxa"/>
             <w:tcBorders>
               <w:top w:val="nil"/>
               <w:right w:val="nil"/>
@@ -15866,7 +15835,7 @@
         </w:tc>
         <w:tc>
           <w:tcPr>
-            <w:tcW w:w="1456" w:type="dxa"/>
+            <w:tcW w:w="1455" w:type="dxa"/>
             <w:tcBorders>
               <w:top w:val="nil"/>
             </w:tcBorders>
@@ -16046,7 +16015,7 @@
         </w:tc>
         <w:tc>
           <w:tcPr>
-            <w:tcW w:w="1228" w:type="dxa"/>
+            <w:tcW w:w="1229" w:type="dxa"/>
             <w:tcBorders>
               <w:right w:val="nil"/>
             </w:tcBorders>
@@ -16106,7 +16075,7 @@
         </w:tc>
         <w:tc>
           <w:tcPr>
-            <w:tcW w:w="1456" w:type="dxa"/>
+            <w:tcW w:w="1455" w:type="dxa"/>
             <w:tcBorders/>
           </w:tcPr>
           <w:p>
@@ -16277,7 +16246,7 @@
         </w:tc>
         <w:tc>
           <w:tcPr>
-            <w:tcW w:w="1228" w:type="dxa"/>
+            <w:tcW w:w="1229" w:type="dxa"/>
             <w:tcBorders>
               <w:right w:val="nil"/>
             </w:tcBorders>
@@ -16337,7 +16306,7 @@
         </w:tc>
         <w:tc>
           <w:tcPr>
-            <w:tcW w:w="1456" w:type="dxa"/>
+            <w:tcW w:w="1455" w:type="dxa"/>
             <w:tcBorders/>
           </w:tcPr>
           <w:p>
@@ -16509,7 +16478,7 @@
         </w:tc>
         <w:tc>
           <w:tcPr>
-            <w:tcW w:w="1228" w:type="dxa"/>
+            <w:tcW w:w="1229" w:type="dxa"/>
             <w:tcBorders>
               <w:top w:val="nil"/>
               <w:right w:val="nil"/>
@@ -16565,7 +16534,7 @@
         </w:tc>
         <w:tc>
           <w:tcPr>
-            <w:tcW w:w="1456" w:type="dxa"/>
+            <w:tcW w:w="1455" w:type="dxa"/>
             <w:tcBorders>
               <w:top w:val="nil"/>
             </w:tcBorders>
@@ -16641,7 +16610,7 @@
         </w:rPr>
         <w:t xml:space="preserve"> Results of two-way ANOVAs testing effects of block and thinning treatment on initial and final stand basal area and annual</w:t>
       </w:r>
-      <w:del w:id="186" w:author="Unknown Author" w:date="2023-02-06T12:51:39Z">
+      <w:del w:id="182" w:author="Unknown Author" w:date="2023-02-06T12:51:39Z">
         <w:r>
           <w:rPr>
             <w:sz w:val="24"/>
@@ -16764,7 +16733,7 @@
         </w:rPr>
         <w:t xml:space="preserve">) of the stands. By the end of the study, the presence of LRR was found within 82% of the plots (n = 62/75; control plots n = 23/25; light thin plots n = 20/25; and thin plots n = 19/25) and in 100% (n = 15/15) of the stands. </w:t>
       </w:r>
-      <w:del w:id="187" w:author="Shawn McMurtrey" w:date="2023-01-28T01:23:00Z">
+      <w:del w:id="183" w:author="Shawn McMurtrey" w:date="2023-01-28T01:23:00Z">
         <w:r>
           <w:rPr>
             <w:sz w:val="24"/>
@@ -16801,7 +16770,7 @@
         </w:rPr>
         <w:t xml:space="preserve">By the conclusion of the study, laminated root rot had been found in at least 40% of the plots in each of the 15 stands as a whole and in 100% (n = 5) of the plots in two of the control stands, two of the stands with light thinning, and one of the </w:t>
       </w:r>
-      <w:ins w:id="188" w:author="Shawn McMurtrey" w:date="2023-01-27T23:50:00Z">
+      <w:ins w:id="184" w:author="Shawn McMurtrey" w:date="2023-01-27T23:50:00Z">
         <w:r>
           <w:rPr>
             <w:sz w:val="24"/>
@@ -16817,7 +16786,7 @@
         </w:rPr>
         <w:t>thinned stands (Fig. 1).</w:t>
       </w:r>
-      <w:ins w:id="189" w:author="Hansen, Everett" w:date="2023-01-19T09:06:00Z">
+      <w:ins w:id="185" w:author="Hansen, Everett" w:date="2023-01-19T09:06:00Z">
         <w:commentRangeStart w:id="5"/>
         <w:r>
           <w:rPr>
@@ -16827,7 +16796,7 @@
           <w:t xml:space="preserve">  WHY DID T</w:t>
         </w:r>
       </w:ins>
-      <w:ins w:id="190" w:author="Hansen, Everett" w:date="2023-01-19T09:07:00Z">
+      <w:ins w:id="186" w:author="Hansen, Everett" w:date="2023-01-19T09:07:00Z">
         <w:r>
           <w:rPr>
             <w:sz w:val="24"/>
@@ -16836,7 +16805,7 @@
           <w:t>HE INCIDENCE OF ROOT ROT INCREASE WITH TIME?</w:t>
         </w:r>
       </w:ins>
-      <w:ins w:id="191" w:author="Hansen, Everett" w:date="2023-01-19T09:09:00Z">
+      <w:ins w:id="187" w:author="Hansen, Everett" w:date="2023-01-19T09:09:00Z">
         <w:r>
           <w:rPr>
             <w:sz w:val="24"/>
@@ -16845,7 +16814,7 @@
           <w:t xml:space="preserve"> STUMP INFECTION? </w:t>
         </w:r>
       </w:ins>
-      <w:ins w:id="192" w:author="Hansen, Everett" w:date="2023-01-19T09:10:00Z">
+      <w:ins w:id="188" w:author="Hansen, Everett" w:date="2023-01-19T09:10:00Z">
         <w:r>
           <w:rPr>
             <w:sz w:val="24"/>
@@ -16897,7 +16866,39 @@
           <w:sz w:val="24"/>
           <w:szCs w:val="24"/>
         </w:rPr>
-        <w:t>3.3. Thinning study, FVS, and WRDM</w:t>
+        <w:t>3.</w:t>
+      </w:r>
+      <w:del w:id="189" w:author="Unknown Author" w:date="2023-02-06T13:36:34Z">
+        <w:r>
+          <w:rPr>
+            <w:b/>
+            <w:sz w:val="24"/>
+            <w:szCs w:val="24"/>
+          </w:rPr>
+          <w:delText>3</w:delText>
+        </w:r>
+      </w:del>
+      <w:ins w:id="190" w:author="Unknown Author" w:date="2023-02-06T13:36:34Z">
+        <w:r>
+          <w:rPr>
+            <w:rFonts w:eastAsia="Times New Roman" w:cs="Times New Roman"/>
+            <w:b/>
+            <w:color w:val="auto"/>
+            <w:kern w:val="0"/>
+            <w:sz w:val="24"/>
+            <w:szCs w:val="24"/>
+            <w:lang w:val="en-US" w:eastAsia="zh-CN" w:bidi="ar-SA"/>
+          </w:rPr>
+          <w:t>4</w:t>
+        </w:r>
+      </w:ins>
+      <w:r>
+        <w:rPr>
+          <w:b/>
+          <w:sz w:val="24"/>
+          <w:szCs w:val="24"/>
+        </w:rPr>
+        <w:t>. Thinning study, FVS, and WRDM</w:t>
       </w:r>
     </w:p>
     <w:p>
@@ -17043,7 +17044,39 @@
           <w:sz w:val="24"/>
           <w:szCs w:val="24"/>
         </w:rPr>
-        <w:t>3.4. Rotation study, basal area, and cumulative total mortality</w:t>
+        <w:t>3.</w:t>
+      </w:r>
+      <w:del w:id="191" w:author="Unknown Author" w:date="2023-02-06T13:36:43Z">
+        <w:r>
+          <w:rPr>
+            <w:b/>
+            <w:sz w:val="24"/>
+            <w:szCs w:val="24"/>
+          </w:rPr>
+          <w:delText>4</w:delText>
+        </w:r>
+      </w:del>
+      <w:ins w:id="192" w:author="Unknown Author" w:date="2023-02-06T13:36:43Z">
+        <w:r>
+          <w:rPr>
+            <w:rFonts w:eastAsia="Times New Roman" w:cs="Times New Roman"/>
+            <w:b/>
+            <w:color w:val="auto"/>
+            <w:kern w:val="0"/>
+            <w:sz w:val="24"/>
+            <w:szCs w:val="24"/>
+            <w:lang w:val="en-US" w:eastAsia="zh-CN" w:bidi="ar-SA"/>
+          </w:rPr>
+          <w:t>5</w:t>
+        </w:r>
+      </w:ins>
+      <w:r>
+        <w:rPr>
+          <w:b/>
+          <w:sz w:val="24"/>
+          <w:szCs w:val="24"/>
+        </w:rPr>
+        <w:t>. Rotation study, basal area, and cumulative total mortality</w:t>
       </w:r>
     </w:p>
     <w:p>
@@ -17290,6 +17323,7 @@
           <w:szCs w:val="24"/>
         </w:rPr>
       </w:pPr>
+      <w:commentRangeStart w:id="8"/>
       <w:r>
         <w:rPr>
           <w:iCs/>
@@ -17309,51 +17343,111 @@
           <w:szCs w:val="24"/>
         </w:rPr>
       </w:pPr>
-      <w:r>
-        <w:rPr/>
-        <w:drawing>
-          <wp:inline distT="0" distB="0" distL="0" distR="0">
-            <wp:extent cx="5943600" cy="4457700"/>
-            <wp:effectExtent l="0" t="0" r="0" b="0"/>
-            <wp:docPr id="5" name="Graphic 8" descr="Chart, bar chart&#10;&#10;Description automatically generated"/>
-            <wp:cNvGraphicFramePr>
-              <a:graphicFrameLocks xmlns:a="http://schemas.openxmlformats.org/drawingml/2006/main" noChangeAspect="1"/>
-            </wp:cNvGraphicFramePr>
-            <a:graphic xmlns:a="http://schemas.openxmlformats.org/drawingml/2006/main">
-              <a:graphicData uri="http://schemas.openxmlformats.org/drawingml/2006/picture">
-                <pic:pic xmlns:pic="http://schemas.openxmlformats.org/drawingml/2006/picture">
-                  <pic:nvPicPr>
-                    <pic:cNvPr id="5" name="Graphic 8" descr="Chart, bar chart&#10;&#10;Description automatically generated"/>
-                    <pic:cNvPicPr>
-                      <a:picLocks noChangeAspect="1" noChangeArrowheads="1"/>
-                    </pic:cNvPicPr>
-                  </pic:nvPicPr>
-                  <pic:blipFill>
-                    <a:blip r:embed="rId16"/>
-                    <a:stretch>
-                      <a:fillRect/>
-                    </a:stretch>
-                  </pic:blipFill>
-                  <pic:spPr bwMode="auto">
-                    <a:xfrm>
-                      <a:off x="0" y="0"/>
-                      <a:ext cx="5943600" cy="4457700"/>
-                    </a:xfrm>
-                    <a:prstGeom prst="rect">
-                      <a:avLst/>
-                    </a:prstGeom>
-                  </pic:spPr>
-                </pic:pic>
-              </a:graphicData>
-            </a:graphic>
-          </wp:inline>
-        </w:drawing>
-      </w:r>
+      <w:del w:id="209" w:author="Unknown Author" w:date="2023-02-06T13:32:53Z">
+        <w:r>
+          <w:rPr/>
+          <w:drawing>
+            <wp:inline distT="0" distB="0" distL="0" distR="0">
+              <wp:extent cx="5943600" cy="4457700"/>
+              <wp:effectExtent l="0" t="0" r="0" b="0"/>
+              <wp:docPr id="5" name="Graphic 8" descr="Chart, bar chart&#10;&#10;Description automatically generated"/>
+              <wp:cNvGraphicFramePr>
+                <a:graphicFrameLocks xmlns:a="http://schemas.openxmlformats.org/drawingml/2006/main" noChangeAspect="1"/>
+              </wp:cNvGraphicFramePr>
+              <a:graphic xmlns:a="http://schemas.openxmlformats.org/drawingml/2006/main">
+                <a:graphicData uri="http://schemas.openxmlformats.org/drawingml/2006/picture">
+                  <pic:pic xmlns:pic="http://schemas.openxmlformats.org/drawingml/2006/picture">
+                    <pic:nvPicPr>
+                      <pic:cNvPr id="5" name="Graphic 8" descr="Chart, bar chart&#10;&#10;Description automatically generated"/>
+                      <pic:cNvPicPr>
+                        <a:picLocks noChangeAspect="1" noChangeArrowheads="1"/>
+                      </pic:cNvPicPr>
+                    </pic:nvPicPr>
+                    <pic:blipFill>
+                      <a:blip r:embed="rId16"/>
+                      <a:stretch>
+                        <a:fillRect/>
+                      </a:stretch>
+                    </pic:blipFill>
+                    <pic:spPr bwMode="auto">
+                      <a:xfrm>
+                        <a:off x="0" y="0"/>
+                        <a:ext cx="5943600" cy="4457700"/>
+                      </a:xfrm>
+                      <a:prstGeom prst="rect">
+                        <a:avLst/>
+                      </a:prstGeom>
+                    </pic:spPr>
+                  </pic:pic>
+                </a:graphicData>
+              </a:graphic>
+            </wp:inline>
+          </w:drawing>
+        </w:r>
+      </w:del>
+      <w:ins w:id="210" w:author="Unknown Author" w:date="2023-02-06T13:33:18Z">
+        <w:commentRangeEnd w:id="8"/>
+        <w:r>
+          <w:commentReference w:id="8"/>
+        </w:r>
+        <w:r>
+          <w:drawing>
+            <wp:anchor behindDoc="0" distT="0" distB="0" distL="0" distR="0" simplePos="0" locked="0" layoutInCell="0" allowOverlap="1" relativeHeight="8">
+              <wp:simplePos x="0" y="0"/>
+              <wp:positionH relativeFrom="column">
+                <wp:align>center</wp:align>
+              </wp:positionH>
+              <wp:positionV relativeFrom="paragraph">
+                <wp:posOffset>635</wp:posOffset>
+              </wp:positionV>
+              <wp:extent cx="5943600" cy="4954905"/>
+              <wp:effectExtent l="0" t="0" r="0" b="0"/>
+              <wp:wrapSquare wrapText="largest"/>
+              <wp:docPr id="6" name="Image3" descr=""/>
+              <wp:cNvGraphicFramePr>
+                <a:graphicFrameLocks xmlns:a="http://schemas.openxmlformats.org/drawingml/2006/main" noChangeAspect="1"/>
+              </wp:cNvGraphicFramePr>
+              <a:graphic xmlns:a="http://schemas.openxmlformats.org/drawingml/2006/main">
+                <a:graphicData uri="http://schemas.openxmlformats.org/drawingml/2006/picture">
+                  <pic:pic xmlns:pic="http://schemas.openxmlformats.org/drawingml/2006/picture">
+                    <pic:nvPicPr>
+                      <pic:cNvPr id="6" name="Image3" descr=""/>
+                      <pic:cNvPicPr>
+                        <a:picLocks noChangeAspect="1" noChangeArrowheads="1"/>
+                      </pic:cNvPicPr>
+                    </pic:nvPicPr>
+                    <pic:blipFill>
+                      <a:blip r:embed="rId17"/>
+                      <a:stretch>
+                        <a:fillRect/>
+                      </a:stretch>
+                    </pic:blipFill>
+                    <pic:spPr bwMode="auto">
+                      <a:xfrm>
+                        <a:off x="0" y="0"/>
+                        <a:ext cx="5943600" cy="4954905"/>
+                      </a:xfrm>
+                      <a:prstGeom prst="rect">
+                        <a:avLst/>
+                      </a:prstGeom>
+                    </pic:spPr>
+                  </pic:pic>
+                </a:graphicData>
+              </a:graphic>
+            </wp:anchor>
+          </w:drawing>
+        </w:r>
+      </w:ins>
+      <w:ins w:id="211" w:author="Unknown Author" w:date="2023-02-06T13:33:18Z">
+        <w:r>
+          <w:rPr/>
+        </w:r>
+      </w:ins>
     </w:p>
     <w:p>
       <w:pPr>
         <w:sectPr>
-          <w:footerReference w:type="default" r:id="rId17"/>
+          <w:footerReference w:type="default" r:id="rId18"/>
           <w:type w:val="nextPage"/>
           <w:pgSz w:w="12240" w:h="15840"/>
           <w:pgMar w:left="1440" w:right="1440" w:header="0" w:top="2013" w:footer="0" w:bottom="1440" w:gutter="0"/>
@@ -17377,6 +17471,7 @@
           <w:szCs w:val="24"/>
         </w:rPr>
         <w:t>Fig. 5. (</w:t>
+        <w:commentReference w:id="9"/>
       </w:r>
       <w:r>
         <w:rPr>
@@ -17513,14 +17608,14 @@
         <w:gridCol w:w="609"/>
         <w:gridCol w:w="638"/>
         <w:gridCol w:w="635"/>
+        <w:gridCol w:w="634"/>
+        <w:gridCol w:w="91"/>
+        <w:gridCol w:w="630"/>
+        <w:gridCol w:w="630"/>
         <w:gridCol w:w="633"/>
-        <w:gridCol w:w="91"/>
-        <w:gridCol w:w="629"/>
-        <w:gridCol w:w="631"/>
         <w:gridCol w:w="632"/>
-        <w:gridCol w:w="632"/>
-        <w:gridCol w:w="90"/>
-        <w:gridCol w:w="634"/>
+        <w:gridCol w:w="89"/>
+        <w:gridCol w:w="636"/>
         <w:gridCol w:w="632"/>
         <w:gridCol w:w="631"/>
         <w:gridCol w:w="632"/>
@@ -17528,7 +17623,7 @@
         <w:gridCol w:w="628"/>
         <w:gridCol w:w="631"/>
         <w:gridCol w:w="629"/>
-        <w:gridCol w:w="664"/>
+        <w:gridCol w:w="661"/>
       </w:tblGrid>
       <w:tr>
         <w:trPr>
@@ -17650,7 +17745,7 @@
         </w:tc>
         <w:tc>
           <w:tcPr>
-            <w:tcW w:w="2515" w:type="dxa"/>
+            <w:tcW w:w="2516" w:type="dxa"/>
             <w:gridSpan w:val="4"/>
             <w:tcBorders>
               <w:top w:val="single" w:sz="4" w:space="0" w:color="000000"/>
@@ -17708,7 +17803,7 @@
         </w:tc>
         <w:tc>
           <w:tcPr>
-            <w:tcW w:w="2524" w:type="dxa"/>
+            <w:tcW w:w="2525" w:type="dxa"/>
             <w:gridSpan w:val="4"/>
             <w:tcBorders>
               <w:top w:val="single" w:sz="4" w:space="0" w:color="000000"/>
@@ -17738,7 +17833,7 @@
         </w:tc>
         <w:tc>
           <w:tcPr>
-            <w:tcW w:w="90" w:type="dxa"/>
+            <w:tcW w:w="89" w:type="dxa"/>
             <w:tcBorders>
               <w:top w:val="single" w:sz="4" w:space="0" w:color="000000"/>
             </w:tcBorders>
@@ -17766,7 +17861,7 @@
         </w:tc>
         <w:tc>
           <w:tcPr>
-            <w:tcW w:w="2529" w:type="dxa"/>
+            <w:tcW w:w="2531" w:type="dxa"/>
             <w:gridSpan w:val="4"/>
             <w:tcBorders>
               <w:top w:val="single" w:sz="4" w:space="0" w:color="000000"/>
@@ -17824,7 +17919,7 @@
         </w:tc>
         <w:tc>
           <w:tcPr>
-            <w:tcW w:w="2552" w:type="dxa"/>
+            <w:tcW w:w="2549" w:type="dxa"/>
             <w:gridSpan w:val="4"/>
             <w:tcBorders>
               <w:top w:val="single" w:sz="4" w:space="0" w:color="000000"/>
@@ -18154,6 +18249,115 @@
         </w:tc>
         <w:tc>
           <w:tcPr>
+            <w:tcW w:w="634" w:type="dxa"/>
+            <w:tcBorders>
+              <w:top w:val="single" w:sz="4" w:space="0" w:color="000000"/>
+            </w:tcBorders>
+            <w:vAlign w:val="bottom"/>
+          </w:tcPr>
+          <w:p>
+            <w:pPr>
+              <w:pStyle w:val="Normal"/>
+              <w:widowControl w:val="false"/>
+              <w:jc w:val="right"/>
+              <w:rPr>
+                <w:b/>
+                <w:b/>
+                <w:sz w:val="24"/>
+                <w:szCs w:val="24"/>
+              </w:rPr>
+            </w:pPr>
+            <w:r>
+              <w:rPr/>
+              <w:t xml:space="preserve"> </w:t>
+            </w:r>
+            <w:r>
+              <w:rPr/>
+              <w:t>2020</w:t>
+            </w:r>
+          </w:p>
+        </w:tc>
+        <w:tc>
+          <w:tcPr>
+            <w:tcW w:w="91" w:type="dxa"/>
+            <w:tcBorders/>
+            <w:vAlign w:val="bottom"/>
+          </w:tcPr>
+          <w:p>
+            <w:pPr>
+              <w:pStyle w:val="Normal"/>
+              <w:widowControl w:val="false"/>
+              <w:jc w:val="right"/>
+              <w:rPr>
+                <w:b/>
+                <w:b/>
+                <w:sz w:val="24"/>
+                <w:szCs w:val="24"/>
+              </w:rPr>
+            </w:pPr>
+            <w:r>
+              <w:rPr>
+                <w:b/>
+                <w:sz w:val="24"/>
+                <w:szCs w:val="24"/>
+              </w:rPr>
+            </w:r>
+          </w:p>
+        </w:tc>
+        <w:tc>
+          <w:tcPr>
+            <w:tcW w:w="630" w:type="dxa"/>
+            <w:tcBorders>
+              <w:top w:val="single" w:sz="4" w:space="0" w:color="000000"/>
+            </w:tcBorders>
+            <w:vAlign w:val="bottom"/>
+          </w:tcPr>
+          <w:p>
+            <w:pPr>
+              <w:pStyle w:val="Normal"/>
+              <w:widowControl w:val="false"/>
+              <w:jc w:val="right"/>
+              <w:rPr>
+                <w:b/>
+                <w:b/>
+                <w:sz w:val="24"/>
+                <w:szCs w:val="24"/>
+              </w:rPr>
+            </w:pPr>
+            <w:r>
+              <w:rPr/>
+              <w:t>1987</w:t>
+            </w:r>
+          </w:p>
+        </w:tc>
+        <w:tc>
+          <w:tcPr>
+            <w:tcW w:w="630" w:type="dxa"/>
+            <w:tcBorders>
+              <w:top w:val="single" w:sz="4" w:space="0" w:color="000000"/>
+            </w:tcBorders>
+            <w:vAlign w:val="bottom"/>
+          </w:tcPr>
+          <w:p>
+            <w:pPr>
+              <w:pStyle w:val="Normal"/>
+              <w:widowControl w:val="false"/>
+              <w:jc w:val="right"/>
+              <w:rPr>
+                <w:b/>
+                <w:b/>
+                <w:sz w:val="24"/>
+                <w:szCs w:val="24"/>
+              </w:rPr>
+            </w:pPr>
+            <w:r>
+              <w:rPr/>
+              <w:t>1995</w:t>
+            </w:r>
+          </w:p>
+        </w:tc>
+        <w:tc>
+          <w:tcPr>
             <w:tcW w:w="633" w:type="dxa"/>
             <w:tcBorders>
               <w:top w:val="single" w:sz="4" w:space="0" w:color="000000"/>
@@ -18174,8 +18378,30 @@
             </w:pPr>
             <w:r>
               <w:rPr/>
-              <w:t xml:space="preserve"> </w:t>
-            </w:r>
+              <w:t>2011</w:t>
+            </w:r>
+          </w:p>
+        </w:tc>
+        <w:tc>
+          <w:tcPr>
+            <w:tcW w:w="632" w:type="dxa"/>
+            <w:tcBorders>
+              <w:top w:val="single" w:sz="4" w:space="0" w:color="000000"/>
+            </w:tcBorders>
+            <w:vAlign w:val="bottom"/>
+          </w:tcPr>
+          <w:p>
+            <w:pPr>
+              <w:pStyle w:val="Normal"/>
+              <w:widowControl w:val="false"/>
+              <w:jc w:val="right"/>
+              <w:rPr>
+                <w:b/>
+                <w:b/>
+                <w:sz w:val="24"/>
+                <w:szCs w:val="24"/>
+              </w:rPr>
+            </w:pPr>
             <w:r>
               <w:rPr/>
               <w:t>2020</w:t>
@@ -18184,6 +18410,137 @@
         </w:tc>
         <w:tc>
           <w:tcPr>
+            <w:tcW w:w="89" w:type="dxa"/>
+            <w:tcBorders/>
+            <w:vAlign w:val="bottom"/>
+          </w:tcPr>
+          <w:p>
+            <w:pPr>
+              <w:pStyle w:val="Normal"/>
+              <w:widowControl w:val="false"/>
+              <w:jc w:val="right"/>
+              <w:rPr>
+                <w:b/>
+                <w:b/>
+                <w:sz w:val="24"/>
+                <w:szCs w:val="24"/>
+              </w:rPr>
+            </w:pPr>
+            <w:r>
+              <w:rPr>
+                <w:b/>
+                <w:sz w:val="24"/>
+                <w:szCs w:val="24"/>
+              </w:rPr>
+            </w:r>
+          </w:p>
+        </w:tc>
+        <w:tc>
+          <w:tcPr>
+            <w:tcW w:w="636" w:type="dxa"/>
+            <w:tcBorders>
+              <w:top w:val="single" w:sz="4" w:space="0" w:color="000000"/>
+            </w:tcBorders>
+            <w:vAlign w:val="bottom"/>
+          </w:tcPr>
+          <w:p>
+            <w:pPr>
+              <w:pStyle w:val="Normal"/>
+              <w:widowControl w:val="false"/>
+              <w:jc w:val="right"/>
+              <w:rPr>
+                <w:b/>
+                <w:b/>
+                <w:sz w:val="24"/>
+                <w:szCs w:val="24"/>
+              </w:rPr>
+            </w:pPr>
+            <w:r>
+              <w:rPr/>
+              <w:t>1987</w:t>
+            </w:r>
+          </w:p>
+        </w:tc>
+        <w:tc>
+          <w:tcPr>
+            <w:tcW w:w="632" w:type="dxa"/>
+            <w:tcBorders>
+              <w:top w:val="single" w:sz="4" w:space="0" w:color="000000"/>
+            </w:tcBorders>
+            <w:vAlign w:val="bottom"/>
+          </w:tcPr>
+          <w:p>
+            <w:pPr>
+              <w:pStyle w:val="Normal"/>
+              <w:widowControl w:val="false"/>
+              <w:jc w:val="right"/>
+              <w:rPr>
+                <w:b/>
+                <w:b/>
+                <w:sz w:val="24"/>
+                <w:szCs w:val="24"/>
+              </w:rPr>
+            </w:pPr>
+            <w:r>
+              <w:rPr/>
+              <w:t>1995</w:t>
+            </w:r>
+          </w:p>
+        </w:tc>
+        <w:tc>
+          <w:tcPr>
+            <w:tcW w:w="631" w:type="dxa"/>
+            <w:tcBorders>
+              <w:top w:val="single" w:sz="4" w:space="0" w:color="000000"/>
+            </w:tcBorders>
+            <w:vAlign w:val="bottom"/>
+          </w:tcPr>
+          <w:p>
+            <w:pPr>
+              <w:pStyle w:val="Normal"/>
+              <w:widowControl w:val="false"/>
+              <w:jc w:val="right"/>
+              <w:rPr>
+                <w:b/>
+                <w:b/>
+                <w:sz w:val="24"/>
+                <w:szCs w:val="24"/>
+              </w:rPr>
+            </w:pPr>
+            <w:r>
+              <w:rPr/>
+              <w:t>2011</w:t>
+            </w:r>
+          </w:p>
+        </w:tc>
+        <w:tc>
+          <w:tcPr>
+            <w:tcW w:w="632" w:type="dxa"/>
+            <w:tcBorders>
+              <w:top w:val="single" w:sz="4" w:space="0" w:color="000000"/>
+            </w:tcBorders>
+            <w:vAlign w:val="bottom"/>
+          </w:tcPr>
+          <w:p>
+            <w:pPr>
+              <w:pStyle w:val="Normal"/>
+              <w:widowControl w:val="false"/>
+              <w:jc w:val="right"/>
+              <w:rPr>
+                <w:b/>
+                <w:b/>
+                <w:sz w:val="24"/>
+                <w:szCs w:val="24"/>
+              </w:rPr>
+            </w:pPr>
+            <w:r>
+              <w:rPr/>
+              <w:t>2020</w:t>
+            </w:r>
+          </w:p>
+        </w:tc>
+        <w:tc>
+          <w:tcPr>
             <w:tcW w:w="91" w:type="dxa"/>
             <w:tcBorders/>
             <w:vAlign w:val="bottom"/>
@@ -18206,6 +18563,58 @@
                 <w:sz w:val="24"/>
                 <w:szCs w:val="24"/>
               </w:rPr>
+            </w:r>
+          </w:p>
+        </w:tc>
+        <w:tc>
+          <w:tcPr>
+            <w:tcW w:w="628" w:type="dxa"/>
+            <w:tcBorders>
+              <w:top w:val="single" w:sz="4" w:space="0" w:color="000000"/>
+            </w:tcBorders>
+            <w:vAlign w:val="bottom"/>
+          </w:tcPr>
+          <w:p>
+            <w:pPr>
+              <w:pStyle w:val="Normal"/>
+              <w:widowControl w:val="false"/>
+              <w:jc w:val="right"/>
+              <w:rPr>
+                <w:b/>
+                <w:b/>
+                <w:sz w:val="24"/>
+                <w:szCs w:val="24"/>
+              </w:rPr>
+            </w:pPr>
+            <w:r>
+              <w:rPr/>
+              <w:t>1987</w:t>
+            </w:r>
+          </w:p>
+        </w:tc>
+        <w:tc>
+          <w:tcPr>
+            <w:tcW w:w="631" w:type="dxa"/>
+            <w:tcBorders>
+              <w:top w:val="single" w:sz="4" w:space="0" w:color="000000"/>
+            </w:tcBorders>
+            <w:vAlign w:val="bottom"/>
+          </w:tcPr>
+          <w:p>
+            <w:pPr>
+              <w:pStyle w:val="Normal"/>
+              <w:widowControl w:val="false"/>
+              <w:jc w:val="right"/>
+              <w:rPr>
+                <w:b/>
+                <w:b/>
+                <w:sz w:val="24"/>
+                <w:szCs w:val="24"/>
+              </w:rPr>
+            </w:pPr>
+            <w:r>
+              <w:rPr/>
+              <w:t>1995</w:t>
             </w:r>
           </w:p>
         </w:tc>
@@ -18231,327 +18640,13 @@
             </w:pPr>
             <w:r>
               <w:rPr/>
-              <w:t>1987</w:t>
-            </w:r>
-          </w:p>
-        </w:tc>
-        <w:tc>
-          <w:tcPr>
-            <w:tcW w:w="631" w:type="dxa"/>
-            <w:tcBorders>
-              <w:top w:val="single" w:sz="4" w:space="0" w:color="000000"/>
-            </w:tcBorders>
-            <w:vAlign w:val="bottom"/>
-          </w:tcPr>
-          <w:p>
-            <w:pPr>
-              <w:pStyle w:val="Normal"/>
-              <w:widowControl w:val="false"/>
-              <w:jc w:val="right"/>
-              <w:rPr>
-                <w:b/>
-                <w:b/>
-                <w:sz w:val="24"/>
-                <w:szCs w:val="24"/>
-              </w:rPr>
-            </w:pPr>
-            <w:r>
-              <w:rPr/>
-              <w:t>1995</w:t>
-            </w:r>
-          </w:p>
-        </w:tc>
-        <w:tc>
-          <w:tcPr>
-            <w:tcW w:w="632" w:type="dxa"/>
-            <w:tcBorders>
-              <w:top w:val="single" w:sz="4" w:space="0" w:color="000000"/>
-            </w:tcBorders>
-            <w:vAlign w:val="bottom"/>
-          </w:tcPr>
-          <w:p>
-            <w:pPr>
-              <w:pStyle w:val="Normal"/>
-              <w:widowControl w:val="false"/>
-              <w:jc w:val="right"/>
-              <w:rPr>
-                <w:b/>
-                <w:b/>
-                <w:sz w:val="24"/>
-                <w:szCs w:val="24"/>
-              </w:rPr>
-            </w:pPr>
-            <w:r>
-              <w:rPr/>
               <w:t>2011</w:t>
             </w:r>
           </w:p>
         </w:tc>
         <w:tc>
           <w:tcPr>
-            <w:tcW w:w="632" w:type="dxa"/>
-            <w:tcBorders>
-              <w:top w:val="single" w:sz="4" w:space="0" w:color="000000"/>
-            </w:tcBorders>
-            <w:vAlign w:val="bottom"/>
-          </w:tcPr>
-          <w:p>
-            <w:pPr>
-              <w:pStyle w:val="Normal"/>
-              <w:widowControl w:val="false"/>
-              <w:jc w:val="right"/>
-              <w:rPr>
-                <w:b/>
-                <w:b/>
-                <w:sz w:val="24"/>
-                <w:szCs w:val="24"/>
-              </w:rPr>
-            </w:pPr>
-            <w:r>
-              <w:rPr/>
-              <w:t>2020</w:t>
-            </w:r>
-          </w:p>
-        </w:tc>
-        <w:tc>
-          <w:tcPr>
-            <w:tcW w:w="90" w:type="dxa"/>
-            <w:tcBorders/>
-            <w:vAlign w:val="bottom"/>
-          </w:tcPr>
-          <w:p>
-            <w:pPr>
-              <w:pStyle w:val="Normal"/>
-              <w:widowControl w:val="false"/>
-              <w:jc w:val="right"/>
-              <w:rPr>
-                <w:b/>
-                <w:b/>
-                <w:sz w:val="24"/>
-                <w:szCs w:val="24"/>
-              </w:rPr>
-            </w:pPr>
-            <w:r>
-              <w:rPr>
-                <w:b/>
-                <w:sz w:val="24"/>
-                <w:szCs w:val="24"/>
-              </w:rPr>
-            </w:r>
-          </w:p>
-        </w:tc>
-        <w:tc>
-          <w:tcPr>
-            <w:tcW w:w="634" w:type="dxa"/>
-            <w:tcBorders>
-              <w:top w:val="single" w:sz="4" w:space="0" w:color="000000"/>
-            </w:tcBorders>
-            <w:vAlign w:val="bottom"/>
-          </w:tcPr>
-          <w:p>
-            <w:pPr>
-              <w:pStyle w:val="Normal"/>
-              <w:widowControl w:val="false"/>
-              <w:jc w:val="right"/>
-              <w:rPr>
-                <w:b/>
-                <w:b/>
-                <w:sz w:val="24"/>
-                <w:szCs w:val="24"/>
-              </w:rPr>
-            </w:pPr>
-            <w:r>
-              <w:rPr/>
-              <w:t>1987</w:t>
-            </w:r>
-          </w:p>
-        </w:tc>
-        <w:tc>
-          <w:tcPr>
-            <w:tcW w:w="632" w:type="dxa"/>
-            <w:tcBorders>
-              <w:top w:val="single" w:sz="4" w:space="0" w:color="000000"/>
-            </w:tcBorders>
-            <w:vAlign w:val="bottom"/>
-          </w:tcPr>
-          <w:p>
-            <w:pPr>
-              <w:pStyle w:val="Normal"/>
-              <w:widowControl w:val="false"/>
-              <w:jc w:val="right"/>
-              <w:rPr>
-                <w:b/>
-                <w:b/>
-                <w:sz w:val="24"/>
-                <w:szCs w:val="24"/>
-              </w:rPr>
-            </w:pPr>
-            <w:r>
-              <w:rPr/>
-              <w:t>1995</w:t>
-            </w:r>
-          </w:p>
-        </w:tc>
-        <w:tc>
-          <w:tcPr>
-            <w:tcW w:w="631" w:type="dxa"/>
-            <w:tcBorders>
-              <w:top w:val="single" w:sz="4" w:space="0" w:color="000000"/>
-            </w:tcBorders>
-            <w:vAlign w:val="bottom"/>
-          </w:tcPr>
-          <w:p>
-            <w:pPr>
-              <w:pStyle w:val="Normal"/>
-              <w:widowControl w:val="false"/>
-              <w:jc w:val="right"/>
-              <w:rPr>
-                <w:b/>
-                <w:b/>
-                <w:sz w:val="24"/>
-                <w:szCs w:val="24"/>
-              </w:rPr>
-            </w:pPr>
-            <w:r>
-              <w:rPr/>
-              <w:t>2011</w:t>
-            </w:r>
-          </w:p>
-        </w:tc>
-        <w:tc>
-          <w:tcPr>
-            <w:tcW w:w="632" w:type="dxa"/>
-            <w:tcBorders>
-              <w:top w:val="single" w:sz="4" w:space="0" w:color="000000"/>
-            </w:tcBorders>
-            <w:vAlign w:val="bottom"/>
-          </w:tcPr>
-          <w:p>
-            <w:pPr>
-              <w:pStyle w:val="Normal"/>
-              <w:widowControl w:val="false"/>
-              <w:jc w:val="right"/>
-              <w:rPr>
-                <w:b/>
-                <w:b/>
-                <w:sz w:val="24"/>
-                <w:szCs w:val="24"/>
-              </w:rPr>
-            </w:pPr>
-            <w:r>
-              <w:rPr/>
-              <w:t>2020</w:t>
-            </w:r>
-          </w:p>
-        </w:tc>
-        <w:tc>
-          <w:tcPr>
-            <w:tcW w:w="91" w:type="dxa"/>
-            <w:tcBorders/>
-            <w:vAlign w:val="bottom"/>
-          </w:tcPr>
-          <w:p>
-            <w:pPr>
-              <w:pStyle w:val="Normal"/>
-              <w:widowControl w:val="false"/>
-              <w:jc w:val="right"/>
-              <w:rPr>
-                <w:b/>
-                <w:b/>
-                <w:sz w:val="24"/>
-                <w:szCs w:val="24"/>
-              </w:rPr>
-            </w:pPr>
-            <w:r>
-              <w:rPr>
-                <w:b/>
-                <w:sz w:val="24"/>
-                <w:szCs w:val="24"/>
-              </w:rPr>
-            </w:r>
-          </w:p>
-        </w:tc>
-        <w:tc>
-          <w:tcPr>
-            <w:tcW w:w="628" w:type="dxa"/>
-            <w:tcBorders>
-              <w:top w:val="single" w:sz="4" w:space="0" w:color="000000"/>
-            </w:tcBorders>
-            <w:vAlign w:val="bottom"/>
-          </w:tcPr>
-          <w:p>
-            <w:pPr>
-              <w:pStyle w:val="Normal"/>
-              <w:widowControl w:val="false"/>
-              <w:jc w:val="right"/>
-              <w:rPr>
-                <w:b/>
-                <w:b/>
-                <w:sz w:val="24"/>
-                <w:szCs w:val="24"/>
-              </w:rPr>
-            </w:pPr>
-            <w:r>
-              <w:rPr/>
-              <w:t>1987</w:t>
-            </w:r>
-          </w:p>
-        </w:tc>
-        <w:tc>
-          <w:tcPr>
-            <w:tcW w:w="631" w:type="dxa"/>
-            <w:tcBorders>
-              <w:top w:val="single" w:sz="4" w:space="0" w:color="000000"/>
-            </w:tcBorders>
-            <w:vAlign w:val="bottom"/>
-          </w:tcPr>
-          <w:p>
-            <w:pPr>
-              <w:pStyle w:val="Normal"/>
-              <w:widowControl w:val="false"/>
-              <w:jc w:val="right"/>
-              <w:rPr>
-                <w:b/>
-                <w:b/>
-                <w:sz w:val="24"/>
-                <w:szCs w:val="24"/>
-              </w:rPr>
-            </w:pPr>
-            <w:r>
-              <w:rPr/>
-              <w:t>1995</w:t>
-            </w:r>
-          </w:p>
-        </w:tc>
-        <w:tc>
-          <w:tcPr>
-            <w:tcW w:w="629" w:type="dxa"/>
-            <w:tcBorders>
-              <w:top w:val="single" w:sz="4" w:space="0" w:color="000000"/>
-            </w:tcBorders>
-            <w:vAlign w:val="bottom"/>
-          </w:tcPr>
-          <w:p>
-            <w:pPr>
-              <w:pStyle w:val="Normal"/>
-              <w:widowControl w:val="false"/>
-              <w:jc w:val="right"/>
-              <w:rPr>
-                <w:b/>
-                <w:b/>
-                <w:sz w:val="24"/>
-                <w:szCs w:val="24"/>
-              </w:rPr>
-            </w:pPr>
-            <w:r>
-              <w:rPr/>
-              <w:t>2011</w:t>
-            </w:r>
-          </w:p>
-        </w:tc>
-        <w:tc>
-          <w:tcPr>
-            <w:tcW w:w="664" w:type="dxa"/>
+            <w:tcW w:w="661" w:type="dxa"/>
             <w:tcBorders>
               <w:top w:val="single" w:sz="4" w:space="0" w:color="000000"/>
             </w:tcBorders>
@@ -18838,6 +18933,111 @@
         </w:tc>
         <w:tc>
           <w:tcPr>
+            <w:tcW w:w="634" w:type="dxa"/>
+            <w:tcBorders>
+              <w:bottom w:val="single" w:sz="4" w:space="0" w:color="000000"/>
+            </w:tcBorders>
+            <w:vAlign w:val="bottom"/>
+          </w:tcPr>
+          <w:p>
+            <w:pPr>
+              <w:pStyle w:val="Normal"/>
+              <w:widowControl w:val="false"/>
+              <w:jc w:val="right"/>
+              <w:rPr>
+                <w:b/>
+                <w:b/>
+                <w:sz w:val="24"/>
+                <w:szCs w:val="24"/>
+              </w:rPr>
+            </w:pPr>
+            <w:r>
+              <w:rPr/>
+              <w:t>33</w:t>
+            </w:r>
+          </w:p>
+        </w:tc>
+        <w:tc>
+          <w:tcPr>
+            <w:tcW w:w="91" w:type="dxa"/>
+            <w:tcBorders/>
+            <w:vAlign w:val="bottom"/>
+          </w:tcPr>
+          <w:p>
+            <w:pPr>
+              <w:pStyle w:val="Normal"/>
+              <w:widowControl w:val="false"/>
+              <w:jc w:val="right"/>
+              <w:rPr>
+                <w:b/>
+                <w:b/>
+                <w:sz w:val="24"/>
+                <w:szCs w:val="24"/>
+              </w:rPr>
+            </w:pPr>
+            <w:r>
+              <w:rPr>
+                <w:b/>
+                <w:sz w:val="24"/>
+                <w:szCs w:val="24"/>
+              </w:rPr>
+            </w:r>
+          </w:p>
+        </w:tc>
+        <w:tc>
+          <w:tcPr>
+            <w:tcW w:w="630" w:type="dxa"/>
+            <w:tcBorders>
+              <w:bottom w:val="single" w:sz="4" w:space="0" w:color="000000"/>
+            </w:tcBorders>
+            <w:vAlign w:val="bottom"/>
+          </w:tcPr>
+          <w:p>
+            <w:pPr>
+              <w:pStyle w:val="Normal"/>
+              <w:widowControl w:val="false"/>
+              <w:jc w:val="right"/>
+              <w:rPr>
+                <w:b/>
+                <w:b/>
+                <w:sz w:val="24"/>
+                <w:szCs w:val="24"/>
+              </w:rPr>
+            </w:pPr>
+            <w:r>
+              <w:rPr/>
+              <w:t>NA</w:t>
+            </w:r>
+          </w:p>
+        </w:tc>
+        <w:tc>
+          <w:tcPr>
+            <w:tcW w:w="630" w:type="dxa"/>
+            <w:tcBorders>
+              <w:bottom w:val="single" w:sz="4" w:space="0" w:color="000000"/>
+            </w:tcBorders>
+            <w:vAlign w:val="bottom"/>
+          </w:tcPr>
+          <w:p>
+            <w:pPr>
+              <w:pStyle w:val="Normal"/>
+              <w:widowControl w:val="false"/>
+              <w:jc w:val="right"/>
+              <w:rPr>
+                <w:b/>
+                <w:b/>
+                <w:sz w:val="24"/>
+                <w:szCs w:val="24"/>
+              </w:rPr>
+            </w:pPr>
+            <w:r>
+              <w:rPr/>
+              <w:t>NA</w:t>
+            </w:r>
+          </w:p>
+        </w:tc>
+        <w:tc>
+          <w:tcPr>
             <w:tcW w:w="633" w:type="dxa"/>
             <w:tcBorders>
               <w:bottom w:val="single" w:sz="4" w:space="0" w:color="000000"/>
@@ -18858,7 +19058,164 @@
             </w:pPr>
             <w:r>
               <w:rPr/>
-              <w:t>33</w:t>
+              <w:t>11</w:t>
+            </w:r>
+          </w:p>
+        </w:tc>
+        <w:tc>
+          <w:tcPr>
+            <w:tcW w:w="632" w:type="dxa"/>
+            <w:tcBorders>
+              <w:bottom w:val="single" w:sz="4" w:space="0" w:color="000000"/>
+            </w:tcBorders>
+            <w:vAlign w:val="bottom"/>
+          </w:tcPr>
+          <w:p>
+            <w:pPr>
+              <w:pStyle w:val="Normal"/>
+              <w:widowControl w:val="false"/>
+              <w:jc w:val="right"/>
+              <w:rPr>
+                <w:b/>
+                <w:b/>
+                <w:sz w:val="24"/>
+                <w:szCs w:val="24"/>
+              </w:rPr>
+            </w:pPr>
+            <w:r>
+              <w:rPr/>
+              <w:t>20</w:t>
+            </w:r>
+          </w:p>
+        </w:tc>
+        <w:tc>
+          <w:tcPr>
+            <w:tcW w:w="89" w:type="dxa"/>
+            <w:tcBorders/>
+            <w:vAlign w:val="bottom"/>
+          </w:tcPr>
+          <w:p>
+            <w:pPr>
+              <w:pStyle w:val="Normal"/>
+              <w:widowControl w:val="false"/>
+              <w:jc w:val="right"/>
+              <w:rPr>
+                <w:b/>
+                <w:b/>
+                <w:sz w:val="24"/>
+                <w:szCs w:val="24"/>
+              </w:rPr>
+            </w:pPr>
+            <w:r>
+              <w:rPr>
+                <w:b/>
+                <w:sz w:val="24"/>
+                <w:szCs w:val="24"/>
+              </w:rPr>
+            </w:r>
+          </w:p>
+        </w:tc>
+        <w:tc>
+          <w:tcPr>
+            <w:tcW w:w="636" w:type="dxa"/>
+            <w:tcBorders>
+              <w:bottom w:val="single" w:sz="4" w:space="0" w:color="000000"/>
+            </w:tcBorders>
+            <w:vAlign w:val="bottom"/>
+          </w:tcPr>
+          <w:p>
+            <w:pPr>
+              <w:pStyle w:val="Normal"/>
+              <w:widowControl w:val="false"/>
+              <w:jc w:val="right"/>
+              <w:rPr>
+                <w:b/>
+                <w:b/>
+                <w:sz w:val="24"/>
+                <w:szCs w:val="24"/>
+              </w:rPr>
+            </w:pPr>
+            <w:r>
+              <w:rPr/>
+              <w:t>NA</w:t>
+            </w:r>
+          </w:p>
+        </w:tc>
+        <w:tc>
+          <w:tcPr>
+            <w:tcW w:w="632" w:type="dxa"/>
+            <w:tcBorders>
+              <w:bottom w:val="single" w:sz="4" w:space="0" w:color="000000"/>
+            </w:tcBorders>
+            <w:vAlign w:val="bottom"/>
+          </w:tcPr>
+          <w:p>
+            <w:pPr>
+              <w:pStyle w:val="Normal"/>
+              <w:widowControl w:val="false"/>
+              <w:jc w:val="right"/>
+              <w:rPr>
+                <w:b/>
+                <w:b/>
+                <w:sz w:val="24"/>
+                <w:szCs w:val="24"/>
+              </w:rPr>
+            </w:pPr>
+            <w:r>
+              <w:rPr/>
+              <w:t>NA</w:t>
+            </w:r>
+          </w:p>
+        </w:tc>
+        <w:tc>
+          <w:tcPr>
+            <w:tcW w:w="631" w:type="dxa"/>
+            <w:tcBorders>
+              <w:bottom w:val="single" w:sz="4" w:space="0" w:color="000000"/>
+            </w:tcBorders>
+            <w:vAlign w:val="bottom"/>
+          </w:tcPr>
+          <w:p>
+            <w:pPr>
+              <w:pStyle w:val="Normal"/>
+              <w:widowControl w:val="false"/>
+              <w:jc w:val="right"/>
+              <w:rPr>
+                <w:b/>
+                <w:b/>
+                <w:sz w:val="24"/>
+                <w:szCs w:val="24"/>
+              </w:rPr>
+            </w:pPr>
+            <w:r>
+              <w:rPr/>
+              <w:t>11</w:t>
+            </w:r>
+          </w:p>
+        </w:tc>
+        <w:tc>
+          <w:tcPr>
+            <w:tcW w:w="632" w:type="dxa"/>
+            <w:tcBorders>
+              <w:bottom w:val="single" w:sz="4" w:space="0" w:color="000000"/>
+            </w:tcBorders>
+            <w:vAlign w:val="bottom"/>
+          </w:tcPr>
+          <w:p>
+            <w:pPr>
+              <w:pStyle w:val="Normal"/>
+              <w:widowControl w:val="false"/>
+              <w:jc w:val="right"/>
+              <w:rPr>
+                <w:b/>
+                <w:b/>
+                <w:sz w:val="24"/>
+                <w:szCs w:val="24"/>
+              </w:rPr>
+            </w:pPr>
+            <w:r>
+              <w:rPr/>
+              <w:t>20</w:t>
             </w:r>
           </w:p>
         </w:tc>
@@ -18886,6 +19243,58 @@
                 <w:sz w:val="24"/>
                 <w:szCs w:val="24"/>
               </w:rPr>
+            </w:r>
+          </w:p>
+        </w:tc>
+        <w:tc>
+          <w:tcPr>
+            <w:tcW w:w="628" w:type="dxa"/>
+            <w:tcBorders>
+              <w:bottom w:val="single" w:sz="4" w:space="0" w:color="000000"/>
+            </w:tcBorders>
+            <w:vAlign w:val="bottom"/>
+          </w:tcPr>
+          <w:p>
+            <w:pPr>
+              <w:pStyle w:val="Normal"/>
+              <w:widowControl w:val="false"/>
+              <w:jc w:val="right"/>
+              <w:rPr>
+                <w:b/>
+                <w:b/>
+                <w:sz w:val="24"/>
+                <w:szCs w:val="24"/>
+              </w:rPr>
+            </w:pPr>
+            <w:r>
+              <w:rPr/>
+              <w:t>12</w:t>
+            </w:r>
+          </w:p>
+        </w:tc>
+        <w:tc>
+          <w:tcPr>
+            <w:tcW w:w="631" w:type="dxa"/>
+            <w:tcBorders>
+              <w:bottom w:val="single" w:sz="4" w:space="0" w:color="000000"/>
+            </w:tcBorders>
+            <w:vAlign w:val="bottom"/>
+          </w:tcPr>
+          <w:p>
+            <w:pPr>
+              <w:pStyle w:val="Normal"/>
+              <w:widowControl w:val="false"/>
+              <w:jc w:val="right"/>
+              <w:rPr>
+                <w:b/>
+                <w:b/>
+                <w:sz w:val="24"/>
+                <w:szCs w:val="24"/>
+              </w:rPr>
+            </w:pPr>
+            <w:r>
+              <w:rPr/>
+              <w:t>NA</w:t>
             </w:r>
           </w:p>
         </w:tc>
@@ -18911,327 +19320,13 @@
             </w:pPr>
             <w:r>
               <w:rPr/>
-              <w:t>NA</w:t>
-            </w:r>
-          </w:p>
-        </w:tc>
-        <w:tc>
-          <w:tcPr>
-            <w:tcW w:w="631" w:type="dxa"/>
-            <w:tcBorders>
-              <w:bottom w:val="single" w:sz="4" w:space="0" w:color="000000"/>
-            </w:tcBorders>
-            <w:vAlign w:val="bottom"/>
-          </w:tcPr>
-          <w:p>
-            <w:pPr>
-              <w:pStyle w:val="Normal"/>
-              <w:widowControl w:val="false"/>
-              <w:jc w:val="right"/>
-              <w:rPr>
-                <w:b/>
-                <w:b/>
-                <w:sz w:val="24"/>
-                <w:szCs w:val="24"/>
-              </w:rPr>
-            </w:pPr>
-            <w:r>
-              <w:rPr/>
-              <w:t>NA</w:t>
-            </w:r>
-          </w:p>
-        </w:tc>
-        <w:tc>
-          <w:tcPr>
-            <w:tcW w:w="632" w:type="dxa"/>
-            <w:tcBorders>
-              <w:bottom w:val="single" w:sz="4" w:space="0" w:color="000000"/>
-            </w:tcBorders>
-            <w:vAlign w:val="bottom"/>
-          </w:tcPr>
-          <w:p>
-            <w:pPr>
-              <w:pStyle w:val="Normal"/>
-              <w:widowControl w:val="false"/>
-              <w:jc w:val="right"/>
-              <w:rPr>
-                <w:b/>
-                <w:b/>
-                <w:sz w:val="24"/>
-                <w:szCs w:val="24"/>
-              </w:rPr>
-            </w:pPr>
-            <w:r>
-              <w:rPr/>
-              <w:t>11</w:t>
-            </w:r>
-          </w:p>
-        </w:tc>
-        <w:tc>
-          <w:tcPr>
-            <w:tcW w:w="632" w:type="dxa"/>
-            <w:tcBorders>
-              <w:bottom w:val="single" w:sz="4" w:space="0" w:color="000000"/>
-            </w:tcBorders>
-            <w:vAlign w:val="bottom"/>
-          </w:tcPr>
-          <w:p>
-            <w:pPr>
-              <w:pStyle w:val="Normal"/>
-              <w:widowControl w:val="false"/>
-              <w:jc w:val="right"/>
-              <w:rPr>
-                <w:b/>
-                <w:b/>
-                <w:sz w:val="24"/>
-                <w:szCs w:val="24"/>
-              </w:rPr>
-            </w:pPr>
-            <w:r>
-              <w:rPr/>
-              <w:t>20</w:t>
-            </w:r>
-          </w:p>
-        </w:tc>
-        <w:tc>
-          <w:tcPr>
-            <w:tcW w:w="90" w:type="dxa"/>
-            <w:tcBorders/>
-            <w:vAlign w:val="bottom"/>
-          </w:tcPr>
-          <w:p>
-            <w:pPr>
-              <w:pStyle w:val="Normal"/>
-              <w:widowControl w:val="false"/>
-              <w:jc w:val="right"/>
-              <w:rPr>
-                <w:b/>
-                <w:b/>
-                <w:sz w:val="24"/>
-                <w:szCs w:val="24"/>
-              </w:rPr>
-            </w:pPr>
-            <w:r>
-              <w:rPr>
-                <w:b/>
-                <w:sz w:val="24"/>
-                <w:szCs w:val="24"/>
-              </w:rPr>
-            </w:r>
-          </w:p>
-        </w:tc>
-        <w:tc>
-          <w:tcPr>
-            <w:tcW w:w="634" w:type="dxa"/>
-            <w:tcBorders>
-              <w:bottom w:val="single" w:sz="4" w:space="0" w:color="000000"/>
-            </w:tcBorders>
-            <w:vAlign w:val="bottom"/>
-          </w:tcPr>
-          <w:p>
-            <w:pPr>
-              <w:pStyle w:val="Normal"/>
-              <w:widowControl w:val="false"/>
-              <w:jc w:val="right"/>
-              <w:rPr>
-                <w:b/>
-                <w:b/>
-                <w:sz w:val="24"/>
-                <w:szCs w:val="24"/>
-              </w:rPr>
-            </w:pPr>
-            <w:r>
-              <w:rPr/>
-              <w:t>NA</w:t>
-            </w:r>
-          </w:p>
-        </w:tc>
-        <w:tc>
-          <w:tcPr>
-            <w:tcW w:w="632" w:type="dxa"/>
-            <w:tcBorders>
-              <w:bottom w:val="single" w:sz="4" w:space="0" w:color="000000"/>
-            </w:tcBorders>
-            <w:vAlign w:val="bottom"/>
-          </w:tcPr>
-          <w:p>
-            <w:pPr>
-              <w:pStyle w:val="Normal"/>
-              <w:widowControl w:val="false"/>
-              <w:jc w:val="right"/>
-              <w:rPr>
-                <w:b/>
-                <w:b/>
-                <w:sz w:val="24"/>
-                <w:szCs w:val="24"/>
-              </w:rPr>
-            </w:pPr>
-            <w:r>
-              <w:rPr/>
-              <w:t>NA</w:t>
-            </w:r>
-          </w:p>
-        </w:tc>
-        <w:tc>
-          <w:tcPr>
-            <w:tcW w:w="631" w:type="dxa"/>
-            <w:tcBorders>
-              <w:bottom w:val="single" w:sz="4" w:space="0" w:color="000000"/>
-            </w:tcBorders>
-            <w:vAlign w:val="bottom"/>
-          </w:tcPr>
-          <w:p>
-            <w:pPr>
-              <w:pStyle w:val="Normal"/>
-              <w:widowControl w:val="false"/>
-              <w:jc w:val="right"/>
-              <w:rPr>
-                <w:b/>
-                <w:b/>
-                <w:sz w:val="24"/>
-                <w:szCs w:val="24"/>
-              </w:rPr>
-            </w:pPr>
-            <w:r>
-              <w:rPr/>
-              <w:t>11</w:t>
-            </w:r>
-          </w:p>
-        </w:tc>
-        <w:tc>
-          <w:tcPr>
-            <w:tcW w:w="632" w:type="dxa"/>
-            <w:tcBorders>
-              <w:bottom w:val="single" w:sz="4" w:space="0" w:color="000000"/>
-            </w:tcBorders>
-            <w:vAlign w:val="bottom"/>
-          </w:tcPr>
-          <w:p>
-            <w:pPr>
-              <w:pStyle w:val="Normal"/>
-              <w:widowControl w:val="false"/>
-              <w:jc w:val="right"/>
-              <w:rPr>
-                <w:b/>
-                <w:b/>
-                <w:sz w:val="24"/>
-                <w:szCs w:val="24"/>
-              </w:rPr>
-            </w:pPr>
-            <w:r>
-              <w:rPr/>
-              <w:t>20</w:t>
-            </w:r>
-          </w:p>
-        </w:tc>
-        <w:tc>
-          <w:tcPr>
-            <w:tcW w:w="91" w:type="dxa"/>
-            <w:tcBorders/>
-            <w:vAlign w:val="bottom"/>
-          </w:tcPr>
-          <w:p>
-            <w:pPr>
-              <w:pStyle w:val="Normal"/>
-              <w:widowControl w:val="false"/>
-              <w:jc w:val="right"/>
-              <w:rPr>
-                <w:b/>
-                <w:b/>
-                <w:sz w:val="24"/>
-                <w:szCs w:val="24"/>
-              </w:rPr>
-            </w:pPr>
-            <w:r>
-              <w:rPr>
-                <w:b/>
-                <w:sz w:val="24"/>
-                <w:szCs w:val="24"/>
-              </w:rPr>
-            </w:r>
-          </w:p>
-        </w:tc>
-        <w:tc>
-          <w:tcPr>
-            <w:tcW w:w="628" w:type="dxa"/>
-            <w:tcBorders>
-              <w:bottom w:val="single" w:sz="4" w:space="0" w:color="000000"/>
-            </w:tcBorders>
-            <w:vAlign w:val="bottom"/>
-          </w:tcPr>
-          <w:p>
-            <w:pPr>
-              <w:pStyle w:val="Normal"/>
-              <w:widowControl w:val="false"/>
-              <w:jc w:val="right"/>
-              <w:rPr>
-                <w:b/>
-                <w:b/>
-                <w:sz w:val="24"/>
-                <w:szCs w:val="24"/>
-              </w:rPr>
-            </w:pPr>
-            <w:r>
-              <w:rPr/>
-              <w:t>12</w:t>
-            </w:r>
-          </w:p>
-        </w:tc>
-        <w:tc>
-          <w:tcPr>
-            <w:tcW w:w="631" w:type="dxa"/>
-            <w:tcBorders>
-              <w:bottom w:val="single" w:sz="4" w:space="0" w:color="000000"/>
-            </w:tcBorders>
-            <w:vAlign w:val="bottom"/>
-          </w:tcPr>
-          <w:p>
-            <w:pPr>
-              <w:pStyle w:val="Normal"/>
-              <w:widowControl w:val="false"/>
-              <w:jc w:val="right"/>
-              <w:rPr>
-                <w:b/>
-                <w:b/>
-                <w:sz w:val="24"/>
-                <w:szCs w:val="24"/>
-              </w:rPr>
-            </w:pPr>
-            <w:r>
-              <w:rPr/>
-              <w:t>NA</w:t>
-            </w:r>
-          </w:p>
-        </w:tc>
-        <w:tc>
-          <w:tcPr>
-            <w:tcW w:w="629" w:type="dxa"/>
-            <w:tcBorders>
-              <w:bottom w:val="single" w:sz="4" w:space="0" w:color="000000"/>
-            </w:tcBorders>
-            <w:vAlign w:val="bottom"/>
-          </w:tcPr>
-          <w:p>
-            <w:pPr>
-              <w:pStyle w:val="Normal"/>
-              <w:widowControl w:val="false"/>
-              <w:jc w:val="right"/>
-              <w:rPr>
-                <w:b/>
-                <w:b/>
-                <w:sz w:val="24"/>
-                <w:szCs w:val="24"/>
-              </w:rPr>
-            </w:pPr>
-            <w:r>
-              <w:rPr/>
               <w:t>36</w:t>
             </w:r>
           </w:p>
         </w:tc>
         <w:tc>
           <w:tcPr>
-            <w:tcW w:w="664" w:type="dxa"/>
+            <w:tcW w:w="661" w:type="dxa"/>
             <w:tcBorders>
               <w:bottom w:val="single" w:sz="4" w:space="0" w:color="000000"/>
             </w:tcBorders>
@@ -19518,6 +19613,111 @@
         </w:tc>
         <w:tc>
           <w:tcPr>
+            <w:tcW w:w="634" w:type="dxa"/>
+            <w:tcBorders>
+              <w:top w:val="single" w:sz="4" w:space="0" w:color="000000"/>
+            </w:tcBorders>
+            <w:vAlign w:val="bottom"/>
+          </w:tcPr>
+          <w:p>
+            <w:pPr>
+              <w:pStyle w:val="Normal"/>
+              <w:widowControl w:val="false"/>
+              <w:jc w:val="right"/>
+              <w:rPr>
+                <w:b/>
+                <w:b/>
+                <w:sz w:val="24"/>
+                <w:szCs w:val="24"/>
+              </w:rPr>
+            </w:pPr>
+            <w:r>
+              <w:rPr/>
+              <w:t>74.6</w:t>
+            </w:r>
+          </w:p>
+        </w:tc>
+        <w:tc>
+          <w:tcPr>
+            <w:tcW w:w="91" w:type="dxa"/>
+            <w:tcBorders/>
+            <w:vAlign w:val="bottom"/>
+          </w:tcPr>
+          <w:p>
+            <w:pPr>
+              <w:pStyle w:val="Normal"/>
+              <w:widowControl w:val="false"/>
+              <w:jc w:val="right"/>
+              <w:rPr>
+                <w:b/>
+                <w:b/>
+                <w:sz w:val="24"/>
+                <w:szCs w:val="24"/>
+              </w:rPr>
+            </w:pPr>
+            <w:r>
+              <w:rPr>
+                <w:b/>
+                <w:sz w:val="24"/>
+                <w:szCs w:val="24"/>
+              </w:rPr>
+            </w:r>
+          </w:p>
+        </w:tc>
+        <w:tc>
+          <w:tcPr>
+            <w:tcW w:w="630" w:type="dxa"/>
+            <w:tcBorders>
+              <w:top w:val="single" w:sz="4" w:space="0" w:color="000000"/>
+            </w:tcBorders>
+            <w:vAlign w:val="bottom"/>
+          </w:tcPr>
+          <w:p>
+            <w:pPr>
+              <w:pStyle w:val="Normal"/>
+              <w:widowControl w:val="false"/>
+              <w:jc w:val="right"/>
+              <w:rPr>
+                <w:b/>
+                <w:b/>
+                <w:sz w:val="24"/>
+                <w:szCs w:val="24"/>
+              </w:rPr>
+            </w:pPr>
+            <w:r>
+              <w:rPr/>
+              <w:t>NA</w:t>
+            </w:r>
+          </w:p>
+        </w:tc>
+        <w:tc>
+          <w:tcPr>
+            <w:tcW w:w="630" w:type="dxa"/>
+            <w:tcBorders>
+              <w:top w:val="single" w:sz="4" w:space="0" w:color="000000"/>
+            </w:tcBorders>
+            <w:vAlign w:val="bottom"/>
+          </w:tcPr>
+          <w:p>
+            <w:pPr>
+              <w:pStyle w:val="Normal"/>
+              <w:widowControl w:val="false"/>
+              <w:jc w:val="right"/>
+              <w:rPr>
+                <w:b/>
+                <w:b/>
+                <w:sz w:val="24"/>
+                <w:szCs w:val="24"/>
+              </w:rPr>
+            </w:pPr>
+            <w:r>
+              <w:rPr/>
+              <w:t>NA</w:t>
+            </w:r>
+          </w:p>
+        </w:tc>
+        <w:tc>
+          <w:tcPr>
             <w:tcW w:w="633" w:type="dxa"/>
             <w:tcBorders>
               <w:top w:val="single" w:sz="4" w:space="0" w:color="000000"/>
@@ -19538,7 +19738,164 @@
             </w:pPr>
             <w:r>
               <w:rPr/>
-              <w:t>74.6</w:t>
+              <w:t>131.6</w:t>
+            </w:r>
+          </w:p>
+        </w:tc>
+        <w:tc>
+          <w:tcPr>
+            <w:tcW w:w="632" w:type="dxa"/>
+            <w:tcBorders>
+              <w:top w:val="single" w:sz="4" w:space="0" w:color="000000"/>
+            </w:tcBorders>
+            <w:vAlign w:val="bottom"/>
+          </w:tcPr>
+          <w:p>
+            <w:pPr>
+              <w:pStyle w:val="Normal"/>
+              <w:widowControl w:val="false"/>
+              <w:jc w:val="right"/>
+              <w:rPr>
+                <w:b/>
+                <w:b/>
+                <w:sz w:val="24"/>
+                <w:szCs w:val="24"/>
+              </w:rPr>
+            </w:pPr>
+            <w:r>
+              <w:rPr/>
+              <w:t>121.0</w:t>
+            </w:r>
+          </w:p>
+        </w:tc>
+        <w:tc>
+          <w:tcPr>
+            <w:tcW w:w="89" w:type="dxa"/>
+            <w:tcBorders/>
+            <w:vAlign w:val="bottom"/>
+          </w:tcPr>
+          <w:p>
+            <w:pPr>
+              <w:pStyle w:val="Normal"/>
+              <w:widowControl w:val="false"/>
+              <w:jc w:val="right"/>
+              <w:rPr>
+                <w:b/>
+                <w:b/>
+                <w:sz w:val="24"/>
+                <w:szCs w:val="24"/>
+              </w:rPr>
+            </w:pPr>
+            <w:r>
+              <w:rPr>
+                <w:b/>
+                <w:sz w:val="24"/>
+                <w:szCs w:val="24"/>
+              </w:rPr>
+            </w:r>
+          </w:p>
+        </w:tc>
+        <w:tc>
+          <w:tcPr>
+            <w:tcW w:w="636" w:type="dxa"/>
+            <w:tcBorders>
+              <w:top w:val="single" w:sz="4" w:space="0" w:color="000000"/>
+            </w:tcBorders>
+            <w:vAlign w:val="bottom"/>
+          </w:tcPr>
+          <w:p>
+            <w:pPr>
+              <w:pStyle w:val="Normal"/>
+              <w:widowControl w:val="false"/>
+              <w:jc w:val="right"/>
+              <w:rPr>
+                <w:b/>
+                <w:b/>
+                <w:sz w:val="24"/>
+                <w:szCs w:val="24"/>
+              </w:rPr>
+            </w:pPr>
+            <w:r>
+              <w:rPr/>
+              <w:t>NA</w:t>
+            </w:r>
+          </w:p>
+        </w:tc>
+        <w:tc>
+          <w:tcPr>
+            <w:tcW w:w="632" w:type="dxa"/>
+            <w:tcBorders>
+              <w:top w:val="single" w:sz="4" w:space="0" w:color="000000"/>
+            </w:tcBorders>
+            <w:vAlign w:val="bottom"/>
+          </w:tcPr>
+          <w:p>
+            <w:pPr>
+              <w:pStyle w:val="Normal"/>
+              <w:widowControl w:val="false"/>
+              <w:jc w:val="right"/>
+              <w:rPr>
+                <w:b/>
+                <w:b/>
+                <w:sz w:val="24"/>
+                <w:szCs w:val="24"/>
+              </w:rPr>
+            </w:pPr>
+            <w:r>
+              <w:rPr/>
+              <w:t>NA</w:t>
+            </w:r>
+          </w:p>
+        </w:tc>
+        <w:tc>
+          <w:tcPr>
+            <w:tcW w:w="631" w:type="dxa"/>
+            <w:tcBorders>
+              <w:top w:val="single" w:sz="4" w:space="0" w:color="000000"/>
+            </w:tcBorders>
+            <w:vAlign w:val="bottom"/>
+          </w:tcPr>
+          <w:p>
+            <w:pPr>
+              <w:pStyle w:val="Normal"/>
+              <w:widowControl w:val="false"/>
+              <w:jc w:val="right"/>
+              <w:rPr>
+                <w:b/>
+                <w:b/>
+                <w:sz w:val="24"/>
+                <w:szCs w:val="24"/>
+              </w:rPr>
+            </w:pPr>
+            <w:r>
+              <w:rPr/>
+              <w:t>164.8</w:t>
+            </w:r>
+          </w:p>
+        </w:tc>
+        <w:tc>
+          <w:tcPr>
+            <w:tcW w:w="632" w:type="dxa"/>
+            <w:tcBorders>
+              <w:top w:val="single" w:sz="4" w:space="0" w:color="000000"/>
+            </w:tcBorders>
+            <w:vAlign w:val="bottom"/>
+          </w:tcPr>
+          <w:p>
+            <w:pPr>
+              <w:pStyle w:val="Normal"/>
+              <w:widowControl w:val="false"/>
+              <w:jc w:val="right"/>
+              <w:rPr>
+                <w:b/>
+                <w:b/>
+                <w:sz w:val="24"/>
+                <w:szCs w:val="24"/>
+              </w:rPr>
+            </w:pPr>
+            <w:r>
+              <w:rPr/>
+              <w:t>132.6</w:t>
             </w:r>
           </w:p>
         </w:tc>
@@ -19566,6 +19923,58 @@
                 <w:sz w:val="24"/>
                 <w:szCs w:val="24"/>
               </w:rPr>
+            </w:r>
+          </w:p>
+        </w:tc>
+        <w:tc>
+          <w:tcPr>
+            <w:tcW w:w="628" w:type="dxa"/>
+            <w:tcBorders>
+              <w:top w:val="single" w:sz="4" w:space="0" w:color="000000"/>
+            </w:tcBorders>
+            <w:vAlign w:val="bottom"/>
+          </w:tcPr>
+          <w:p>
+            <w:pPr>
+              <w:pStyle w:val="Normal"/>
+              <w:widowControl w:val="false"/>
+              <w:jc w:val="right"/>
+              <w:rPr>
+                <w:b/>
+                <w:b/>
+                <w:sz w:val="24"/>
+                <w:szCs w:val="24"/>
+              </w:rPr>
+            </w:pPr>
+            <w:r>
+              <w:rPr/>
+              <w:t>157.6</w:t>
+            </w:r>
+          </w:p>
+        </w:tc>
+        <w:tc>
+          <w:tcPr>
+            <w:tcW w:w="631" w:type="dxa"/>
+            <w:tcBorders>
+              <w:top w:val="single" w:sz="4" w:space="0" w:color="000000"/>
+            </w:tcBorders>
+            <w:vAlign w:val="bottom"/>
+          </w:tcPr>
+          <w:p>
+            <w:pPr>
+              <w:pStyle w:val="Normal"/>
+              <w:widowControl w:val="false"/>
+              <w:jc w:val="right"/>
+              <w:rPr>
+                <w:b/>
+                <w:b/>
+                <w:sz w:val="24"/>
+                <w:szCs w:val="24"/>
+              </w:rPr>
+            </w:pPr>
+            <w:r>
+              <w:rPr/>
+              <w:t>NA</w:t>
             </w:r>
           </w:p>
         </w:tc>
@@ -19591,327 +20000,13 @@
             </w:pPr>
             <w:r>
               <w:rPr/>
-              <w:t>NA</w:t>
-            </w:r>
-          </w:p>
-        </w:tc>
-        <w:tc>
-          <w:tcPr>
-            <w:tcW w:w="631" w:type="dxa"/>
-            <w:tcBorders>
-              <w:top w:val="single" w:sz="4" w:space="0" w:color="000000"/>
-            </w:tcBorders>
-            <w:vAlign w:val="bottom"/>
-          </w:tcPr>
-          <w:p>
-            <w:pPr>
-              <w:pStyle w:val="Normal"/>
-              <w:widowControl w:val="false"/>
-              <w:jc w:val="right"/>
-              <w:rPr>
-                <w:b/>
-                <w:b/>
-                <w:sz w:val="24"/>
-                <w:szCs w:val="24"/>
-              </w:rPr>
-            </w:pPr>
-            <w:r>
-              <w:rPr/>
-              <w:t>NA</w:t>
-            </w:r>
-          </w:p>
-        </w:tc>
-        <w:tc>
-          <w:tcPr>
-            <w:tcW w:w="632" w:type="dxa"/>
-            <w:tcBorders>
-              <w:top w:val="single" w:sz="4" w:space="0" w:color="000000"/>
-            </w:tcBorders>
-            <w:vAlign w:val="bottom"/>
-          </w:tcPr>
-          <w:p>
-            <w:pPr>
-              <w:pStyle w:val="Normal"/>
-              <w:widowControl w:val="false"/>
-              <w:jc w:val="right"/>
-              <w:rPr>
-                <w:b/>
-                <w:b/>
-                <w:sz w:val="24"/>
-                <w:szCs w:val="24"/>
-              </w:rPr>
-            </w:pPr>
-            <w:r>
-              <w:rPr/>
-              <w:t>131.6</w:t>
-            </w:r>
-          </w:p>
-        </w:tc>
-        <w:tc>
-          <w:tcPr>
-            <w:tcW w:w="632" w:type="dxa"/>
-            <w:tcBorders>
-              <w:top w:val="single" w:sz="4" w:space="0" w:color="000000"/>
-            </w:tcBorders>
-            <w:vAlign w:val="bottom"/>
-          </w:tcPr>
-          <w:p>
-            <w:pPr>
-              <w:pStyle w:val="Normal"/>
-              <w:widowControl w:val="false"/>
-              <w:jc w:val="right"/>
-              <w:rPr>
-                <w:b/>
-                <w:b/>
-                <w:sz w:val="24"/>
-                <w:szCs w:val="24"/>
-              </w:rPr>
-            </w:pPr>
-            <w:r>
-              <w:rPr/>
-              <w:t>121.0</w:t>
-            </w:r>
-          </w:p>
-        </w:tc>
-        <w:tc>
-          <w:tcPr>
-            <w:tcW w:w="90" w:type="dxa"/>
-            <w:tcBorders/>
-            <w:vAlign w:val="bottom"/>
-          </w:tcPr>
-          <w:p>
-            <w:pPr>
-              <w:pStyle w:val="Normal"/>
-              <w:widowControl w:val="false"/>
-              <w:jc w:val="right"/>
-              <w:rPr>
-                <w:b/>
-                <w:b/>
-                <w:sz w:val="24"/>
-                <w:szCs w:val="24"/>
-              </w:rPr>
-            </w:pPr>
-            <w:r>
-              <w:rPr>
-                <w:b/>
-                <w:sz w:val="24"/>
-                <w:szCs w:val="24"/>
-              </w:rPr>
-            </w:r>
-          </w:p>
-        </w:tc>
-        <w:tc>
-          <w:tcPr>
-            <w:tcW w:w="634" w:type="dxa"/>
-            <w:tcBorders>
-              <w:top w:val="single" w:sz="4" w:space="0" w:color="000000"/>
-            </w:tcBorders>
-            <w:vAlign w:val="bottom"/>
-          </w:tcPr>
-          <w:p>
-            <w:pPr>
-              <w:pStyle w:val="Normal"/>
-              <w:widowControl w:val="false"/>
-              <w:jc w:val="right"/>
-              <w:rPr>
-                <w:b/>
-                <w:b/>
-                <w:sz w:val="24"/>
-                <w:szCs w:val="24"/>
-              </w:rPr>
-            </w:pPr>
-            <w:r>
-              <w:rPr/>
-              <w:t>NA</w:t>
-            </w:r>
-          </w:p>
-        </w:tc>
-        <w:tc>
-          <w:tcPr>
-            <w:tcW w:w="632" w:type="dxa"/>
-            <w:tcBorders>
-              <w:top w:val="single" w:sz="4" w:space="0" w:color="000000"/>
-            </w:tcBorders>
-            <w:vAlign w:val="bottom"/>
-          </w:tcPr>
-          <w:p>
-            <w:pPr>
-              <w:pStyle w:val="Normal"/>
-              <w:widowControl w:val="false"/>
-              <w:jc w:val="right"/>
-              <w:rPr>
-                <w:b/>
-                <w:b/>
-                <w:sz w:val="24"/>
-                <w:szCs w:val="24"/>
-              </w:rPr>
-            </w:pPr>
-            <w:r>
-              <w:rPr/>
-              <w:t>NA</w:t>
-            </w:r>
-          </w:p>
-        </w:tc>
-        <w:tc>
-          <w:tcPr>
-            <w:tcW w:w="631" w:type="dxa"/>
-            <w:tcBorders>
-              <w:top w:val="single" w:sz="4" w:space="0" w:color="000000"/>
-            </w:tcBorders>
-            <w:vAlign w:val="bottom"/>
-          </w:tcPr>
-          <w:p>
-            <w:pPr>
-              <w:pStyle w:val="Normal"/>
-              <w:widowControl w:val="false"/>
-              <w:jc w:val="right"/>
-              <w:rPr>
-                <w:b/>
-                <w:b/>
-                <w:sz w:val="24"/>
-                <w:szCs w:val="24"/>
-              </w:rPr>
-            </w:pPr>
-            <w:r>
-              <w:rPr/>
-              <w:t>164.8</w:t>
-            </w:r>
-          </w:p>
-        </w:tc>
-        <w:tc>
-          <w:tcPr>
-            <w:tcW w:w="632" w:type="dxa"/>
-            <w:tcBorders>
-              <w:top w:val="single" w:sz="4" w:space="0" w:color="000000"/>
-            </w:tcBorders>
-            <w:vAlign w:val="bottom"/>
-          </w:tcPr>
-          <w:p>
-            <w:pPr>
-              <w:pStyle w:val="Normal"/>
-              <w:widowControl w:val="false"/>
-              <w:jc w:val="right"/>
-              <w:rPr>
-                <w:b/>
-                <w:b/>
-                <w:sz w:val="24"/>
-                <w:szCs w:val="24"/>
-              </w:rPr>
-            </w:pPr>
-            <w:r>
-              <w:rPr/>
-              <w:t>132.6</w:t>
-            </w:r>
-          </w:p>
-        </w:tc>
-        <w:tc>
-          <w:tcPr>
-            <w:tcW w:w="91" w:type="dxa"/>
-            <w:tcBorders/>
-            <w:vAlign w:val="bottom"/>
-          </w:tcPr>
-          <w:p>
-            <w:pPr>
-              <w:pStyle w:val="Normal"/>
-              <w:widowControl w:val="false"/>
-              <w:jc w:val="right"/>
-              <w:rPr>
-                <w:b/>
-                <w:b/>
-                <w:sz w:val="24"/>
-                <w:szCs w:val="24"/>
-              </w:rPr>
-            </w:pPr>
-            <w:r>
-              <w:rPr>
-                <w:b/>
-                <w:sz w:val="24"/>
-                <w:szCs w:val="24"/>
-              </w:rPr>
-            </w:r>
-          </w:p>
-        </w:tc>
-        <w:tc>
-          <w:tcPr>
-            <w:tcW w:w="628" w:type="dxa"/>
-            <w:tcBorders>
-              <w:top w:val="single" w:sz="4" w:space="0" w:color="000000"/>
-            </w:tcBorders>
-            <w:vAlign w:val="bottom"/>
-          </w:tcPr>
-          <w:p>
-            <w:pPr>
-              <w:pStyle w:val="Normal"/>
-              <w:widowControl w:val="false"/>
-              <w:jc w:val="right"/>
-              <w:rPr>
-                <w:b/>
-                <w:b/>
-                <w:sz w:val="24"/>
-                <w:szCs w:val="24"/>
-              </w:rPr>
-            </w:pPr>
-            <w:r>
-              <w:rPr/>
-              <w:t>157.6</w:t>
-            </w:r>
-          </w:p>
-        </w:tc>
-        <w:tc>
-          <w:tcPr>
-            <w:tcW w:w="631" w:type="dxa"/>
-            <w:tcBorders>
-              <w:top w:val="single" w:sz="4" w:space="0" w:color="000000"/>
-            </w:tcBorders>
-            <w:vAlign w:val="bottom"/>
-          </w:tcPr>
-          <w:p>
-            <w:pPr>
-              <w:pStyle w:val="Normal"/>
-              <w:widowControl w:val="false"/>
-              <w:jc w:val="right"/>
-              <w:rPr>
-                <w:b/>
-                <w:b/>
-                <w:sz w:val="24"/>
-                <w:szCs w:val="24"/>
-              </w:rPr>
-            </w:pPr>
-            <w:r>
-              <w:rPr/>
-              <w:t>NA</w:t>
-            </w:r>
-          </w:p>
-        </w:tc>
-        <w:tc>
-          <w:tcPr>
-            <w:tcW w:w="629" w:type="dxa"/>
-            <w:tcBorders>
-              <w:top w:val="single" w:sz="4" w:space="0" w:color="000000"/>
-            </w:tcBorders>
-            <w:vAlign w:val="bottom"/>
-          </w:tcPr>
-          <w:p>
-            <w:pPr>
-              <w:pStyle w:val="Normal"/>
-              <w:widowControl w:val="false"/>
-              <w:jc w:val="right"/>
-              <w:rPr>
-                <w:b/>
-                <w:b/>
-                <w:sz w:val="24"/>
-                <w:szCs w:val="24"/>
-              </w:rPr>
-            </w:pPr>
-            <w:r>
-              <w:rPr/>
               <w:t>73.2</w:t>
             </w:r>
           </w:p>
         </w:tc>
         <w:tc>
           <w:tcPr>
-            <w:tcW w:w="664" w:type="dxa"/>
+            <w:tcW w:w="661" w:type="dxa"/>
             <w:tcBorders>
               <w:top w:val="single" w:sz="4" w:space="0" w:color="000000"/>
             </w:tcBorders>
@@ -20184,7 +20279,7 @@
         </w:tc>
         <w:tc>
           <w:tcPr>
-            <w:tcW w:w="633" w:type="dxa"/>
+            <w:tcW w:w="634" w:type="dxa"/>
             <w:tcBorders/>
             <w:vAlign w:val="bottom"/>
           </w:tcPr>
@@ -20235,7 +20330,7 @@
         </w:tc>
         <w:tc>
           <w:tcPr>
-            <w:tcW w:w="629" w:type="dxa"/>
+            <w:tcW w:w="630" w:type="dxa"/>
             <w:tcBorders/>
             <w:vAlign w:val="bottom"/>
           </w:tcPr>
@@ -20259,7 +20354,7 @@
         </w:tc>
         <w:tc>
           <w:tcPr>
-            <w:tcW w:w="631" w:type="dxa"/>
+            <w:tcW w:w="630" w:type="dxa"/>
             <w:tcBorders/>
             <w:vAlign w:val="bottom"/>
           </w:tcPr>
@@ -20283,7 +20378,7 @@
         </w:tc>
         <w:tc>
           <w:tcPr>
-            <w:tcW w:w="632" w:type="dxa"/>
+            <w:tcW w:w="633" w:type="dxa"/>
             <w:tcBorders/>
             <w:vAlign w:val="bottom"/>
           </w:tcPr>
@@ -20331,7 +20426,7 @@
         </w:tc>
         <w:tc>
           <w:tcPr>
-            <w:tcW w:w="90" w:type="dxa"/>
+            <w:tcW w:w="89" w:type="dxa"/>
             <w:tcBorders/>
             <w:vAlign w:val="bottom"/>
           </w:tcPr>
@@ -20358,7 +20453,7 @@
         </w:tc>
         <w:tc>
           <w:tcPr>
-            <w:tcW w:w="634" w:type="dxa"/>
+            <w:tcW w:w="636" w:type="dxa"/>
             <w:tcBorders/>
             <w:vAlign w:val="bottom"/>
           </w:tcPr>
@@ -20553,7 +20648,7 @@
         </w:tc>
         <w:tc>
           <w:tcPr>
-            <w:tcW w:w="664" w:type="dxa"/>
+            <w:tcW w:w="661" w:type="dxa"/>
             <w:tcBorders/>
             <w:vAlign w:val="bottom"/>
           </w:tcPr>
@@ -20840,6 +20935,113 @@
         </w:tc>
         <w:tc>
           <w:tcPr>
+            <w:tcW w:w="634" w:type="dxa"/>
+            <w:tcBorders>
+              <w:bottom w:val="single" w:sz="4" w:space="0" w:color="000000"/>
+            </w:tcBorders>
+            <w:vAlign w:val="bottom"/>
+          </w:tcPr>
+          <w:p>
+            <w:pPr>
+              <w:pStyle w:val="Normal"/>
+              <w:widowControl w:val="false"/>
+              <w:jc w:val="right"/>
+              <w:rPr>
+                <w:b/>
+                <w:b/>
+                <w:sz w:val="24"/>
+                <w:szCs w:val="24"/>
+              </w:rPr>
+            </w:pPr>
+            <w:r>
+              <w:rPr/>
+              <w:t>373</w:t>
+            </w:r>
+          </w:p>
+        </w:tc>
+        <w:tc>
+          <w:tcPr>
+            <w:tcW w:w="91" w:type="dxa"/>
+            <w:tcBorders>
+              <w:bottom w:val="single" w:sz="4" w:space="0" w:color="000000"/>
+            </w:tcBorders>
+            <w:vAlign w:val="bottom"/>
+          </w:tcPr>
+          <w:p>
+            <w:pPr>
+              <w:pStyle w:val="Normal"/>
+              <w:widowControl w:val="false"/>
+              <w:jc w:val="right"/>
+              <w:rPr>
+                <w:b/>
+                <w:b/>
+                <w:sz w:val="24"/>
+                <w:szCs w:val="24"/>
+              </w:rPr>
+            </w:pPr>
+            <w:r>
+              <w:rPr>
+                <w:b/>
+                <w:sz w:val="24"/>
+                <w:szCs w:val="24"/>
+              </w:rPr>
+            </w:r>
+          </w:p>
+        </w:tc>
+        <w:tc>
+          <w:tcPr>
+            <w:tcW w:w="630" w:type="dxa"/>
+            <w:tcBorders>
+              <w:bottom w:val="single" w:sz="4" w:space="0" w:color="000000"/>
+            </w:tcBorders>
+            <w:vAlign w:val="bottom"/>
+          </w:tcPr>
+          <w:p>
+            <w:pPr>
+              <w:pStyle w:val="Normal"/>
+              <w:widowControl w:val="false"/>
+              <w:jc w:val="right"/>
+              <w:rPr>
+                <w:b/>
+                <w:b/>
+                <w:sz w:val="24"/>
+                <w:szCs w:val="24"/>
+              </w:rPr>
+            </w:pPr>
+            <w:r>
+              <w:rPr/>
+              <w:t>NA</w:t>
+            </w:r>
+          </w:p>
+        </w:tc>
+        <w:tc>
+          <w:tcPr>
+            <w:tcW w:w="630" w:type="dxa"/>
+            <w:tcBorders>
+              <w:bottom w:val="single" w:sz="4" w:space="0" w:color="000000"/>
+            </w:tcBorders>
+            <w:vAlign w:val="bottom"/>
+          </w:tcPr>
+          <w:p>
+            <w:pPr>
+              <w:pStyle w:val="Normal"/>
+              <w:widowControl w:val="false"/>
+              <w:jc w:val="right"/>
+              <w:rPr>
+                <w:b/>
+                <w:b/>
+                <w:sz w:val="24"/>
+                <w:szCs w:val="24"/>
+              </w:rPr>
+            </w:pPr>
+            <w:r>
+              <w:rPr/>
+              <w:t>NA</w:t>
+            </w:r>
+          </w:p>
+        </w:tc>
+        <w:tc>
+          <w:tcPr>
             <w:tcW w:w="633" w:type="dxa"/>
             <w:tcBorders>
               <w:bottom w:val="single" w:sz="4" w:space="0" w:color="000000"/>
@@ -20860,7 +21062,166 @@
             </w:pPr>
             <w:r>
               <w:rPr/>
-              <w:t>373</w:t>
+              <w:t>658</w:t>
+            </w:r>
+          </w:p>
+        </w:tc>
+        <w:tc>
+          <w:tcPr>
+            <w:tcW w:w="632" w:type="dxa"/>
+            <w:tcBorders>
+              <w:bottom w:val="single" w:sz="4" w:space="0" w:color="000000"/>
+            </w:tcBorders>
+            <w:vAlign w:val="bottom"/>
+          </w:tcPr>
+          <w:p>
+            <w:pPr>
+              <w:pStyle w:val="Normal"/>
+              <w:widowControl w:val="false"/>
+              <w:jc w:val="right"/>
+              <w:rPr>
+                <w:b/>
+                <w:b/>
+                <w:sz w:val="24"/>
+                <w:szCs w:val="24"/>
+              </w:rPr>
+            </w:pPr>
+            <w:r>
+              <w:rPr/>
+              <w:t>605</w:t>
+            </w:r>
+          </w:p>
+        </w:tc>
+        <w:tc>
+          <w:tcPr>
+            <w:tcW w:w="89" w:type="dxa"/>
+            <w:tcBorders>
+              <w:bottom w:val="single" w:sz="4" w:space="0" w:color="000000"/>
+            </w:tcBorders>
+            <w:vAlign w:val="bottom"/>
+          </w:tcPr>
+          <w:p>
+            <w:pPr>
+              <w:pStyle w:val="Normal"/>
+              <w:widowControl w:val="false"/>
+              <w:jc w:val="right"/>
+              <w:rPr>
+                <w:b/>
+                <w:b/>
+                <w:sz w:val="24"/>
+                <w:szCs w:val="24"/>
+              </w:rPr>
+            </w:pPr>
+            <w:r>
+              <w:rPr>
+                <w:b/>
+                <w:sz w:val="24"/>
+                <w:szCs w:val="24"/>
+              </w:rPr>
+            </w:r>
+          </w:p>
+        </w:tc>
+        <w:tc>
+          <w:tcPr>
+            <w:tcW w:w="636" w:type="dxa"/>
+            <w:tcBorders>
+              <w:bottom w:val="single" w:sz="4" w:space="0" w:color="000000"/>
+            </w:tcBorders>
+            <w:vAlign w:val="bottom"/>
+          </w:tcPr>
+          <w:p>
+            <w:pPr>
+              <w:pStyle w:val="Normal"/>
+              <w:widowControl w:val="false"/>
+              <w:jc w:val="right"/>
+              <w:rPr>
+                <w:b/>
+                <w:b/>
+                <w:sz w:val="24"/>
+                <w:szCs w:val="24"/>
+              </w:rPr>
+            </w:pPr>
+            <w:r>
+              <w:rPr/>
+              <w:t>NA</w:t>
+            </w:r>
+          </w:p>
+        </w:tc>
+        <w:tc>
+          <w:tcPr>
+            <w:tcW w:w="632" w:type="dxa"/>
+            <w:tcBorders>
+              <w:bottom w:val="single" w:sz="4" w:space="0" w:color="000000"/>
+            </w:tcBorders>
+            <w:vAlign w:val="bottom"/>
+          </w:tcPr>
+          <w:p>
+            <w:pPr>
+              <w:pStyle w:val="Normal"/>
+              <w:widowControl w:val="false"/>
+              <w:jc w:val="right"/>
+              <w:rPr>
+                <w:b/>
+                <w:b/>
+                <w:sz w:val="24"/>
+                <w:szCs w:val="24"/>
+              </w:rPr>
+            </w:pPr>
+            <w:r>
+              <w:rPr/>
+              <w:t>NA</w:t>
+            </w:r>
+          </w:p>
+        </w:tc>
+        <w:tc>
+          <w:tcPr>
+            <w:tcW w:w="631" w:type="dxa"/>
+            <w:tcBorders>
+              <w:bottom w:val="single" w:sz="4" w:space="0" w:color="000000"/>
+            </w:tcBorders>
+            <w:vAlign w:val="bottom"/>
+          </w:tcPr>
+          <w:p>
+            <w:pPr>
+              <w:pStyle w:val="Normal"/>
+              <w:widowControl w:val="false"/>
+              <w:jc w:val="right"/>
+              <w:rPr>
+                <w:b/>
+                <w:b/>
+                <w:sz w:val="24"/>
+                <w:szCs w:val="24"/>
+              </w:rPr>
+            </w:pPr>
+            <w:r>
+              <w:rPr/>
+              <w:t>824</w:t>
+            </w:r>
+          </w:p>
+        </w:tc>
+        <w:tc>
+          <w:tcPr>
+            <w:tcW w:w="632" w:type="dxa"/>
+            <w:tcBorders>
+              <w:bottom w:val="single" w:sz="4" w:space="0" w:color="000000"/>
+            </w:tcBorders>
+            <w:vAlign w:val="bottom"/>
+          </w:tcPr>
+          <w:p>
+            <w:pPr>
+              <w:pStyle w:val="Normal"/>
+              <w:widowControl w:val="false"/>
+              <w:jc w:val="right"/>
+              <w:rPr>
+                <w:b/>
+                <w:b/>
+                <w:sz w:val="24"/>
+                <w:szCs w:val="24"/>
+              </w:rPr>
+            </w:pPr>
+            <w:r>
+              <w:rPr/>
+              <w:t>663</w:t>
             </w:r>
           </w:p>
         </w:tc>
@@ -20895,6 +21256,58 @@
         </w:tc>
         <w:tc>
           <w:tcPr>
+            <w:tcW w:w="628" w:type="dxa"/>
+            <w:tcBorders>
+              <w:bottom w:val="single" w:sz="4" w:space="0" w:color="000000"/>
+            </w:tcBorders>
+            <w:vAlign w:val="bottom"/>
+          </w:tcPr>
+          <w:p>
+            <w:pPr>
+              <w:pStyle w:val="Normal"/>
+              <w:widowControl w:val="false"/>
+              <w:jc w:val="right"/>
+              <w:rPr>
+                <w:b/>
+                <w:b/>
+                <w:sz w:val="24"/>
+                <w:szCs w:val="24"/>
+              </w:rPr>
+            </w:pPr>
+            <w:r>
+              <w:rPr/>
+              <w:t>788</w:t>
+            </w:r>
+          </w:p>
+        </w:tc>
+        <w:tc>
+          <w:tcPr>
+            <w:tcW w:w="631" w:type="dxa"/>
+            <w:tcBorders>
+              <w:bottom w:val="single" w:sz="4" w:space="0" w:color="000000"/>
+            </w:tcBorders>
+            <w:vAlign w:val="bottom"/>
+          </w:tcPr>
+          <w:p>
+            <w:pPr>
+              <w:pStyle w:val="Normal"/>
+              <w:widowControl w:val="false"/>
+              <w:jc w:val="right"/>
+              <w:rPr>
+                <w:b/>
+                <w:b/>
+                <w:sz w:val="24"/>
+                <w:szCs w:val="24"/>
+              </w:rPr>
+            </w:pPr>
+            <w:r>
+              <w:rPr/>
+              <w:t>NA</w:t>
+            </w:r>
+          </w:p>
+        </w:tc>
+        <w:tc>
+          <w:tcPr>
             <w:tcW w:w="629" w:type="dxa"/>
             <w:tcBorders>
               <w:bottom w:val="single" w:sz="4" w:space="0" w:color="000000"/>
@@ -20915,331 +21328,13 @@
             </w:pPr>
             <w:r>
               <w:rPr/>
-              <w:t>NA</w:t>
-            </w:r>
-          </w:p>
-        </w:tc>
-        <w:tc>
-          <w:tcPr>
-            <w:tcW w:w="631" w:type="dxa"/>
-            <w:tcBorders>
-              <w:bottom w:val="single" w:sz="4" w:space="0" w:color="000000"/>
-            </w:tcBorders>
-            <w:vAlign w:val="bottom"/>
-          </w:tcPr>
-          <w:p>
-            <w:pPr>
-              <w:pStyle w:val="Normal"/>
-              <w:widowControl w:val="false"/>
-              <w:jc w:val="right"/>
-              <w:rPr>
-                <w:b/>
-                <w:b/>
-                <w:sz w:val="24"/>
-                <w:szCs w:val="24"/>
-              </w:rPr>
-            </w:pPr>
-            <w:r>
-              <w:rPr/>
-              <w:t>NA</w:t>
-            </w:r>
-          </w:p>
-        </w:tc>
-        <w:tc>
-          <w:tcPr>
-            <w:tcW w:w="632" w:type="dxa"/>
-            <w:tcBorders>
-              <w:bottom w:val="single" w:sz="4" w:space="0" w:color="000000"/>
-            </w:tcBorders>
-            <w:vAlign w:val="bottom"/>
-          </w:tcPr>
-          <w:p>
-            <w:pPr>
-              <w:pStyle w:val="Normal"/>
-              <w:widowControl w:val="false"/>
-              <w:jc w:val="right"/>
-              <w:rPr>
-                <w:b/>
-                <w:b/>
-                <w:sz w:val="24"/>
-                <w:szCs w:val="24"/>
-              </w:rPr>
-            </w:pPr>
-            <w:r>
-              <w:rPr/>
-              <w:t>658</w:t>
-            </w:r>
-          </w:p>
-        </w:tc>
-        <w:tc>
-          <w:tcPr>
-            <w:tcW w:w="632" w:type="dxa"/>
-            <w:tcBorders>
-              <w:bottom w:val="single" w:sz="4" w:space="0" w:color="000000"/>
-            </w:tcBorders>
-            <w:vAlign w:val="bottom"/>
-          </w:tcPr>
-          <w:p>
-            <w:pPr>
-              <w:pStyle w:val="Normal"/>
-              <w:widowControl w:val="false"/>
-              <w:jc w:val="right"/>
-              <w:rPr>
-                <w:b/>
-                <w:b/>
-                <w:sz w:val="24"/>
-                <w:szCs w:val="24"/>
-              </w:rPr>
-            </w:pPr>
-            <w:r>
-              <w:rPr/>
-              <w:t>605</w:t>
-            </w:r>
-          </w:p>
-        </w:tc>
-        <w:tc>
-          <w:tcPr>
-            <w:tcW w:w="90" w:type="dxa"/>
-            <w:tcBorders>
-              <w:bottom w:val="single" w:sz="4" w:space="0" w:color="000000"/>
-            </w:tcBorders>
-            <w:vAlign w:val="bottom"/>
-          </w:tcPr>
-          <w:p>
-            <w:pPr>
-              <w:pStyle w:val="Normal"/>
-              <w:widowControl w:val="false"/>
-              <w:jc w:val="right"/>
-              <w:rPr>
-                <w:b/>
-                <w:b/>
-                <w:sz w:val="24"/>
-                <w:szCs w:val="24"/>
-              </w:rPr>
-            </w:pPr>
-            <w:r>
-              <w:rPr>
-                <w:b/>
-                <w:sz w:val="24"/>
-                <w:szCs w:val="24"/>
-              </w:rPr>
-            </w:r>
-          </w:p>
-        </w:tc>
-        <w:tc>
-          <w:tcPr>
-            <w:tcW w:w="634" w:type="dxa"/>
-            <w:tcBorders>
-              <w:bottom w:val="single" w:sz="4" w:space="0" w:color="000000"/>
-            </w:tcBorders>
-            <w:vAlign w:val="bottom"/>
-          </w:tcPr>
-          <w:p>
-            <w:pPr>
-              <w:pStyle w:val="Normal"/>
-              <w:widowControl w:val="false"/>
-              <w:jc w:val="right"/>
-              <w:rPr>
-                <w:b/>
-                <w:b/>
-                <w:sz w:val="24"/>
-                <w:szCs w:val="24"/>
-              </w:rPr>
-            </w:pPr>
-            <w:r>
-              <w:rPr/>
-              <w:t>NA</w:t>
-            </w:r>
-          </w:p>
-        </w:tc>
-        <w:tc>
-          <w:tcPr>
-            <w:tcW w:w="632" w:type="dxa"/>
-            <w:tcBorders>
-              <w:bottom w:val="single" w:sz="4" w:space="0" w:color="000000"/>
-            </w:tcBorders>
-            <w:vAlign w:val="bottom"/>
-          </w:tcPr>
-          <w:p>
-            <w:pPr>
-              <w:pStyle w:val="Normal"/>
-              <w:widowControl w:val="false"/>
-              <w:jc w:val="right"/>
-              <w:rPr>
-                <w:b/>
-                <w:b/>
-                <w:sz w:val="24"/>
-                <w:szCs w:val="24"/>
-              </w:rPr>
-            </w:pPr>
-            <w:r>
-              <w:rPr/>
-              <w:t>NA</w:t>
-            </w:r>
-          </w:p>
-        </w:tc>
-        <w:tc>
-          <w:tcPr>
-            <w:tcW w:w="631" w:type="dxa"/>
-            <w:tcBorders>
-              <w:bottom w:val="single" w:sz="4" w:space="0" w:color="000000"/>
-            </w:tcBorders>
-            <w:vAlign w:val="bottom"/>
-          </w:tcPr>
-          <w:p>
-            <w:pPr>
-              <w:pStyle w:val="Normal"/>
-              <w:widowControl w:val="false"/>
-              <w:jc w:val="right"/>
-              <w:rPr>
-                <w:b/>
-                <w:b/>
-                <w:sz w:val="24"/>
-                <w:szCs w:val="24"/>
-              </w:rPr>
-            </w:pPr>
-            <w:r>
-              <w:rPr/>
-              <w:t>824</w:t>
-            </w:r>
-          </w:p>
-        </w:tc>
-        <w:tc>
-          <w:tcPr>
-            <w:tcW w:w="632" w:type="dxa"/>
-            <w:tcBorders>
-              <w:bottom w:val="single" w:sz="4" w:space="0" w:color="000000"/>
-            </w:tcBorders>
-            <w:vAlign w:val="bottom"/>
-          </w:tcPr>
-          <w:p>
-            <w:pPr>
-              <w:pStyle w:val="Normal"/>
-              <w:widowControl w:val="false"/>
-              <w:jc w:val="right"/>
-              <w:rPr>
-                <w:b/>
-                <w:b/>
-                <w:sz w:val="24"/>
-                <w:szCs w:val="24"/>
-              </w:rPr>
-            </w:pPr>
-            <w:r>
-              <w:rPr/>
-              <w:t>663</w:t>
-            </w:r>
-          </w:p>
-        </w:tc>
-        <w:tc>
-          <w:tcPr>
-            <w:tcW w:w="91" w:type="dxa"/>
-            <w:tcBorders>
-              <w:bottom w:val="single" w:sz="4" w:space="0" w:color="000000"/>
-            </w:tcBorders>
-            <w:vAlign w:val="bottom"/>
-          </w:tcPr>
-          <w:p>
-            <w:pPr>
-              <w:pStyle w:val="Normal"/>
-              <w:widowControl w:val="false"/>
-              <w:jc w:val="right"/>
-              <w:rPr>
-                <w:b/>
-                <w:b/>
-                <w:sz w:val="24"/>
-                <w:szCs w:val="24"/>
-              </w:rPr>
-            </w:pPr>
-            <w:r>
-              <w:rPr>
-                <w:b/>
-                <w:sz w:val="24"/>
-                <w:szCs w:val="24"/>
-              </w:rPr>
-            </w:r>
-          </w:p>
-        </w:tc>
-        <w:tc>
-          <w:tcPr>
-            <w:tcW w:w="628" w:type="dxa"/>
-            <w:tcBorders>
-              <w:bottom w:val="single" w:sz="4" w:space="0" w:color="000000"/>
-            </w:tcBorders>
-            <w:vAlign w:val="bottom"/>
-          </w:tcPr>
-          <w:p>
-            <w:pPr>
-              <w:pStyle w:val="Normal"/>
-              <w:widowControl w:val="false"/>
-              <w:jc w:val="right"/>
-              <w:rPr>
-                <w:b/>
-                <w:b/>
-                <w:sz w:val="24"/>
-                <w:szCs w:val="24"/>
-              </w:rPr>
-            </w:pPr>
-            <w:r>
-              <w:rPr/>
-              <w:t>788</w:t>
-            </w:r>
-          </w:p>
-        </w:tc>
-        <w:tc>
-          <w:tcPr>
-            <w:tcW w:w="631" w:type="dxa"/>
-            <w:tcBorders>
-              <w:bottom w:val="single" w:sz="4" w:space="0" w:color="000000"/>
-            </w:tcBorders>
-            <w:vAlign w:val="bottom"/>
-          </w:tcPr>
-          <w:p>
-            <w:pPr>
-              <w:pStyle w:val="Normal"/>
-              <w:widowControl w:val="false"/>
-              <w:jc w:val="right"/>
-              <w:rPr>
-                <w:b/>
-                <w:b/>
-                <w:sz w:val="24"/>
-                <w:szCs w:val="24"/>
-              </w:rPr>
-            </w:pPr>
-            <w:r>
-              <w:rPr/>
-              <w:t>NA</w:t>
-            </w:r>
-          </w:p>
-        </w:tc>
-        <w:tc>
-          <w:tcPr>
-            <w:tcW w:w="629" w:type="dxa"/>
-            <w:tcBorders>
-              <w:bottom w:val="single" w:sz="4" w:space="0" w:color="000000"/>
-            </w:tcBorders>
-            <w:vAlign w:val="bottom"/>
-          </w:tcPr>
-          <w:p>
-            <w:pPr>
-              <w:pStyle w:val="Normal"/>
-              <w:widowControl w:val="false"/>
-              <w:jc w:val="right"/>
-              <w:rPr>
-                <w:b/>
-                <w:b/>
-                <w:sz w:val="24"/>
-                <w:szCs w:val="24"/>
-              </w:rPr>
-            </w:pPr>
-            <w:r>
-              <w:rPr/>
               <w:t>366</w:t>
             </w:r>
           </w:p>
         </w:tc>
         <w:tc>
           <w:tcPr>
-            <w:tcW w:w="664" w:type="dxa"/>
+            <w:tcW w:w="661" w:type="dxa"/>
             <w:tcBorders>
               <w:bottom w:val="single" w:sz="4" w:space="0" w:color="000000"/>
             </w:tcBorders>
@@ -21521,6 +21616,94 @@
         </w:tc>
         <w:tc>
           <w:tcPr>
+            <w:tcW w:w="634" w:type="dxa"/>
+            <w:tcBorders/>
+          </w:tcPr>
+          <w:p>
+            <w:pPr>
+              <w:pStyle w:val="Normal"/>
+              <w:widowControl w:val="false"/>
+              <w:rPr>
+                <w:sz w:val="24"/>
+                <w:szCs w:val="24"/>
+              </w:rPr>
+            </w:pPr>
+            <w:r>
+              <w:rPr>
+                <w:sz w:val="24"/>
+                <w:szCs w:val="24"/>
+              </w:rPr>
+            </w:r>
+          </w:p>
+        </w:tc>
+        <w:tc>
+          <w:tcPr>
+            <w:tcW w:w="91" w:type="dxa"/>
+            <w:tcBorders/>
+          </w:tcPr>
+          <w:p>
+            <w:pPr>
+              <w:pStyle w:val="Normal"/>
+              <w:widowControl w:val="false"/>
+              <w:rPr>
+                <w:sz w:val="24"/>
+                <w:szCs w:val="24"/>
+              </w:rPr>
+            </w:pPr>
+            <w:r>
+              <w:rPr>
+                <w:sz w:val="24"/>
+                <w:szCs w:val="24"/>
+              </w:rPr>
+            </w:r>
+          </w:p>
+        </w:tc>
+        <w:tc>
+          <w:tcPr>
+            <w:tcW w:w="630" w:type="dxa"/>
+            <w:tcBorders/>
+          </w:tcPr>
+          <w:p>
+            <w:pPr>
+              <w:pStyle w:val="Normal"/>
+              <w:widowControl w:val="false"/>
+              <w:rPr>
+                <w:sz w:val="24"/>
+                <w:szCs w:val="24"/>
+              </w:rPr>
+            </w:pPr>
+            <w:r>
+              <w:rPr>
+                <w:sz w:val="24"/>
+                <w:szCs w:val="24"/>
+              </w:rPr>
+            </w:r>
+          </w:p>
+        </w:tc>
+        <w:tc>
+          <w:tcPr>
+            <w:tcW w:w="630" w:type="dxa"/>
+            <w:tcBorders/>
+          </w:tcPr>
+          <w:p>
+            <w:pPr>
+              <w:pStyle w:val="Normal"/>
+              <w:widowControl w:val="false"/>
+              <w:rPr>
+                <w:sz w:val="24"/>
+                <w:szCs w:val="24"/>
+              </w:rPr>
+            </w:pPr>
+            <w:r>
+              <w:rPr>
+                <w:sz w:val="24"/>
+                <w:szCs w:val="24"/>
+              </w:rPr>
+            </w:r>
+          </w:p>
+        </w:tc>
+        <w:tc>
+          <w:tcPr>
             <w:tcW w:w="633" w:type="dxa"/>
             <w:tcBorders/>
           </w:tcPr>
@@ -21543,6 +21726,138 @@
         </w:tc>
         <w:tc>
           <w:tcPr>
+            <w:tcW w:w="632" w:type="dxa"/>
+            <w:tcBorders/>
+          </w:tcPr>
+          <w:p>
+            <w:pPr>
+              <w:pStyle w:val="Normal"/>
+              <w:widowControl w:val="false"/>
+              <w:rPr>
+                <w:sz w:val="24"/>
+                <w:szCs w:val="24"/>
+              </w:rPr>
+            </w:pPr>
+            <w:r>
+              <w:rPr>
+                <w:sz w:val="24"/>
+                <w:szCs w:val="24"/>
+              </w:rPr>
+            </w:r>
+          </w:p>
+        </w:tc>
+        <w:tc>
+          <w:tcPr>
+            <w:tcW w:w="89" w:type="dxa"/>
+            <w:tcBorders/>
+          </w:tcPr>
+          <w:p>
+            <w:pPr>
+              <w:pStyle w:val="Normal"/>
+              <w:widowControl w:val="false"/>
+              <w:rPr>
+                <w:sz w:val="24"/>
+                <w:szCs w:val="24"/>
+              </w:rPr>
+            </w:pPr>
+            <w:r>
+              <w:rPr>
+                <w:sz w:val="24"/>
+                <w:szCs w:val="24"/>
+              </w:rPr>
+            </w:r>
+          </w:p>
+        </w:tc>
+        <w:tc>
+          <w:tcPr>
+            <w:tcW w:w="636" w:type="dxa"/>
+            <w:tcBorders/>
+          </w:tcPr>
+          <w:p>
+            <w:pPr>
+              <w:pStyle w:val="Normal"/>
+              <w:widowControl w:val="false"/>
+              <w:rPr>
+                <w:sz w:val="24"/>
+                <w:szCs w:val="24"/>
+              </w:rPr>
+            </w:pPr>
+            <w:r>
+              <w:rPr>
+                <w:sz w:val="24"/>
+                <w:szCs w:val="24"/>
+              </w:rPr>
+            </w:r>
+          </w:p>
+        </w:tc>
+        <w:tc>
+          <w:tcPr>
+            <w:tcW w:w="632" w:type="dxa"/>
+            <w:tcBorders/>
+          </w:tcPr>
+          <w:p>
+            <w:pPr>
+              <w:pStyle w:val="Normal"/>
+              <w:widowControl w:val="false"/>
+              <w:rPr>
+                <w:sz w:val="24"/>
+                <w:szCs w:val="24"/>
+              </w:rPr>
+            </w:pPr>
+            <w:r>
+              <w:rPr>
+                <w:sz w:val="24"/>
+                <w:szCs w:val="24"/>
+              </w:rPr>
+            </w:r>
+          </w:p>
+        </w:tc>
+        <w:tc>
+          <w:tcPr>
+            <w:tcW w:w="631" w:type="dxa"/>
+            <w:tcBorders/>
+          </w:tcPr>
+          <w:p>
+            <w:pPr>
+              <w:pStyle w:val="Normal"/>
+              <w:widowControl w:val="false"/>
+              <w:rPr>
+                <w:sz w:val="24"/>
+                <w:szCs w:val="24"/>
+              </w:rPr>
+            </w:pPr>
+            <w:r>
+              <w:rPr>
+                <w:sz w:val="24"/>
+                <w:szCs w:val="24"/>
+              </w:rPr>
+            </w:r>
+          </w:p>
+        </w:tc>
+        <w:tc>
+          <w:tcPr>
+            <w:tcW w:w="632" w:type="dxa"/>
+            <w:tcBorders/>
+          </w:tcPr>
+          <w:p>
+            <w:pPr>
+              <w:pStyle w:val="Normal"/>
+              <w:widowControl w:val="false"/>
+              <w:rPr>
+                <w:sz w:val="24"/>
+                <w:szCs w:val="24"/>
+              </w:rPr>
+            </w:pPr>
+            <w:r>
+              <w:rPr>
+                <w:sz w:val="24"/>
+                <w:szCs w:val="24"/>
+              </w:rPr>
+            </w:r>
+          </w:p>
+        </w:tc>
+        <w:tc>
+          <w:tcPr>
             <w:tcW w:w="91" w:type="dxa"/>
             <w:tcBorders/>
           </w:tcPr>
@@ -21565,6 +21880,50 @@
         </w:tc>
         <w:tc>
           <w:tcPr>
+            <w:tcW w:w="628" w:type="dxa"/>
+            <w:tcBorders/>
+          </w:tcPr>
+          <w:p>
+            <w:pPr>
+              <w:pStyle w:val="Normal"/>
+              <w:widowControl w:val="false"/>
+              <w:rPr>
+                <w:sz w:val="24"/>
+                <w:szCs w:val="24"/>
+              </w:rPr>
+            </w:pPr>
+            <w:r>
+              <w:rPr>
+                <w:sz w:val="24"/>
+                <w:szCs w:val="24"/>
+              </w:rPr>
+            </w:r>
+          </w:p>
+        </w:tc>
+        <w:tc>
+          <w:tcPr>
+            <w:tcW w:w="631" w:type="dxa"/>
+            <w:tcBorders/>
+          </w:tcPr>
+          <w:p>
+            <w:pPr>
+              <w:pStyle w:val="Normal"/>
+              <w:widowControl w:val="false"/>
+              <w:rPr>
+                <w:sz w:val="24"/>
+                <w:szCs w:val="24"/>
+              </w:rPr>
+            </w:pPr>
+            <w:r>
+              <w:rPr>
+                <w:sz w:val="24"/>
+                <w:szCs w:val="24"/>
+              </w:rPr>
+            </w:r>
+          </w:p>
+        </w:tc>
+        <w:tc>
+          <w:tcPr>
             <w:tcW w:w="629" w:type="dxa"/>
             <w:tcBorders/>
           </w:tcPr>
@@ -21587,271 +21946,7 @@
         </w:tc>
         <w:tc>
           <w:tcPr>
-            <w:tcW w:w="631" w:type="dxa"/>
-            <w:tcBorders/>
-          </w:tcPr>
-          <w:p>
-            <w:pPr>
-              <w:pStyle w:val="Normal"/>
-              <w:widowControl w:val="false"/>
-              <w:rPr>
-                <w:sz w:val="24"/>
-                <w:szCs w:val="24"/>
-              </w:rPr>
-            </w:pPr>
-            <w:r>
-              <w:rPr>
-                <w:sz w:val="24"/>
-                <w:szCs w:val="24"/>
-              </w:rPr>
-            </w:r>
-          </w:p>
-        </w:tc>
-        <w:tc>
-          <w:tcPr>
-            <w:tcW w:w="632" w:type="dxa"/>
-            <w:tcBorders/>
-          </w:tcPr>
-          <w:p>
-            <w:pPr>
-              <w:pStyle w:val="Normal"/>
-              <w:widowControl w:val="false"/>
-              <w:rPr>
-                <w:sz w:val="24"/>
-                <w:szCs w:val="24"/>
-              </w:rPr>
-            </w:pPr>
-            <w:r>
-              <w:rPr>
-                <w:sz w:val="24"/>
-                <w:szCs w:val="24"/>
-              </w:rPr>
-            </w:r>
-          </w:p>
-        </w:tc>
-        <w:tc>
-          <w:tcPr>
-            <w:tcW w:w="632" w:type="dxa"/>
-            <w:tcBorders/>
-          </w:tcPr>
-          <w:p>
-            <w:pPr>
-              <w:pStyle w:val="Normal"/>
-              <w:widowControl w:val="false"/>
-              <w:rPr>
-                <w:sz w:val="24"/>
-                <w:szCs w:val="24"/>
-              </w:rPr>
-            </w:pPr>
-            <w:r>
-              <w:rPr>
-                <w:sz w:val="24"/>
-                <w:szCs w:val="24"/>
-              </w:rPr>
-            </w:r>
-          </w:p>
-        </w:tc>
-        <w:tc>
-          <w:tcPr>
-            <w:tcW w:w="90" w:type="dxa"/>
-            <w:tcBorders/>
-          </w:tcPr>
-          <w:p>
-            <w:pPr>
-              <w:pStyle w:val="Normal"/>
-              <w:widowControl w:val="false"/>
-              <w:rPr>
-                <w:sz w:val="24"/>
-                <w:szCs w:val="24"/>
-              </w:rPr>
-            </w:pPr>
-            <w:r>
-              <w:rPr>
-                <w:sz w:val="24"/>
-                <w:szCs w:val="24"/>
-              </w:rPr>
-            </w:r>
-          </w:p>
-        </w:tc>
-        <w:tc>
-          <w:tcPr>
-            <w:tcW w:w="634" w:type="dxa"/>
-            <w:tcBorders/>
-          </w:tcPr>
-          <w:p>
-            <w:pPr>
-              <w:pStyle w:val="Normal"/>
-              <w:widowControl w:val="false"/>
-              <w:rPr>
-                <w:sz w:val="24"/>
-                <w:szCs w:val="24"/>
-              </w:rPr>
-            </w:pPr>
-            <w:r>
-              <w:rPr>
-                <w:sz w:val="24"/>
-                <w:szCs w:val="24"/>
-              </w:rPr>
-            </w:r>
-          </w:p>
-        </w:tc>
-        <w:tc>
-          <w:tcPr>
-            <w:tcW w:w="632" w:type="dxa"/>
-            <w:tcBorders/>
-          </w:tcPr>
-          <w:p>
-            <w:pPr>
-              <w:pStyle w:val="Normal"/>
-              <w:widowControl w:val="false"/>
-              <w:rPr>
-                <w:sz w:val="24"/>
-                <w:szCs w:val="24"/>
-              </w:rPr>
-            </w:pPr>
-            <w:r>
-              <w:rPr>
-                <w:sz w:val="24"/>
-                <w:szCs w:val="24"/>
-              </w:rPr>
-            </w:r>
-          </w:p>
-        </w:tc>
-        <w:tc>
-          <w:tcPr>
-            <w:tcW w:w="631" w:type="dxa"/>
-            <w:tcBorders/>
-          </w:tcPr>
-          <w:p>
-            <w:pPr>
-              <w:pStyle w:val="Normal"/>
-              <w:widowControl w:val="false"/>
-              <w:rPr>
-                <w:sz w:val="24"/>
-                <w:szCs w:val="24"/>
-              </w:rPr>
-            </w:pPr>
-            <w:r>
-              <w:rPr>
-                <w:sz w:val="24"/>
-                <w:szCs w:val="24"/>
-              </w:rPr>
-            </w:r>
-          </w:p>
-        </w:tc>
-        <w:tc>
-          <w:tcPr>
-            <w:tcW w:w="632" w:type="dxa"/>
-            <w:tcBorders/>
-          </w:tcPr>
-          <w:p>
-            <w:pPr>
-              <w:pStyle w:val="Normal"/>
-              <w:widowControl w:val="false"/>
-              <w:rPr>
-                <w:sz w:val="24"/>
-                <w:szCs w:val="24"/>
-              </w:rPr>
-            </w:pPr>
-            <w:r>
-              <w:rPr>
-                <w:sz w:val="24"/>
-                <w:szCs w:val="24"/>
-              </w:rPr>
-            </w:r>
-          </w:p>
-        </w:tc>
-        <w:tc>
-          <w:tcPr>
-            <w:tcW w:w="91" w:type="dxa"/>
-            <w:tcBorders/>
-          </w:tcPr>
-          <w:p>
-            <w:pPr>
-              <w:pStyle w:val="Normal"/>
-              <w:widowControl w:val="false"/>
-              <w:rPr>
-                <w:sz w:val="24"/>
-                <w:szCs w:val="24"/>
-              </w:rPr>
-            </w:pPr>
-            <w:r>
-              <w:rPr>
-                <w:sz w:val="24"/>
-                <w:szCs w:val="24"/>
-              </w:rPr>
-            </w:r>
-          </w:p>
-        </w:tc>
-        <w:tc>
-          <w:tcPr>
-            <w:tcW w:w="628" w:type="dxa"/>
-            <w:tcBorders/>
-          </w:tcPr>
-          <w:p>
-            <w:pPr>
-              <w:pStyle w:val="Normal"/>
-              <w:widowControl w:val="false"/>
-              <w:rPr>
-                <w:sz w:val="24"/>
-                <w:szCs w:val="24"/>
-              </w:rPr>
-            </w:pPr>
-            <w:r>
-              <w:rPr>
-                <w:sz w:val="24"/>
-                <w:szCs w:val="24"/>
-              </w:rPr>
-            </w:r>
-          </w:p>
-        </w:tc>
-        <w:tc>
-          <w:tcPr>
-            <w:tcW w:w="631" w:type="dxa"/>
-            <w:tcBorders/>
-          </w:tcPr>
-          <w:p>
-            <w:pPr>
-              <w:pStyle w:val="Normal"/>
-              <w:widowControl w:val="false"/>
-              <w:rPr>
-                <w:sz w:val="24"/>
-                <w:szCs w:val="24"/>
-              </w:rPr>
-            </w:pPr>
-            <w:r>
-              <w:rPr>
-                <w:sz w:val="24"/>
-                <w:szCs w:val="24"/>
-              </w:rPr>
-            </w:r>
-          </w:p>
-        </w:tc>
-        <w:tc>
-          <w:tcPr>
-            <w:tcW w:w="629" w:type="dxa"/>
-            <w:tcBorders/>
-          </w:tcPr>
-          <w:p>
-            <w:pPr>
-              <w:pStyle w:val="Normal"/>
-              <w:widowControl w:val="false"/>
-              <w:rPr>
-                <w:sz w:val="24"/>
-                <w:szCs w:val="24"/>
-              </w:rPr>
-            </w:pPr>
-            <w:r>
-              <w:rPr>
-                <w:sz w:val="24"/>
-                <w:szCs w:val="24"/>
-              </w:rPr>
-            </w:r>
-          </w:p>
-        </w:tc>
-        <w:tc>
-          <w:tcPr>
-            <w:tcW w:w="664" w:type="dxa"/>
+            <w:tcW w:w="661" w:type="dxa"/>
             <w:tcBorders/>
           </w:tcPr>
           <w:p>
@@ -22143,7 +22238,7 @@
         </w:tc>
         <w:tc>
           <w:tcPr>
-            <w:tcW w:w="633" w:type="dxa"/>
+            <w:tcW w:w="634" w:type="dxa"/>
             <w:tcBorders/>
             <w:vAlign w:val="bottom"/>
           </w:tcPr>
@@ -22194,7 +22289,7 @@
         </w:tc>
         <w:tc>
           <w:tcPr>
-            <w:tcW w:w="629" w:type="dxa"/>
+            <w:tcW w:w="630" w:type="dxa"/>
             <w:tcBorders/>
             <w:vAlign w:val="bottom"/>
           </w:tcPr>
@@ -22218,7 +22313,7 @@
         </w:tc>
         <w:tc>
           <w:tcPr>
-            <w:tcW w:w="631" w:type="dxa"/>
+            <w:tcW w:w="630" w:type="dxa"/>
             <w:tcBorders/>
             <w:vAlign w:val="bottom"/>
           </w:tcPr>
@@ -22242,7 +22337,7 @@
         </w:tc>
         <w:tc>
           <w:tcPr>
-            <w:tcW w:w="632" w:type="dxa"/>
+            <w:tcW w:w="633" w:type="dxa"/>
             <w:tcBorders/>
             <w:vAlign w:val="bottom"/>
           </w:tcPr>
@@ -22258,7 +22353,7 @@
                 <w:szCs w:val="24"/>
               </w:rPr>
             </w:pPr>
-            <w:commentRangeStart w:id="8"/>
+            <w:commentRangeStart w:id="10"/>
             <w:r>
               <w:rPr/>
               <w:t>10.8</w:t>
@@ -22290,19 +22385,29 @@
             <w:r>
               <w:rPr/>
             </w:r>
-            <w:commentRangeEnd w:id="8"/>
-            <w:r>
-              <w:commentReference w:id="8"/>
+            <w:commentRangeEnd w:id="10"/>
+            <w:r>
+              <w:commentReference w:id="10"/>
             </w:r>
             <w:r>
               <w:rPr/>
-              <w:commentReference w:id="9"/>
-            </w:r>
-          </w:p>
-        </w:tc>
-        <w:tc>
-          <w:tcPr>
-            <w:tcW w:w="90" w:type="dxa"/>
+              <w:commentReference w:id="11"/>
+            </w:r>
+            <w:ins w:id="212" w:author="Unknown Author" w:date="2023-02-06T13:34:16Z">
+              <w:r>
+                <w:rPr>
+                  <w:b/>
+                  <w:sz w:val="24"/>
+                  <w:szCs w:val="24"/>
+                </w:rPr>
+                <w:commentReference w:id="12"/>
+              </w:r>
+            </w:ins>
+          </w:p>
+        </w:tc>
+        <w:tc>
+          <w:tcPr>
+            <w:tcW w:w="89" w:type="dxa"/>
             <w:tcBorders/>
             <w:vAlign w:val="bottom"/>
           </w:tcPr>
@@ -22329,7 +22434,7 @@
         </w:tc>
         <w:tc>
           <w:tcPr>
-            <w:tcW w:w="634" w:type="dxa"/>
+            <w:tcW w:w="636" w:type="dxa"/>
             <w:tcBorders/>
             <w:vAlign w:val="bottom"/>
           </w:tcPr>
@@ -22393,7 +22498,7 @@
                 <w:szCs w:val="24"/>
               </w:rPr>
             </w:pPr>
-            <w:commentRangeStart w:id="10"/>
+            <w:commentRangeStart w:id="13"/>
             <w:r>
               <w:rPr/>
               <w:t>7.9</w:t>
@@ -22425,13 +22530,13 @@
             <w:r>
               <w:rPr/>
             </w:r>
-            <w:commentRangeEnd w:id="10"/>
-            <w:r>
-              <w:commentReference w:id="10"/>
+            <w:commentRangeEnd w:id="13"/>
+            <w:r>
+              <w:commentReference w:id="13"/>
             </w:r>
             <w:r>
               <w:rPr/>
-              <w:commentReference w:id="11"/>
+              <w:commentReference w:id="14"/>
             </w:r>
           </w:p>
         </w:tc>
@@ -22536,7 +22641,7 @@
         </w:tc>
         <w:tc>
           <w:tcPr>
-            <w:tcW w:w="664" w:type="dxa"/>
+            <w:tcW w:w="661" w:type="dxa"/>
             <w:tcBorders/>
             <w:vAlign w:val="bottom"/>
           </w:tcPr>
@@ -22830,6 +22935,113 @@
         </w:tc>
         <w:tc>
           <w:tcPr>
+            <w:tcW w:w="634" w:type="dxa"/>
+            <w:tcBorders>
+              <w:bottom w:val="single" w:sz="4" w:space="0" w:color="000000"/>
+            </w:tcBorders>
+            <w:vAlign w:val="bottom"/>
+          </w:tcPr>
+          <w:p>
+            <w:pPr>
+              <w:pStyle w:val="Normal"/>
+              <w:widowControl w:val="false"/>
+              <w:jc w:val="right"/>
+              <w:rPr>
+                <w:b/>
+                <w:b/>
+                <w:sz w:val="24"/>
+                <w:szCs w:val="24"/>
+              </w:rPr>
+            </w:pPr>
+            <w:r>
+              <w:rPr/>
+              <w:t>12.0</w:t>
+            </w:r>
+          </w:p>
+        </w:tc>
+        <w:tc>
+          <w:tcPr>
+            <w:tcW w:w="91" w:type="dxa"/>
+            <w:tcBorders>
+              <w:bottom w:val="single" w:sz="4" w:space="0" w:color="000000"/>
+            </w:tcBorders>
+            <w:vAlign w:val="bottom"/>
+          </w:tcPr>
+          <w:p>
+            <w:pPr>
+              <w:pStyle w:val="Normal"/>
+              <w:widowControl w:val="false"/>
+              <w:jc w:val="right"/>
+              <w:rPr>
+                <w:b/>
+                <w:b/>
+                <w:sz w:val="24"/>
+                <w:szCs w:val="24"/>
+              </w:rPr>
+            </w:pPr>
+            <w:r>
+              <w:rPr>
+                <w:b/>
+                <w:sz w:val="24"/>
+                <w:szCs w:val="24"/>
+              </w:rPr>
+            </w:r>
+          </w:p>
+        </w:tc>
+        <w:tc>
+          <w:tcPr>
+            <w:tcW w:w="630" w:type="dxa"/>
+            <w:tcBorders>
+              <w:bottom w:val="single" w:sz="4" w:space="0" w:color="000000"/>
+            </w:tcBorders>
+            <w:vAlign w:val="bottom"/>
+          </w:tcPr>
+          <w:p>
+            <w:pPr>
+              <w:pStyle w:val="Normal"/>
+              <w:widowControl w:val="false"/>
+              <w:jc w:val="right"/>
+              <w:rPr>
+                <w:b/>
+                <w:b/>
+                <w:sz w:val="24"/>
+                <w:szCs w:val="24"/>
+              </w:rPr>
+            </w:pPr>
+            <w:r>
+              <w:rPr/>
+              <w:t>NA</w:t>
+            </w:r>
+          </w:p>
+        </w:tc>
+        <w:tc>
+          <w:tcPr>
+            <w:tcW w:w="630" w:type="dxa"/>
+            <w:tcBorders>
+              <w:bottom w:val="single" w:sz="4" w:space="0" w:color="000000"/>
+            </w:tcBorders>
+            <w:vAlign w:val="bottom"/>
+          </w:tcPr>
+          <w:p>
+            <w:pPr>
+              <w:pStyle w:val="Normal"/>
+              <w:widowControl w:val="false"/>
+              <w:jc w:val="right"/>
+              <w:rPr>
+                <w:b/>
+                <w:b/>
+                <w:sz w:val="24"/>
+                <w:szCs w:val="24"/>
+              </w:rPr>
+            </w:pPr>
+            <w:r>
+              <w:rPr/>
+              <w:t>NA</w:t>
+            </w:r>
+          </w:p>
+        </w:tc>
+        <w:tc>
+          <w:tcPr>
             <w:tcW w:w="633" w:type="dxa"/>
             <w:tcBorders>
               <w:bottom w:val="single" w:sz="4" w:space="0" w:color="000000"/>
@@ -22850,7 +23062,166 @@
             </w:pPr>
             <w:r>
               <w:rPr/>
-              <w:t>12.0</w:t>
+              <w:t>2.5</w:t>
+            </w:r>
+          </w:p>
+        </w:tc>
+        <w:tc>
+          <w:tcPr>
+            <w:tcW w:w="632" w:type="dxa"/>
+            <w:tcBorders>
+              <w:bottom w:val="single" w:sz="4" w:space="0" w:color="000000"/>
+            </w:tcBorders>
+            <w:vAlign w:val="bottom"/>
+          </w:tcPr>
+          <w:p>
+            <w:pPr>
+              <w:pStyle w:val="Normal"/>
+              <w:widowControl w:val="false"/>
+              <w:jc w:val="right"/>
+              <w:rPr>
+                <w:b/>
+                <w:b/>
+                <w:sz w:val="24"/>
+                <w:szCs w:val="24"/>
+              </w:rPr>
+            </w:pPr>
+            <w:r>
+              <w:rPr/>
+              <w:t>5.1</w:t>
+            </w:r>
+          </w:p>
+        </w:tc>
+        <w:tc>
+          <w:tcPr>
+            <w:tcW w:w="89" w:type="dxa"/>
+            <w:tcBorders>
+              <w:bottom w:val="single" w:sz="4" w:space="0" w:color="000000"/>
+            </w:tcBorders>
+            <w:vAlign w:val="bottom"/>
+          </w:tcPr>
+          <w:p>
+            <w:pPr>
+              <w:pStyle w:val="Normal"/>
+              <w:widowControl w:val="false"/>
+              <w:jc w:val="right"/>
+              <w:rPr>
+                <w:b/>
+                <w:b/>
+                <w:sz w:val="24"/>
+                <w:szCs w:val="24"/>
+              </w:rPr>
+            </w:pPr>
+            <w:r>
+              <w:rPr>
+                <w:b/>
+                <w:sz w:val="24"/>
+                <w:szCs w:val="24"/>
+              </w:rPr>
+            </w:r>
+          </w:p>
+        </w:tc>
+        <w:tc>
+          <w:tcPr>
+            <w:tcW w:w="636" w:type="dxa"/>
+            <w:tcBorders>
+              <w:bottom w:val="single" w:sz="4" w:space="0" w:color="000000"/>
+            </w:tcBorders>
+            <w:vAlign w:val="bottom"/>
+          </w:tcPr>
+          <w:p>
+            <w:pPr>
+              <w:pStyle w:val="Normal"/>
+              <w:widowControl w:val="false"/>
+              <w:jc w:val="right"/>
+              <w:rPr>
+                <w:b/>
+                <w:b/>
+                <w:sz w:val="24"/>
+                <w:szCs w:val="24"/>
+              </w:rPr>
+            </w:pPr>
+            <w:r>
+              <w:rPr/>
+              <w:t>NA</w:t>
+            </w:r>
+          </w:p>
+        </w:tc>
+        <w:tc>
+          <w:tcPr>
+            <w:tcW w:w="632" w:type="dxa"/>
+            <w:tcBorders>
+              <w:bottom w:val="single" w:sz="4" w:space="0" w:color="000000"/>
+            </w:tcBorders>
+            <w:vAlign w:val="bottom"/>
+          </w:tcPr>
+          <w:p>
+            <w:pPr>
+              <w:pStyle w:val="Normal"/>
+              <w:widowControl w:val="false"/>
+              <w:jc w:val="right"/>
+              <w:rPr>
+                <w:b/>
+                <w:b/>
+                <w:sz w:val="24"/>
+                <w:szCs w:val="24"/>
+              </w:rPr>
+            </w:pPr>
+            <w:r>
+              <w:rPr/>
+              <w:t>NA</w:t>
+            </w:r>
+          </w:p>
+        </w:tc>
+        <w:tc>
+          <w:tcPr>
+            <w:tcW w:w="631" w:type="dxa"/>
+            <w:tcBorders>
+              <w:bottom w:val="single" w:sz="4" w:space="0" w:color="000000"/>
+            </w:tcBorders>
+            <w:vAlign w:val="bottom"/>
+          </w:tcPr>
+          <w:p>
+            <w:pPr>
+              <w:pStyle w:val="Normal"/>
+              <w:widowControl w:val="false"/>
+              <w:jc w:val="right"/>
+              <w:rPr>
+                <w:b/>
+                <w:b/>
+                <w:sz w:val="24"/>
+                <w:szCs w:val="24"/>
+              </w:rPr>
+            </w:pPr>
+            <w:r>
+              <w:rPr/>
+              <w:t>1.8</w:t>
+            </w:r>
+          </w:p>
+        </w:tc>
+        <w:tc>
+          <w:tcPr>
+            <w:tcW w:w="632" w:type="dxa"/>
+            <w:tcBorders>
+              <w:bottom w:val="single" w:sz="4" w:space="0" w:color="000000"/>
+            </w:tcBorders>
+            <w:vAlign w:val="bottom"/>
+          </w:tcPr>
+          <w:p>
+            <w:pPr>
+              <w:pStyle w:val="Normal"/>
+              <w:widowControl w:val="false"/>
+              <w:jc w:val="right"/>
+              <w:rPr>
+                <w:b/>
+                <w:b/>
+                <w:sz w:val="24"/>
+                <w:szCs w:val="24"/>
+              </w:rPr>
+            </w:pPr>
+            <w:r>
+              <w:rPr/>
+              <w:t>4.1</w:t>
             </w:r>
           </w:p>
         </w:tc>
@@ -22885,6 +23256,58 @@
         </w:tc>
         <w:tc>
           <w:tcPr>
+            <w:tcW w:w="628" w:type="dxa"/>
+            <w:tcBorders>
+              <w:bottom w:val="single" w:sz="4" w:space="0" w:color="000000"/>
+            </w:tcBorders>
+            <w:vAlign w:val="bottom"/>
+          </w:tcPr>
+          <w:p>
+            <w:pPr>
+              <w:pStyle w:val="Normal"/>
+              <w:widowControl w:val="false"/>
+              <w:jc w:val="right"/>
+              <w:rPr>
+                <w:b/>
+                <w:b/>
+                <w:sz w:val="24"/>
+                <w:szCs w:val="24"/>
+              </w:rPr>
+            </w:pPr>
+            <w:r>
+              <w:rPr/>
+              <w:t>1.5</w:t>
+            </w:r>
+          </w:p>
+        </w:tc>
+        <w:tc>
+          <w:tcPr>
+            <w:tcW w:w="631" w:type="dxa"/>
+            <w:tcBorders>
+              <w:bottom w:val="single" w:sz="4" w:space="0" w:color="000000"/>
+            </w:tcBorders>
+            <w:vAlign w:val="bottom"/>
+          </w:tcPr>
+          <w:p>
+            <w:pPr>
+              <w:pStyle w:val="Normal"/>
+              <w:widowControl w:val="false"/>
+              <w:jc w:val="right"/>
+              <w:rPr>
+                <w:b/>
+                <w:b/>
+                <w:sz w:val="24"/>
+                <w:szCs w:val="24"/>
+              </w:rPr>
+            </w:pPr>
+            <w:r>
+              <w:rPr/>
+              <w:t>NA</w:t>
+            </w:r>
+          </w:p>
+        </w:tc>
+        <w:tc>
+          <w:tcPr>
             <w:tcW w:w="629" w:type="dxa"/>
             <w:tcBorders>
               <w:bottom w:val="single" w:sz="4" w:space="0" w:color="000000"/>
@@ -22905,331 +23328,13 @@
             </w:pPr>
             <w:r>
               <w:rPr/>
-              <w:t>NA</w:t>
-            </w:r>
-          </w:p>
-        </w:tc>
-        <w:tc>
-          <w:tcPr>
-            <w:tcW w:w="631" w:type="dxa"/>
-            <w:tcBorders>
-              <w:bottom w:val="single" w:sz="4" w:space="0" w:color="000000"/>
-            </w:tcBorders>
-            <w:vAlign w:val="bottom"/>
-          </w:tcPr>
-          <w:p>
-            <w:pPr>
-              <w:pStyle w:val="Normal"/>
-              <w:widowControl w:val="false"/>
-              <w:jc w:val="right"/>
-              <w:rPr>
-                <w:b/>
-                <w:b/>
-                <w:sz w:val="24"/>
-                <w:szCs w:val="24"/>
-              </w:rPr>
-            </w:pPr>
-            <w:r>
-              <w:rPr/>
-              <w:t>NA</w:t>
-            </w:r>
-          </w:p>
-        </w:tc>
-        <w:tc>
-          <w:tcPr>
-            <w:tcW w:w="632" w:type="dxa"/>
-            <w:tcBorders>
-              <w:bottom w:val="single" w:sz="4" w:space="0" w:color="000000"/>
-            </w:tcBorders>
-            <w:vAlign w:val="bottom"/>
-          </w:tcPr>
-          <w:p>
-            <w:pPr>
-              <w:pStyle w:val="Normal"/>
-              <w:widowControl w:val="false"/>
-              <w:jc w:val="right"/>
-              <w:rPr>
-                <w:b/>
-                <w:b/>
-                <w:sz w:val="24"/>
-                <w:szCs w:val="24"/>
-              </w:rPr>
-            </w:pPr>
-            <w:r>
-              <w:rPr/>
-              <w:t>2.5</w:t>
-            </w:r>
-          </w:p>
-        </w:tc>
-        <w:tc>
-          <w:tcPr>
-            <w:tcW w:w="632" w:type="dxa"/>
-            <w:tcBorders>
-              <w:bottom w:val="single" w:sz="4" w:space="0" w:color="000000"/>
-            </w:tcBorders>
-            <w:vAlign w:val="bottom"/>
-          </w:tcPr>
-          <w:p>
-            <w:pPr>
-              <w:pStyle w:val="Normal"/>
-              <w:widowControl w:val="false"/>
-              <w:jc w:val="right"/>
-              <w:rPr>
-                <w:b/>
-                <w:b/>
-                <w:sz w:val="24"/>
-                <w:szCs w:val="24"/>
-              </w:rPr>
-            </w:pPr>
-            <w:r>
-              <w:rPr/>
-              <w:t>5.1</w:t>
-            </w:r>
-          </w:p>
-        </w:tc>
-        <w:tc>
-          <w:tcPr>
-            <w:tcW w:w="90" w:type="dxa"/>
-            <w:tcBorders>
-              <w:bottom w:val="single" w:sz="4" w:space="0" w:color="000000"/>
-            </w:tcBorders>
-            <w:vAlign w:val="bottom"/>
-          </w:tcPr>
-          <w:p>
-            <w:pPr>
-              <w:pStyle w:val="Normal"/>
-              <w:widowControl w:val="false"/>
-              <w:jc w:val="right"/>
-              <w:rPr>
-                <w:b/>
-                <w:b/>
-                <w:sz w:val="24"/>
-                <w:szCs w:val="24"/>
-              </w:rPr>
-            </w:pPr>
-            <w:r>
-              <w:rPr>
-                <w:b/>
-                <w:sz w:val="24"/>
-                <w:szCs w:val="24"/>
-              </w:rPr>
-            </w:r>
-          </w:p>
-        </w:tc>
-        <w:tc>
-          <w:tcPr>
-            <w:tcW w:w="634" w:type="dxa"/>
-            <w:tcBorders>
-              <w:bottom w:val="single" w:sz="4" w:space="0" w:color="000000"/>
-            </w:tcBorders>
-            <w:vAlign w:val="bottom"/>
-          </w:tcPr>
-          <w:p>
-            <w:pPr>
-              <w:pStyle w:val="Normal"/>
-              <w:widowControl w:val="false"/>
-              <w:jc w:val="right"/>
-              <w:rPr>
-                <w:b/>
-                <w:b/>
-                <w:sz w:val="24"/>
-                <w:szCs w:val="24"/>
-              </w:rPr>
-            </w:pPr>
-            <w:r>
-              <w:rPr/>
-              <w:t>NA</w:t>
-            </w:r>
-          </w:p>
-        </w:tc>
-        <w:tc>
-          <w:tcPr>
-            <w:tcW w:w="632" w:type="dxa"/>
-            <w:tcBorders>
-              <w:bottom w:val="single" w:sz="4" w:space="0" w:color="000000"/>
-            </w:tcBorders>
-            <w:vAlign w:val="bottom"/>
-          </w:tcPr>
-          <w:p>
-            <w:pPr>
-              <w:pStyle w:val="Normal"/>
-              <w:widowControl w:val="false"/>
-              <w:jc w:val="right"/>
-              <w:rPr>
-                <w:b/>
-                <w:b/>
-                <w:sz w:val="24"/>
-                <w:szCs w:val="24"/>
-              </w:rPr>
-            </w:pPr>
-            <w:r>
-              <w:rPr/>
-              <w:t>NA</w:t>
-            </w:r>
-          </w:p>
-        </w:tc>
-        <w:tc>
-          <w:tcPr>
-            <w:tcW w:w="631" w:type="dxa"/>
-            <w:tcBorders>
-              <w:bottom w:val="single" w:sz="4" w:space="0" w:color="000000"/>
-            </w:tcBorders>
-            <w:vAlign w:val="bottom"/>
-          </w:tcPr>
-          <w:p>
-            <w:pPr>
-              <w:pStyle w:val="Normal"/>
-              <w:widowControl w:val="false"/>
-              <w:jc w:val="right"/>
-              <w:rPr>
-                <w:b/>
-                <w:b/>
-                <w:sz w:val="24"/>
-                <w:szCs w:val="24"/>
-              </w:rPr>
-            </w:pPr>
-            <w:r>
-              <w:rPr/>
-              <w:t>1.8</w:t>
-            </w:r>
-          </w:p>
-        </w:tc>
-        <w:tc>
-          <w:tcPr>
-            <w:tcW w:w="632" w:type="dxa"/>
-            <w:tcBorders>
-              <w:bottom w:val="single" w:sz="4" w:space="0" w:color="000000"/>
-            </w:tcBorders>
-            <w:vAlign w:val="bottom"/>
-          </w:tcPr>
-          <w:p>
-            <w:pPr>
-              <w:pStyle w:val="Normal"/>
-              <w:widowControl w:val="false"/>
-              <w:jc w:val="right"/>
-              <w:rPr>
-                <w:b/>
-                <w:b/>
-                <w:sz w:val="24"/>
-                <w:szCs w:val="24"/>
-              </w:rPr>
-            </w:pPr>
-            <w:r>
-              <w:rPr/>
-              <w:t>4.1</w:t>
-            </w:r>
-          </w:p>
-        </w:tc>
-        <w:tc>
-          <w:tcPr>
-            <w:tcW w:w="91" w:type="dxa"/>
-            <w:tcBorders>
-              <w:bottom w:val="single" w:sz="4" w:space="0" w:color="000000"/>
-            </w:tcBorders>
-            <w:vAlign w:val="bottom"/>
-          </w:tcPr>
-          <w:p>
-            <w:pPr>
-              <w:pStyle w:val="Normal"/>
-              <w:widowControl w:val="false"/>
-              <w:jc w:val="right"/>
-              <w:rPr>
-                <w:b/>
-                <w:b/>
-                <w:sz w:val="24"/>
-                <w:szCs w:val="24"/>
-              </w:rPr>
-            </w:pPr>
-            <w:r>
-              <w:rPr>
-                <w:b/>
-                <w:sz w:val="24"/>
-                <w:szCs w:val="24"/>
-              </w:rPr>
-            </w:r>
-          </w:p>
-        </w:tc>
-        <w:tc>
-          <w:tcPr>
-            <w:tcW w:w="628" w:type="dxa"/>
-            <w:tcBorders>
-              <w:bottom w:val="single" w:sz="4" w:space="0" w:color="000000"/>
-            </w:tcBorders>
-            <w:vAlign w:val="bottom"/>
-          </w:tcPr>
-          <w:p>
-            <w:pPr>
-              <w:pStyle w:val="Normal"/>
-              <w:widowControl w:val="false"/>
-              <w:jc w:val="right"/>
-              <w:rPr>
-                <w:b/>
-                <w:b/>
-                <w:sz w:val="24"/>
-                <w:szCs w:val="24"/>
-              </w:rPr>
-            </w:pPr>
-            <w:r>
-              <w:rPr/>
-              <w:t>1.5</w:t>
-            </w:r>
-          </w:p>
-        </w:tc>
-        <w:tc>
-          <w:tcPr>
-            <w:tcW w:w="631" w:type="dxa"/>
-            <w:tcBorders>
-              <w:bottom w:val="single" w:sz="4" w:space="0" w:color="000000"/>
-            </w:tcBorders>
-            <w:vAlign w:val="bottom"/>
-          </w:tcPr>
-          <w:p>
-            <w:pPr>
-              <w:pStyle w:val="Normal"/>
-              <w:widowControl w:val="false"/>
-              <w:jc w:val="right"/>
-              <w:rPr>
-                <w:b/>
-                <w:b/>
-                <w:sz w:val="24"/>
-                <w:szCs w:val="24"/>
-              </w:rPr>
-            </w:pPr>
-            <w:r>
-              <w:rPr/>
-              <w:t>NA</w:t>
-            </w:r>
-          </w:p>
-        </w:tc>
-        <w:tc>
-          <w:tcPr>
-            <w:tcW w:w="629" w:type="dxa"/>
-            <w:tcBorders>
-              <w:bottom w:val="single" w:sz="4" w:space="0" w:color="000000"/>
-            </w:tcBorders>
-            <w:vAlign w:val="bottom"/>
-          </w:tcPr>
-          <w:p>
-            <w:pPr>
-              <w:pStyle w:val="Normal"/>
-              <w:widowControl w:val="false"/>
-              <w:jc w:val="right"/>
-              <w:rPr>
-                <w:b/>
-                <w:b/>
-                <w:sz w:val="24"/>
-                <w:szCs w:val="24"/>
-              </w:rPr>
-            </w:pPr>
-            <w:r>
-              <w:rPr/>
               <w:t>8.7</w:t>
             </w:r>
           </w:p>
         </w:tc>
         <w:tc>
           <w:tcPr>
-            <w:tcW w:w="664" w:type="dxa"/>
+            <w:tcW w:w="661" w:type="dxa"/>
             <w:tcBorders>
               <w:bottom w:val="single" w:sz="4" w:space="0" w:color="000000"/>
             </w:tcBorders>
@@ -23544,6 +23649,119 @@
         </w:tc>
         <w:tc>
           <w:tcPr>
+            <w:tcW w:w="634" w:type="dxa"/>
+            <w:tcBorders>
+              <w:top w:val="single" w:sz="4" w:space="0" w:color="000000"/>
+            </w:tcBorders>
+            <w:vAlign w:val="bottom"/>
+          </w:tcPr>
+          <w:p>
+            <w:pPr>
+              <w:pStyle w:val="Normal"/>
+              <w:widowControl w:val="false"/>
+              <w:jc w:val="right"/>
+              <w:rPr>
+                <w:b/>
+                <w:b/>
+                <w:sz w:val="24"/>
+                <w:szCs w:val="24"/>
+              </w:rPr>
+            </w:pPr>
+            <w:r>
+              <w:rPr>
+                <w:b/>
+                <w:sz w:val="24"/>
+                <w:szCs w:val="24"/>
+              </w:rPr>
+            </w:r>
+          </w:p>
+        </w:tc>
+        <w:tc>
+          <w:tcPr>
+            <w:tcW w:w="91" w:type="dxa"/>
+            <w:tcBorders>
+              <w:top w:val="single" w:sz="4" w:space="0" w:color="000000"/>
+            </w:tcBorders>
+            <w:vAlign w:val="bottom"/>
+          </w:tcPr>
+          <w:p>
+            <w:pPr>
+              <w:pStyle w:val="Normal"/>
+              <w:widowControl w:val="false"/>
+              <w:rPr>
+                <w:b/>
+                <w:b/>
+                <w:sz w:val="24"/>
+                <w:szCs w:val="24"/>
+              </w:rPr>
+            </w:pPr>
+            <w:r>
+              <w:rPr>
+                <w:b/>
+                <w:sz w:val="24"/>
+                <w:szCs w:val="24"/>
+              </w:rPr>
+            </w:r>
+          </w:p>
+        </w:tc>
+        <w:tc>
+          <w:tcPr>
+            <w:tcW w:w="630" w:type="dxa"/>
+            <w:tcBorders>
+              <w:top w:val="single" w:sz="4" w:space="0" w:color="000000"/>
+            </w:tcBorders>
+            <w:vAlign w:val="bottom"/>
+          </w:tcPr>
+          <w:p>
+            <w:pPr>
+              <w:pStyle w:val="Normal"/>
+              <w:widowControl w:val="false"/>
+              <w:rPr>
+                <w:b/>
+                <w:b/>
+                <w:sz w:val="24"/>
+                <w:szCs w:val="24"/>
+              </w:rPr>
+            </w:pPr>
+            <w:r>
+              <w:rPr>
+                <w:b/>
+                <w:sz w:val="24"/>
+                <w:szCs w:val="24"/>
+              </w:rPr>
+            </w:r>
+          </w:p>
+        </w:tc>
+        <w:tc>
+          <w:tcPr>
+            <w:tcW w:w="630" w:type="dxa"/>
+            <w:tcBorders>
+              <w:top w:val="single" w:sz="4" w:space="0" w:color="000000"/>
+            </w:tcBorders>
+            <w:vAlign w:val="bottom"/>
+          </w:tcPr>
+          <w:p>
+            <w:pPr>
+              <w:pStyle w:val="Normal"/>
+              <w:widowControl w:val="false"/>
+              <w:rPr>
+                <w:b/>
+                <w:b/>
+                <w:sz w:val="24"/>
+                <w:szCs w:val="24"/>
+              </w:rPr>
+            </w:pPr>
+            <w:r>
+              <w:rPr>
+                <w:b/>
+                <w:sz w:val="24"/>
+                <w:szCs w:val="24"/>
+              </w:rPr>
+            </w:r>
+          </w:p>
+        </w:tc>
+        <w:tc>
+          <w:tcPr>
             <w:tcW w:w="633" w:type="dxa"/>
             <w:tcBorders>
               <w:top w:val="single" w:sz="4" w:space="0" w:color="000000"/>
@@ -23573,6 +23791,176 @@
         </w:tc>
         <w:tc>
           <w:tcPr>
+            <w:tcW w:w="632" w:type="dxa"/>
+            <w:tcBorders>
+              <w:top w:val="single" w:sz="4" w:space="0" w:color="000000"/>
+            </w:tcBorders>
+            <w:vAlign w:val="bottom"/>
+          </w:tcPr>
+          <w:p>
+            <w:pPr>
+              <w:pStyle w:val="Normal"/>
+              <w:widowControl w:val="false"/>
+              <w:jc w:val="right"/>
+              <w:rPr>
+                <w:b/>
+                <w:b/>
+                <w:sz w:val="24"/>
+                <w:szCs w:val="24"/>
+              </w:rPr>
+            </w:pPr>
+            <w:r>
+              <w:rPr>
+                <w:b/>
+                <w:sz w:val="24"/>
+                <w:szCs w:val="24"/>
+              </w:rPr>
+            </w:r>
+          </w:p>
+        </w:tc>
+        <w:tc>
+          <w:tcPr>
+            <w:tcW w:w="89" w:type="dxa"/>
+            <w:tcBorders>
+              <w:top w:val="single" w:sz="4" w:space="0" w:color="000000"/>
+            </w:tcBorders>
+            <w:vAlign w:val="bottom"/>
+          </w:tcPr>
+          <w:p>
+            <w:pPr>
+              <w:pStyle w:val="Normal"/>
+              <w:widowControl w:val="false"/>
+              <w:rPr>
+                <w:b/>
+                <w:b/>
+                <w:sz w:val="24"/>
+                <w:szCs w:val="24"/>
+              </w:rPr>
+            </w:pPr>
+            <w:r>
+              <w:rPr>
+                <w:b/>
+                <w:sz w:val="24"/>
+                <w:szCs w:val="24"/>
+              </w:rPr>
+            </w:r>
+          </w:p>
+        </w:tc>
+        <w:tc>
+          <w:tcPr>
+            <w:tcW w:w="636" w:type="dxa"/>
+            <w:tcBorders>
+              <w:top w:val="single" w:sz="4" w:space="0" w:color="000000"/>
+            </w:tcBorders>
+            <w:vAlign w:val="bottom"/>
+          </w:tcPr>
+          <w:p>
+            <w:pPr>
+              <w:pStyle w:val="Normal"/>
+              <w:widowControl w:val="false"/>
+              <w:rPr>
+                <w:b/>
+                <w:b/>
+                <w:sz w:val="24"/>
+                <w:szCs w:val="24"/>
+              </w:rPr>
+            </w:pPr>
+            <w:r>
+              <w:rPr>
+                <w:b/>
+                <w:sz w:val="24"/>
+                <w:szCs w:val="24"/>
+              </w:rPr>
+            </w:r>
+          </w:p>
+        </w:tc>
+        <w:tc>
+          <w:tcPr>
+            <w:tcW w:w="632" w:type="dxa"/>
+            <w:tcBorders>
+              <w:top w:val="single" w:sz="4" w:space="0" w:color="000000"/>
+            </w:tcBorders>
+            <w:vAlign w:val="bottom"/>
+          </w:tcPr>
+          <w:p>
+            <w:pPr>
+              <w:pStyle w:val="Normal"/>
+              <w:widowControl w:val="false"/>
+              <w:rPr>
+                <w:b/>
+                <w:b/>
+                <w:sz w:val="24"/>
+                <w:szCs w:val="24"/>
+              </w:rPr>
+            </w:pPr>
+            <w:r>
+              <w:rPr>
+                <w:b/>
+                <w:sz w:val="24"/>
+                <w:szCs w:val="24"/>
+              </w:rPr>
+            </w:r>
+          </w:p>
+        </w:tc>
+        <w:tc>
+          <w:tcPr>
+            <w:tcW w:w="631" w:type="dxa"/>
+            <w:tcBorders>
+              <w:top w:val="single" w:sz="4" w:space="0" w:color="000000"/>
+            </w:tcBorders>
+            <w:vAlign w:val="bottom"/>
+          </w:tcPr>
+          <w:p>
+            <w:pPr>
+              <w:pStyle w:val="Normal"/>
+              <w:widowControl w:val="false"/>
+              <w:jc w:val="right"/>
+              <w:rPr>
+                <w:b/>
+                <w:b/>
+                <w:sz w:val="24"/>
+                <w:szCs w:val="24"/>
+              </w:rPr>
+            </w:pPr>
+            <w:r>
+              <w:rPr>
+                <w:b/>
+                <w:sz w:val="24"/>
+                <w:szCs w:val="24"/>
+              </w:rPr>
+            </w:r>
+          </w:p>
+        </w:tc>
+        <w:tc>
+          <w:tcPr>
+            <w:tcW w:w="632" w:type="dxa"/>
+            <w:tcBorders>
+              <w:top w:val="single" w:sz="4" w:space="0" w:color="000000"/>
+            </w:tcBorders>
+            <w:vAlign w:val="bottom"/>
+          </w:tcPr>
+          <w:p>
+            <w:pPr>
+              <w:pStyle w:val="Normal"/>
+              <w:widowControl w:val="false"/>
+              <w:rPr>
+                <w:b/>
+                <w:b/>
+                <w:sz w:val="24"/>
+                <w:szCs w:val="24"/>
+              </w:rPr>
+            </w:pPr>
+            <w:r>
+              <w:rPr>
+                <w:b/>
+                <w:sz w:val="24"/>
+                <w:szCs w:val="24"/>
+              </w:rPr>
+            </w:r>
+          </w:p>
+        </w:tc>
+        <w:tc>
+          <w:tcPr>
             <w:tcW w:w="91" w:type="dxa"/>
             <w:tcBorders>
               <w:top w:val="single" w:sz="4" w:space="0" w:color="000000"/>
@@ -23601,6 +23989,63 @@
         </w:tc>
         <w:tc>
           <w:tcPr>
+            <w:tcW w:w="628" w:type="dxa"/>
+            <w:tcBorders>
+              <w:top w:val="single" w:sz="4" w:space="0" w:color="000000"/>
+            </w:tcBorders>
+            <w:vAlign w:val="bottom"/>
+          </w:tcPr>
+          <w:p>
+            <w:pPr>
+              <w:pStyle w:val="Normal"/>
+              <w:widowControl w:val="false"/>
+              <w:jc w:val="right"/>
+              <w:rPr>
+                <w:b/>
+                <w:b/>
+                <w:sz w:val="24"/>
+                <w:szCs w:val="24"/>
+              </w:rPr>
+            </w:pPr>
+            <w:r>
+              <w:rPr>
+                <w:b/>
+                <w:sz w:val="24"/>
+                <w:szCs w:val="24"/>
+              </w:rPr>
+            </w:r>
+          </w:p>
+        </w:tc>
+        <w:tc>
+          <w:tcPr>
+            <w:tcW w:w="631" w:type="dxa"/>
+            <w:tcBorders>
+              <w:top w:val="single" w:sz="4" w:space="0" w:color="000000"/>
+            </w:tcBorders>
+            <w:vAlign w:val="bottom"/>
+          </w:tcPr>
+          <w:p>
+            <w:pPr>
+              <w:pStyle w:val="Normal"/>
+              <w:widowControl w:val="false"/>
+              <w:rPr>
+                <w:b/>
+                <w:b/>
+                <w:sz w:val="24"/>
+                <w:szCs w:val="24"/>
+              </w:rPr>
+            </w:pPr>
+            <w:r>
+              <w:rPr>
+                <w:b/>
+                <w:sz w:val="24"/>
+                <w:szCs w:val="24"/>
+              </w:rPr>
+            </w:r>
+          </w:p>
+        </w:tc>
+        <w:tc>
+          <w:tcPr>
             <w:tcW w:w="629" w:type="dxa"/>
             <w:tcBorders>
               <w:top w:val="single" w:sz="4" w:space="0" w:color="000000"/>
@@ -23611,62 +24056,6 @@
             <w:pPr>
               <w:pStyle w:val="Normal"/>
               <w:widowControl w:val="false"/>
-              <w:rPr>
-                <w:b/>
-                <w:b/>
-                <w:sz w:val="24"/>
-                <w:szCs w:val="24"/>
-              </w:rPr>
-            </w:pPr>
-            <w:r>
-              <w:rPr>
-                <w:b/>
-                <w:sz w:val="24"/>
-                <w:szCs w:val="24"/>
-              </w:rPr>
-            </w:r>
-          </w:p>
-        </w:tc>
-        <w:tc>
-          <w:tcPr>
-            <w:tcW w:w="631" w:type="dxa"/>
-            <w:tcBorders>
-              <w:top w:val="single" w:sz="4" w:space="0" w:color="000000"/>
-            </w:tcBorders>
-            <w:vAlign w:val="bottom"/>
-          </w:tcPr>
-          <w:p>
-            <w:pPr>
-              <w:pStyle w:val="Normal"/>
-              <w:widowControl w:val="false"/>
-              <w:rPr>
-                <w:b/>
-                <w:b/>
-                <w:sz w:val="24"/>
-                <w:szCs w:val="24"/>
-              </w:rPr>
-            </w:pPr>
-            <w:r>
-              <w:rPr>
-                <w:b/>
-                <w:sz w:val="24"/>
-                <w:szCs w:val="24"/>
-              </w:rPr>
-            </w:r>
-          </w:p>
-        </w:tc>
-        <w:tc>
-          <w:tcPr>
-            <w:tcW w:w="632" w:type="dxa"/>
-            <w:tcBorders>
-              <w:top w:val="single" w:sz="4" w:space="0" w:color="000000"/>
-            </w:tcBorders>
-            <w:vAlign w:val="bottom"/>
-          </w:tcPr>
-          <w:p>
-            <w:pPr>
-              <w:pStyle w:val="Normal"/>
-              <w:widowControl w:val="false"/>
               <w:jc w:val="right"/>
               <w:rPr>
                 <w:b/>
@@ -23686,291 +24075,7 @@
         </w:tc>
         <w:tc>
           <w:tcPr>
-            <w:tcW w:w="632" w:type="dxa"/>
-            <w:tcBorders>
-              <w:top w:val="single" w:sz="4" w:space="0" w:color="000000"/>
-            </w:tcBorders>
-            <w:vAlign w:val="bottom"/>
-          </w:tcPr>
-          <w:p>
-            <w:pPr>
-              <w:pStyle w:val="Normal"/>
-              <w:widowControl w:val="false"/>
-              <w:jc w:val="right"/>
-              <w:rPr>
-                <w:b/>
-                <w:b/>
-                <w:sz w:val="24"/>
-                <w:szCs w:val="24"/>
-              </w:rPr>
-            </w:pPr>
-            <w:r>
-              <w:rPr>
-                <w:b/>
-                <w:sz w:val="24"/>
-                <w:szCs w:val="24"/>
-              </w:rPr>
-            </w:r>
-          </w:p>
-        </w:tc>
-        <w:tc>
-          <w:tcPr>
-            <w:tcW w:w="90" w:type="dxa"/>
-            <w:tcBorders>
-              <w:top w:val="single" w:sz="4" w:space="0" w:color="000000"/>
-            </w:tcBorders>
-            <w:vAlign w:val="bottom"/>
-          </w:tcPr>
-          <w:p>
-            <w:pPr>
-              <w:pStyle w:val="Normal"/>
-              <w:widowControl w:val="false"/>
-              <w:rPr>
-                <w:b/>
-                <w:b/>
-                <w:sz w:val="24"/>
-                <w:szCs w:val="24"/>
-              </w:rPr>
-            </w:pPr>
-            <w:r>
-              <w:rPr>
-                <w:b/>
-                <w:sz w:val="24"/>
-                <w:szCs w:val="24"/>
-              </w:rPr>
-            </w:r>
-          </w:p>
-        </w:tc>
-        <w:tc>
-          <w:tcPr>
-            <w:tcW w:w="634" w:type="dxa"/>
-            <w:tcBorders>
-              <w:top w:val="single" w:sz="4" w:space="0" w:color="000000"/>
-            </w:tcBorders>
-            <w:vAlign w:val="bottom"/>
-          </w:tcPr>
-          <w:p>
-            <w:pPr>
-              <w:pStyle w:val="Normal"/>
-              <w:widowControl w:val="false"/>
-              <w:rPr>
-                <w:b/>
-                <w:b/>
-                <w:sz w:val="24"/>
-                <w:szCs w:val="24"/>
-              </w:rPr>
-            </w:pPr>
-            <w:r>
-              <w:rPr>
-                <w:b/>
-                <w:sz w:val="24"/>
-                <w:szCs w:val="24"/>
-              </w:rPr>
-            </w:r>
-          </w:p>
-        </w:tc>
-        <w:tc>
-          <w:tcPr>
-            <w:tcW w:w="632" w:type="dxa"/>
-            <w:tcBorders>
-              <w:top w:val="single" w:sz="4" w:space="0" w:color="000000"/>
-            </w:tcBorders>
-            <w:vAlign w:val="bottom"/>
-          </w:tcPr>
-          <w:p>
-            <w:pPr>
-              <w:pStyle w:val="Normal"/>
-              <w:widowControl w:val="false"/>
-              <w:rPr>
-                <w:b/>
-                <w:b/>
-                <w:sz w:val="24"/>
-                <w:szCs w:val="24"/>
-              </w:rPr>
-            </w:pPr>
-            <w:r>
-              <w:rPr>
-                <w:b/>
-                <w:sz w:val="24"/>
-                <w:szCs w:val="24"/>
-              </w:rPr>
-            </w:r>
-          </w:p>
-        </w:tc>
-        <w:tc>
-          <w:tcPr>
-            <w:tcW w:w="631" w:type="dxa"/>
-            <w:tcBorders>
-              <w:top w:val="single" w:sz="4" w:space="0" w:color="000000"/>
-            </w:tcBorders>
-            <w:vAlign w:val="bottom"/>
-          </w:tcPr>
-          <w:p>
-            <w:pPr>
-              <w:pStyle w:val="Normal"/>
-              <w:widowControl w:val="false"/>
-              <w:jc w:val="right"/>
-              <w:rPr>
-                <w:b/>
-                <w:b/>
-                <w:sz w:val="24"/>
-                <w:szCs w:val="24"/>
-              </w:rPr>
-            </w:pPr>
-            <w:r>
-              <w:rPr>
-                <w:b/>
-                <w:sz w:val="24"/>
-                <w:szCs w:val="24"/>
-              </w:rPr>
-            </w:r>
-          </w:p>
-        </w:tc>
-        <w:tc>
-          <w:tcPr>
-            <w:tcW w:w="632" w:type="dxa"/>
-            <w:tcBorders>
-              <w:top w:val="single" w:sz="4" w:space="0" w:color="000000"/>
-            </w:tcBorders>
-            <w:vAlign w:val="bottom"/>
-          </w:tcPr>
-          <w:p>
-            <w:pPr>
-              <w:pStyle w:val="Normal"/>
-              <w:widowControl w:val="false"/>
-              <w:rPr>
-                <w:b/>
-                <w:b/>
-                <w:sz w:val="24"/>
-                <w:szCs w:val="24"/>
-              </w:rPr>
-            </w:pPr>
-            <w:r>
-              <w:rPr>
-                <w:b/>
-                <w:sz w:val="24"/>
-                <w:szCs w:val="24"/>
-              </w:rPr>
-            </w:r>
-          </w:p>
-        </w:tc>
-        <w:tc>
-          <w:tcPr>
-            <w:tcW w:w="91" w:type="dxa"/>
-            <w:tcBorders>
-              <w:top w:val="single" w:sz="4" w:space="0" w:color="000000"/>
-            </w:tcBorders>
-            <w:vAlign w:val="bottom"/>
-          </w:tcPr>
-          <w:p>
-            <w:pPr>
-              <w:pStyle w:val="Normal"/>
-              <w:widowControl w:val="false"/>
-              <w:rPr>
-                <w:b/>
-                <w:b/>
-                <w:sz w:val="24"/>
-                <w:szCs w:val="24"/>
-              </w:rPr>
-            </w:pPr>
-            <w:r>
-              <w:rPr>
-                <w:b/>
-                <w:sz w:val="24"/>
-                <w:szCs w:val="24"/>
-              </w:rPr>
-            </w:r>
-          </w:p>
-        </w:tc>
-        <w:tc>
-          <w:tcPr>
-            <w:tcW w:w="628" w:type="dxa"/>
-            <w:tcBorders>
-              <w:top w:val="single" w:sz="4" w:space="0" w:color="000000"/>
-            </w:tcBorders>
-            <w:vAlign w:val="bottom"/>
-          </w:tcPr>
-          <w:p>
-            <w:pPr>
-              <w:pStyle w:val="Normal"/>
-              <w:widowControl w:val="false"/>
-              <w:jc w:val="right"/>
-              <w:rPr>
-                <w:b/>
-                <w:b/>
-                <w:sz w:val="24"/>
-                <w:szCs w:val="24"/>
-              </w:rPr>
-            </w:pPr>
-            <w:r>
-              <w:rPr>
-                <w:b/>
-                <w:sz w:val="24"/>
-                <w:szCs w:val="24"/>
-              </w:rPr>
-            </w:r>
-          </w:p>
-        </w:tc>
-        <w:tc>
-          <w:tcPr>
-            <w:tcW w:w="631" w:type="dxa"/>
-            <w:tcBorders>
-              <w:top w:val="single" w:sz="4" w:space="0" w:color="000000"/>
-            </w:tcBorders>
-            <w:vAlign w:val="bottom"/>
-          </w:tcPr>
-          <w:p>
-            <w:pPr>
-              <w:pStyle w:val="Normal"/>
-              <w:widowControl w:val="false"/>
-              <w:rPr>
-                <w:b/>
-                <w:b/>
-                <w:sz w:val="24"/>
-                <w:szCs w:val="24"/>
-              </w:rPr>
-            </w:pPr>
-            <w:r>
-              <w:rPr>
-                <w:b/>
-                <w:sz w:val="24"/>
-                <w:szCs w:val="24"/>
-              </w:rPr>
-            </w:r>
-          </w:p>
-        </w:tc>
-        <w:tc>
-          <w:tcPr>
-            <w:tcW w:w="629" w:type="dxa"/>
-            <w:tcBorders>
-              <w:top w:val="single" w:sz="4" w:space="0" w:color="000000"/>
-            </w:tcBorders>
-            <w:vAlign w:val="bottom"/>
-          </w:tcPr>
-          <w:p>
-            <w:pPr>
-              <w:pStyle w:val="Normal"/>
-              <w:widowControl w:val="false"/>
-              <w:jc w:val="right"/>
-              <w:rPr>
-                <w:b/>
-                <w:b/>
-                <w:sz w:val="24"/>
-                <w:szCs w:val="24"/>
-              </w:rPr>
-            </w:pPr>
-            <w:r>
-              <w:rPr>
-                <w:b/>
-                <w:sz w:val="24"/>
-                <w:szCs w:val="24"/>
-              </w:rPr>
-            </w:r>
-          </w:p>
-        </w:tc>
-        <w:tc>
-          <w:tcPr>
-            <w:tcW w:w="664" w:type="dxa"/>
+            <w:tcW w:w="661" w:type="dxa"/>
             <w:tcBorders>
               <w:top w:val="single" w:sz="4" w:space="0" w:color="000000"/>
             </w:tcBorders>
@@ -24027,24 +24132,8 @@
     </w:p>
     <w:p>
       <w:pPr>
-        <w:pStyle w:val="Normal"/>
-        <w:spacing w:lineRule="auto" w:line="480"/>
-        <w:rPr>
-          <w:sz w:val="24"/>
-          <w:szCs w:val="24"/>
-        </w:rPr>
-      </w:pPr>
-      <w:r>
-        <w:rPr>
-          <w:sz w:val="24"/>
-          <w:szCs w:val="24"/>
-        </w:rPr>
-      </w:r>
-    </w:p>
-    <w:p>
-      <w:pPr>
         <w:sectPr>
-          <w:footerReference w:type="default" r:id="rId18"/>
+          <w:footerReference w:type="default" r:id="rId19"/>
           <w:type w:val="nextPage"/>
           <w:pgSz w:orient="landscape" w:w="15840" w:h="12240"/>
           <w:pgMar w:left="720" w:right="1440" w:header="0" w:top="1440" w:footer="0" w:bottom="1440" w:gutter="0"/>
@@ -24104,16 +24193,16 @@
         <w:gridCol w:w="694"/>
         <w:gridCol w:w="241"/>
         <w:gridCol w:w="523"/>
-        <w:gridCol w:w="676"/>
+        <w:gridCol w:w="677"/>
         <w:gridCol w:w="696"/>
         <w:gridCol w:w="264"/>
         <w:gridCol w:w="461"/>
-        <w:gridCol w:w="700"/>
+        <w:gridCol w:w="701"/>
         <w:gridCol w:w="695"/>
         <w:gridCol w:w="265"/>
         <w:gridCol w:w="568"/>
         <w:gridCol w:w="719"/>
-        <w:gridCol w:w="714"/>
+        <w:gridCol w:w="712"/>
       </w:tblGrid>
       <w:tr>
         <w:trPr>
@@ -24205,7 +24294,7 @@
         </w:tc>
         <w:tc>
           <w:tcPr>
-            <w:tcW w:w="1895" w:type="dxa"/>
+            <w:tcW w:w="1896" w:type="dxa"/>
             <w:gridSpan w:val="3"/>
             <w:tcBorders>
               <w:bottom w:val="single" w:sz="4" w:space="0" w:color="000000"/>
@@ -24265,7 +24354,7 @@
         </w:tc>
         <w:tc>
           <w:tcPr>
-            <w:tcW w:w="1856" w:type="dxa"/>
+            <w:tcW w:w="1857" w:type="dxa"/>
             <w:gridSpan w:val="3"/>
             <w:tcBorders>
               <w:bottom w:val="single" w:sz="4" w:space="0" w:color="000000"/>
@@ -24325,7 +24414,7 @@
         </w:tc>
         <w:tc>
           <w:tcPr>
-            <w:tcW w:w="2001" w:type="dxa"/>
+            <w:tcW w:w="1999" w:type="dxa"/>
             <w:gridSpan w:val="3"/>
             <w:tcBorders>
               <w:bottom w:val="single" w:sz="4" w:space="0" w:color="000000"/>
@@ -24509,7 +24598,7 @@
         </w:tc>
         <w:tc>
           <w:tcPr>
-            <w:tcW w:w="676" w:type="dxa"/>
+            <w:tcW w:w="677" w:type="dxa"/>
             <w:tcBorders/>
             <w:shd w:color="auto" w:fill="auto" w:val="clear"/>
             <w:vAlign w:val="bottom"/>
@@ -24605,7 +24694,7 @@
         </w:tc>
         <w:tc>
           <w:tcPr>
-            <w:tcW w:w="700" w:type="dxa"/>
+            <w:tcW w:w="701" w:type="dxa"/>
             <w:tcBorders/>
             <w:shd w:color="auto" w:fill="auto" w:val="clear"/>
             <w:vAlign w:val="bottom"/>
@@ -24725,7 +24814,7 @@
         </w:tc>
         <w:tc>
           <w:tcPr>
-            <w:tcW w:w="714" w:type="dxa"/>
+            <w:tcW w:w="712" w:type="dxa"/>
             <w:tcBorders/>
             <w:shd w:color="auto" w:fill="auto" w:val="clear"/>
             <w:vAlign w:val="bottom"/>
@@ -24908,7 +24997,7 @@
         </w:tc>
         <w:tc>
           <w:tcPr>
-            <w:tcW w:w="676" w:type="dxa"/>
+            <w:tcW w:w="677" w:type="dxa"/>
             <w:tcBorders>
               <w:bottom w:val="single" w:sz="4" w:space="0" w:color="000000"/>
             </w:tcBorders>
@@ -25011,7 +25100,7 @@
         </w:tc>
         <w:tc>
           <w:tcPr>
-            <w:tcW w:w="700" w:type="dxa"/>
+            <w:tcW w:w="701" w:type="dxa"/>
             <w:tcBorders>
               <w:bottom w:val="single" w:sz="4" w:space="0" w:color="000000"/>
             </w:tcBorders>
@@ -25140,7 +25229,7 @@
         </w:tc>
         <w:tc>
           <w:tcPr>
-            <w:tcW w:w="714" w:type="dxa"/>
+            <w:tcW w:w="712" w:type="dxa"/>
             <w:tcBorders>
               <w:bottom w:val="single" w:sz="4" w:space="0" w:color="000000"/>
             </w:tcBorders>
@@ -25326,7 +25415,7 @@
         </w:tc>
         <w:tc>
           <w:tcPr>
-            <w:tcW w:w="676" w:type="dxa"/>
+            <w:tcW w:w="677" w:type="dxa"/>
             <w:tcBorders/>
             <w:shd w:color="auto" w:fill="auto" w:val="clear"/>
             <w:vAlign w:val="center"/>
@@ -25425,7 +25514,7 @@
         </w:tc>
         <w:tc>
           <w:tcPr>
-            <w:tcW w:w="700" w:type="dxa"/>
+            <w:tcW w:w="701" w:type="dxa"/>
             <w:tcBorders/>
             <w:shd w:color="auto" w:fill="auto" w:val="clear"/>
             <w:vAlign w:val="center"/>
@@ -25549,7 +25638,7 @@
         </w:tc>
         <w:tc>
           <w:tcPr>
-            <w:tcW w:w="714" w:type="dxa"/>
+            <w:tcW w:w="712" w:type="dxa"/>
             <w:tcBorders/>
             <w:shd w:color="auto" w:fill="auto" w:val="clear"/>
             <w:vAlign w:val="center"/>
@@ -25721,7 +25810,7 @@
         </w:tc>
         <w:tc>
           <w:tcPr>
-            <w:tcW w:w="676" w:type="dxa"/>
+            <w:tcW w:w="677" w:type="dxa"/>
             <w:tcBorders/>
             <w:shd w:color="auto" w:fill="auto" w:val="clear"/>
             <w:vAlign w:val="center"/>
@@ -25816,7 +25905,7 @@
         </w:tc>
         <w:tc>
           <w:tcPr>
-            <w:tcW w:w="700" w:type="dxa"/>
+            <w:tcW w:w="701" w:type="dxa"/>
             <w:tcBorders/>
             <w:shd w:color="auto" w:fill="auto" w:val="clear"/>
             <w:vAlign w:val="center"/>
@@ -25945,7 +26034,7 @@
         </w:tc>
         <w:tc>
           <w:tcPr>
-            <w:tcW w:w="714" w:type="dxa"/>
+            <w:tcW w:w="712" w:type="dxa"/>
             <w:tcBorders/>
             <w:shd w:color="auto" w:fill="auto" w:val="clear"/>
             <w:vAlign w:val="center"/>
@@ -26119,7 +26208,7 @@
         </w:tc>
         <w:tc>
           <w:tcPr>
-            <w:tcW w:w="676" w:type="dxa"/>
+            <w:tcW w:w="677" w:type="dxa"/>
             <w:tcBorders/>
             <w:shd w:color="auto" w:fill="auto" w:val="clear"/>
             <w:vAlign w:val="center"/>
@@ -26218,7 +26307,7 @@
         </w:tc>
         <w:tc>
           <w:tcPr>
-            <w:tcW w:w="700" w:type="dxa"/>
+            <w:tcW w:w="701" w:type="dxa"/>
             <w:tcBorders/>
             <w:shd w:color="auto" w:fill="auto" w:val="clear"/>
             <w:vAlign w:val="center"/>
@@ -26342,7 +26431,7 @@
         </w:tc>
         <w:tc>
           <w:tcPr>
-            <w:tcW w:w="714" w:type="dxa"/>
+            <w:tcW w:w="712" w:type="dxa"/>
             <w:tcBorders/>
             <w:shd w:color="auto" w:fill="auto" w:val="clear"/>
             <w:vAlign w:val="center"/>
@@ -26524,7 +26613,7 @@
         </w:tc>
         <w:tc>
           <w:tcPr>
-            <w:tcW w:w="676" w:type="dxa"/>
+            <w:tcW w:w="677" w:type="dxa"/>
             <w:tcBorders/>
             <w:shd w:color="auto" w:fill="auto" w:val="clear"/>
             <w:vAlign w:val="center"/>
@@ -26629,7 +26718,7 @@
         </w:tc>
         <w:tc>
           <w:tcPr>
-            <w:tcW w:w="700" w:type="dxa"/>
+            <w:tcW w:w="701" w:type="dxa"/>
             <w:tcBorders/>
             <w:shd w:color="auto" w:fill="auto" w:val="clear"/>
             <w:vAlign w:val="center"/>
@@ -26758,7 +26847,7 @@
         </w:tc>
         <w:tc>
           <w:tcPr>
-            <w:tcW w:w="714" w:type="dxa"/>
+            <w:tcW w:w="712" w:type="dxa"/>
             <w:tcBorders/>
             <w:shd w:color="auto" w:fill="auto" w:val="clear"/>
             <w:vAlign w:val="center"/>
@@ -26952,7 +27041,7 @@
         </w:tc>
         <w:tc>
           <w:tcPr>
-            <w:tcW w:w="676" w:type="dxa"/>
+            <w:tcW w:w="677" w:type="dxa"/>
             <w:tcBorders>
               <w:bottom w:val="single" w:sz="4" w:space="0" w:color="000000"/>
             </w:tcBorders>
@@ -27055,7 +27144,7 @@
         </w:tc>
         <w:tc>
           <w:tcPr>
-            <w:tcW w:w="700" w:type="dxa"/>
+            <w:tcW w:w="701" w:type="dxa"/>
             <w:tcBorders>
               <w:bottom w:val="single" w:sz="4" w:space="0" w:color="000000"/>
             </w:tcBorders>
@@ -27189,7 +27278,7 @@
         </w:tc>
         <w:tc>
           <w:tcPr>
-            <w:tcW w:w="714" w:type="dxa"/>
+            <w:tcW w:w="712" w:type="dxa"/>
             <w:tcBorders>
               <w:bottom w:val="single" w:sz="4" w:space="0" w:color="000000"/>
             </w:tcBorders>
@@ -27375,7 +27464,7 @@
         </w:tc>
         <w:tc>
           <w:tcPr>
-            <w:tcW w:w="676" w:type="dxa"/>
+            <w:tcW w:w="677" w:type="dxa"/>
             <w:tcBorders/>
             <w:shd w:color="auto" w:fill="auto" w:val="clear"/>
             <w:vAlign w:val="center"/>
@@ -27474,7 +27563,7 @@
         </w:tc>
         <w:tc>
           <w:tcPr>
-            <w:tcW w:w="700" w:type="dxa"/>
+            <w:tcW w:w="701" w:type="dxa"/>
             <w:tcBorders/>
             <w:shd w:color="auto" w:fill="auto" w:val="clear"/>
             <w:vAlign w:val="center"/>
@@ -27598,7 +27687,7 @@
         </w:tc>
         <w:tc>
           <w:tcPr>
-            <w:tcW w:w="714" w:type="dxa"/>
+            <w:tcW w:w="712" w:type="dxa"/>
             <w:tcBorders/>
             <w:shd w:color="auto" w:fill="auto" w:val="clear"/>
             <w:vAlign w:val="center"/>
@@ -27770,7 +27859,7 @@
         </w:tc>
         <w:tc>
           <w:tcPr>
-            <w:tcW w:w="676" w:type="dxa"/>
+            <w:tcW w:w="677" w:type="dxa"/>
             <w:tcBorders/>
             <w:shd w:color="auto" w:fill="auto" w:val="clear"/>
             <w:vAlign w:val="center"/>
@@ -27865,7 +27954,7 @@
         </w:tc>
         <w:tc>
           <w:tcPr>
-            <w:tcW w:w="700" w:type="dxa"/>
+            <w:tcW w:w="701" w:type="dxa"/>
             <w:tcBorders/>
             <w:shd w:color="auto" w:fill="auto" w:val="clear"/>
             <w:vAlign w:val="center"/>
@@ -27994,7 +28083,7 @@
         </w:tc>
         <w:tc>
           <w:tcPr>
-            <w:tcW w:w="714" w:type="dxa"/>
+            <w:tcW w:w="712" w:type="dxa"/>
             <w:tcBorders/>
             <w:shd w:color="auto" w:fill="auto" w:val="clear"/>
             <w:vAlign w:val="center"/>
@@ -28168,7 +28257,7 @@
         </w:tc>
         <w:tc>
           <w:tcPr>
-            <w:tcW w:w="676" w:type="dxa"/>
+            <w:tcW w:w="677" w:type="dxa"/>
             <w:tcBorders/>
             <w:shd w:color="auto" w:fill="auto" w:val="clear"/>
             <w:vAlign w:val="center"/>
@@ -28267,7 +28356,7 @@
         </w:tc>
         <w:tc>
           <w:tcPr>
-            <w:tcW w:w="700" w:type="dxa"/>
+            <w:tcW w:w="701" w:type="dxa"/>
             <w:tcBorders/>
             <w:shd w:color="auto" w:fill="auto" w:val="clear"/>
             <w:vAlign w:val="center"/>
@@ -28391,7 +28480,7 @@
         </w:tc>
         <w:tc>
           <w:tcPr>
-            <w:tcW w:w="714" w:type="dxa"/>
+            <w:tcW w:w="712" w:type="dxa"/>
             <w:tcBorders/>
             <w:shd w:color="auto" w:fill="auto" w:val="clear"/>
             <w:vAlign w:val="center"/>
@@ -28563,7 +28652,7 @@
         </w:tc>
         <w:tc>
           <w:tcPr>
-            <w:tcW w:w="676" w:type="dxa"/>
+            <w:tcW w:w="677" w:type="dxa"/>
             <w:tcBorders/>
             <w:shd w:color="auto" w:fill="auto" w:val="clear"/>
             <w:vAlign w:val="center"/>
@@ -28658,7 +28747,7 @@
         </w:tc>
         <w:tc>
           <w:tcPr>
-            <w:tcW w:w="700" w:type="dxa"/>
+            <w:tcW w:w="701" w:type="dxa"/>
             <w:tcBorders/>
             <w:shd w:color="auto" w:fill="auto" w:val="clear"/>
             <w:vAlign w:val="center"/>
@@ -28777,7 +28866,7 @@
         </w:tc>
         <w:tc>
           <w:tcPr>
-            <w:tcW w:w="714" w:type="dxa"/>
+            <w:tcW w:w="712" w:type="dxa"/>
             <w:tcBorders/>
             <w:shd w:color="auto" w:fill="auto" w:val="clear"/>
             <w:vAlign w:val="center"/>
@@ -28961,7 +29050,7 @@
         </w:tc>
         <w:tc>
           <w:tcPr>
-            <w:tcW w:w="676" w:type="dxa"/>
+            <w:tcW w:w="677" w:type="dxa"/>
             <w:tcBorders>
               <w:bottom w:val="single" w:sz="4" w:space="0" w:color="000000"/>
             </w:tcBorders>
@@ -29064,7 +29153,7 @@
         </w:tc>
         <w:tc>
           <w:tcPr>
-            <w:tcW w:w="700" w:type="dxa"/>
+            <w:tcW w:w="701" w:type="dxa"/>
             <w:tcBorders>
               <w:bottom w:val="single" w:sz="4" w:space="0" w:color="000000"/>
             </w:tcBorders>
@@ -29192,7 +29281,7 @@
         </w:tc>
         <w:tc>
           <w:tcPr>
-            <w:tcW w:w="714" w:type="dxa"/>
+            <w:tcW w:w="712" w:type="dxa"/>
             <w:tcBorders>
               <w:bottom w:val="single" w:sz="4" w:space="0" w:color="000000"/>
             </w:tcBorders>
@@ -29340,7 +29429,71 @@
           <w:sz w:val="24"/>
           <w:szCs w:val="24"/>
         </w:rPr>
-        <w:t>3.5. Rotation Study, cause-specific mortality and sublethal effects</w:t>
+        <w:t>3.</w:t>
+      </w:r>
+      <w:del w:id="213" w:author="Unknown Author" w:date="2023-02-06T13:36:54Z">
+        <w:r>
+          <w:rPr>
+            <w:b/>
+            <w:sz w:val="24"/>
+            <w:szCs w:val="24"/>
+          </w:rPr>
+          <w:delText>5</w:delText>
+        </w:r>
+      </w:del>
+      <w:ins w:id="214" w:author="Unknown Author" w:date="2023-02-06T13:36:54Z">
+        <w:r>
+          <w:rPr>
+            <w:rFonts w:eastAsia="Times New Roman" w:cs="Times New Roman"/>
+            <w:b/>
+            <w:color w:val="auto"/>
+            <w:kern w:val="0"/>
+            <w:sz w:val="24"/>
+            <w:szCs w:val="24"/>
+            <w:lang w:val="en-US" w:eastAsia="zh-CN" w:bidi="ar-SA"/>
+          </w:rPr>
+          <w:t>6</w:t>
+        </w:r>
+      </w:ins>
+      <w:r>
+        <w:rPr>
+          <w:b/>
+          <w:sz w:val="24"/>
+          <w:szCs w:val="24"/>
+        </w:rPr>
+        <w:t xml:space="preserve">. Rotation </w:t>
+      </w:r>
+      <w:del w:id="215" w:author="Unknown Author" w:date="2023-02-06T13:35:52Z">
+        <w:r>
+          <w:rPr>
+            <w:b/>
+            <w:sz w:val="24"/>
+            <w:szCs w:val="24"/>
+          </w:rPr>
+          <w:delText>S</w:delText>
+        </w:r>
+      </w:del>
+      <w:ins w:id="216" w:author="Unknown Author" w:date="2023-02-06T13:35:52Z">
+        <w:r>
+          <w:rPr>
+            <w:rFonts w:eastAsia="Times New Roman" w:cs="Times New Roman"/>
+            <w:b/>
+            <w:color w:val="auto"/>
+            <w:kern w:val="0"/>
+            <w:sz w:val="24"/>
+            <w:szCs w:val="24"/>
+            <w:lang w:val="en-US" w:eastAsia="zh-CN" w:bidi="ar-SA"/>
+          </w:rPr>
+          <w:t>s</w:t>
+        </w:r>
+      </w:ins>
+      <w:r>
+        <w:rPr>
+          <w:b/>
+          <w:sz w:val="24"/>
+          <w:szCs w:val="24"/>
+        </w:rPr>
+        <w:t>tudy, cause-specific mortality and sublethal effects</w:t>
       </w:r>
     </w:p>
     <w:p>
@@ -29358,7 +29511,36 @@
           <w:sz w:val="24"/>
           <w:szCs w:val="24"/>
         </w:rPr>
-        <w:t>Dividing the mortality by cause revealed more treatment-dependent patterns. Mortality caused by laminated root rot was significantly lower in 25-year cottonwood rotation in the early measurement period and did not differ significantly between treatments in the middle period (Table 6). Conversely, mortality caused by suppression was significantly higher in 25-year cottonwood rotation in the early measurement period and did not differ significantly between treatments in the middle period (Table 6). In addition to killing trees, both suppression and LRR decreased tree diameter growth while trees were alive. The growth reduction effect of suppression was more severe ranging from 41-49% reduction in diameter growth compared to trees with no recorded damage condition in the middle measurement period (Fig. 6). Trees with LRR had a 0-19% diameter growth reduction in the middle period (Fig. 6).</w:t>
+        <w:t xml:space="preserve">Dividing the mortality by cause revealed more treatment-dependent patterns. Mortality caused by laminated root rot was significantly lower in 25-year cottonwood rotation in the early measurement period and did not differ significantly between treatments in the middle period (Table 6). </w:t>
+      </w:r>
+      <w:del w:id="217" w:author="Unknown Author" w:date="2023-02-06T13:35:56Z">
+        <w:r>
+          <w:rPr>
+            <w:sz w:val="24"/>
+            <w:szCs w:val="24"/>
+          </w:rPr>
+          <w:delText>Conversely</w:delText>
+        </w:r>
+      </w:del>
+      <w:ins w:id="218" w:author="Unknown Author" w:date="2023-02-06T13:35:56Z">
+        <w:r>
+          <w:rPr>
+            <w:rFonts w:eastAsia="Times New Roman" w:cs="Times New Roman"/>
+            <w:color w:val="auto"/>
+            <w:kern w:val="0"/>
+            <w:sz w:val="24"/>
+            <w:szCs w:val="24"/>
+            <w:lang w:val="en-US" w:eastAsia="zh-CN" w:bidi="ar-SA"/>
+          </w:rPr>
+          <w:t>In contrast</w:t>
+        </w:r>
+      </w:ins>
+      <w:r>
+        <w:rPr>
+          <w:sz w:val="24"/>
+          <w:szCs w:val="24"/>
+        </w:rPr>
+        <w:t>, mortality caused by suppression was significantly higher in 25-year cottonwood rotation in the early measurement period and did not differ significantly between treatments in the middle period (Table 6). In addition to killing trees, both suppression and LRR decreased tree diameter growth while trees were alive. The growth reduction effect of suppression was more severe ranging from 41-49% reduction in diameter growth compared to trees with no recorded damage condition in the middle measurement period (Fig. 6). Trees with LRR had a 0-19% diameter growth reduction in the middle period (Fig. 6).</w:t>
       </w:r>
     </w:p>
     <w:p>
@@ -29404,7 +29586,7 @@
             <wp:extent cx="5257800" cy="2633345"/>
             <wp:effectExtent l="0" t="0" r="0" b="0"/>
             <wp:wrapSquare wrapText="largest"/>
-            <wp:docPr id="6" name="Image2" descr=""/>
+            <wp:docPr id="7" name="Image2" descr=""/>
             <wp:cNvGraphicFramePr>
               <a:graphicFrameLocks xmlns:a="http://schemas.openxmlformats.org/drawingml/2006/main" noChangeAspect="1"/>
             </wp:cNvGraphicFramePr>
@@ -29412,13 +29594,13 @@
               <a:graphicData uri="http://schemas.openxmlformats.org/drawingml/2006/picture">
                 <pic:pic xmlns:pic="http://schemas.openxmlformats.org/drawingml/2006/picture">
                   <pic:nvPicPr>
-                    <pic:cNvPr id="6" name="Image2" descr=""/>
+                    <pic:cNvPr id="7" name="Image2" descr=""/>
                     <pic:cNvPicPr>
                       <a:picLocks noChangeAspect="1" noChangeArrowheads="1"/>
                     </pic:cNvPicPr>
                   </pic:nvPicPr>
                   <pic:blipFill>
-                    <a:blip r:embed="rId19"/>
+                    <a:blip r:embed="rId20"/>
                     <a:stretch>
                       <a:fillRect/>
                     </a:stretch>
@@ -29500,7 +29682,42 @@
           <w:sz w:val="24"/>
           <w:szCs w:val="24"/>
         </w:rPr>
-        <w:t xml:space="preserve">3.6. Rotation study, FVS, and WRDM </w:t>
+        <w:t>3.</w:t>
+      </w:r>
+      <w:del w:id="219" w:author="Unknown Author" w:date="2023-02-06T13:37:00Z">
+        <w:r>
+          <w:rPr>
+            <w:b/>
+            <w:bCs/>
+            <w:sz w:val="24"/>
+            <w:szCs w:val="24"/>
+          </w:rPr>
+          <w:delText>6</w:delText>
+        </w:r>
+      </w:del>
+      <w:ins w:id="220" w:author="Unknown Author" w:date="2023-02-06T13:37:00Z">
+        <w:r>
+          <w:rPr>
+            <w:rFonts w:eastAsia="Times New Roman" w:cs="Times New Roman"/>
+            <w:b/>
+            <w:bCs/>
+            <w:color w:val="auto"/>
+            <w:kern w:val="0"/>
+            <w:sz w:val="24"/>
+            <w:szCs w:val="24"/>
+            <w:lang w:val="en-US" w:eastAsia="zh-CN" w:bidi="ar-SA"/>
+          </w:rPr>
+          <w:t>7</w:t>
+        </w:r>
+      </w:ins>
+      <w:r>
+        <w:rPr>
+          <w:b/>
+          <w:bCs/>
+          <w:sz w:val="24"/>
+          <w:szCs w:val="24"/>
+        </w:rPr>
+        <w:t xml:space="preserve">. Rotation study, FVS, and WRDM </w:t>
       </w:r>
     </w:p>
     <w:p>
@@ -29520,7 +29737,7 @@
         </w:rPr>
         <w:t xml:space="preserve">At the 2011 time point, the WRDM was more consistent with measured data than </w:t>
       </w:r>
-      <w:ins w:id="209" w:author="Unknown Author" w:date="2023-02-06T09:25:41Z">
+      <w:ins w:id="221" w:author="Unknown Author" w:date="2023-02-06T09:25:41Z">
         <w:r>
           <w:rPr>
             <w:sz w:val="24"/>
@@ -29536,7 +29753,7 @@
         </w:rPr>
         <w:t xml:space="preserve">the FVS modelled results (Fig. 4G). The FVS and WRDM both overestimated growth when compared with collected data from 2020. The FVS and WRDM predicted a linear increase in growth from 2011-2020 while the measured </w:t>
       </w:r>
-      <w:del w:id="210" w:author="Unknown Author" w:date="2023-02-06T10:40:19Z">
+      <w:del w:id="222" w:author="Unknown Author" w:date="2023-02-06T10:40:19Z">
         <w:r>
           <w:rPr>
             <w:sz w:val="24"/>
@@ -29545,7 +29762,7 @@
           <w:delText>data</w:delText>
         </w:r>
       </w:del>
-      <w:ins w:id="211" w:author="Unknown Author" w:date="2023-02-06T10:40:19Z">
+      <w:ins w:id="223" w:author="Unknown Author" w:date="2023-02-06T10:40:19Z">
         <w:r>
           <w:rPr>
             <w:rFonts w:eastAsia="Times New Roman" w:cs="Times New Roman"/>
@@ -29563,7 +29780,7 @@
         </w:rPr>
         <w:t xml:space="preserve"> </w:t>
       </w:r>
-      <w:del w:id="212" w:author="Unknown Author" w:date="2023-02-06T10:40:07Z">
+      <w:del w:id="224" w:author="Unknown Author" w:date="2023-02-06T10:40:07Z">
         <w:r>
           <w:rPr>
             <w:sz w:val="24"/>
@@ -29572,7 +29789,7 @@
           <w:delText>culminated</w:delText>
         </w:r>
       </w:del>
-      <w:ins w:id="213" w:author="Unknown Author" w:date="2023-02-06T10:40:07Z">
+      <w:ins w:id="225" w:author="Unknown Author" w:date="2023-02-06T10:40:07Z">
         <w:r>
           <w:rPr>
             <w:rFonts w:eastAsia="Times New Roman" w:cs="Times New Roman"/>
@@ -29659,7 +29876,7 @@
         </w:rPr>
         <w:t xml:space="preserve">; (iv.) </w:t>
       </w:r>
-      <w:del w:id="214" w:author="Hansen, Everett" w:date="2023-01-19T09:22:00Z">
+      <w:del w:id="226" w:author="Hansen, Everett" w:date="2023-01-19T09:22:00Z">
         <w:r>
           <w:rPr>
             <w:sz w:val="24"/>
@@ -29668,7 +29885,7 @@
           <w:delText xml:space="preserve">alternate </w:delText>
         </w:r>
       </w:del>
-      <w:del w:id="215" w:author="Shawn McMurtrey" w:date="2023-01-28T01:49:00Z">
+      <w:del w:id="227" w:author="Shawn McMurtrey" w:date="2023-01-28T01:49:00Z">
         <w:r>
           <w:rPr>
             <w:sz w:val="24"/>
@@ -29677,7 +29894,7 @@
           <w:delText>NON</w:delText>
         </w:r>
       </w:del>
-      <w:ins w:id="216" w:author="Hansen, Everett" w:date="2023-01-19T09:22:00Z">
+      <w:ins w:id="228" w:author="Hansen, Everett" w:date="2023-01-19T09:22:00Z">
         <w:r>
           <w:rPr>
             <w:sz w:val="24"/>
@@ -29686,7 +29903,7 @@
           <w:t xml:space="preserve"> </w:t>
         </w:r>
       </w:ins>
-      <w:ins w:id="217" w:author="Shawn McMurtrey" w:date="2023-01-28T01:49:00Z">
+      <w:ins w:id="229" w:author="Shawn McMurtrey" w:date="2023-01-28T01:49:00Z">
         <w:r>
           <w:rPr>
             <w:sz w:val="24"/>
@@ -29702,7 +29919,7 @@
         </w:rPr>
         <w:t xml:space="preserve">host rotations were not found to have a significant effect on annual basal area increment; and (v.) the WRDM extension of the FVS accurately modeled the effects of LRR in mature forests with histories of high LRR incidence. The results of these two studies suggest that thinning treatments or </w:t>
       </w:r>
-      <w:del w:id="218" w:author="Hansen, Everett" w:date="2023-01-19T09:22:00Z">
+      <w:del w:id="230" w:author="Hansen, Everett" w:date="2023-01-19T09:22:00Z">
         <w:r>
           <w:rPr>
             <w:sz w:val="24"/>
@@ -29711,7 +29928,7 @@
           <w:delText xml:space="preserve">alternate </w:delText>
         </w:r>
       </w:del>
-      <w:del w:id="219" w:author="Shawn McMurtrey" w:date="2023-01-28T01:49:00Z">
+      <w:del w:id="231" w:author="Shawn McMurtrey" w:date="2023-01-28T01:49:00Z">
         <w:r>
           <w:rPr>
             <w:sz w:val="24"/>
@@ -29720,7 +29937,7 @@
           <w:delText>NON</w:delText>
         </w:r>
       </w:del>
-      <w:ins w:id="220" w:author="Hansen, Everett" w:date="2023-01-19T09:22:00Z">
+      <w:ins w:id="232" w:author="Hansen, Everett" w:date="2023-01-19T09:22:00Z">
         <w:r>
           <w:rPr>
             <w:sz w:val="24"/>
@@ -29729,7 +29946,7 @@
           <w:t xml:space="preserve"> </w:t>
         </w:r>
       </w:ins>
-      <w:ins w:id="221" w:author="Shawn McMurtrey" w:date="2023-01-28T01:49:00Z">
+      <w:ins w:id="233" w:author="Shawn McMurtrey" w:date="2023-01-28T01:49:00Z">
         <w:r>
           <w:rPr>
             <w:sz w:val="24"/>
@@ -29745,8 +29962,8 @@
         </w:rPr>
         <w:t>host rotations used for other silvicultural objectives, such as fuels reduction, may not have a strong impact on LRR disease progression at the timescales measured in this study.</w:t>
       </w:r>
-      <w:ins w:id="222" w:author="Shawn McMurtrey" w:date="2023-01-28T01:50:00Z">
-        <w:commentRangeStart w:id="12"/>
+      <w:ins w:id="234" w:author="Shawn McMurtrey" w:date="2023-01-28T01:50:00Z">
+        <w:commentRangeStart w:id="15"/>
         <w:r>
           <w:rPr>
             <w:sz w:val="24"/>
@@ -29755,8 +29972,8 @@
           <w:t xml:space="preserve"> </w:t>
         </w:r>
       </w:ins>
-      <w:ins w:id="223" w:author="Hansen, Everett" w:date="2023-01-19T09:24:00Z">
-        <w:commentRangeStart w:id="13"/>
+      <w:ins w:id="235" w:author="Hansen, Everett" w:date="2023-01-19T09:24:00Z">
+        <w:commentRangeStart w:id="16"/>
         <w:r>
           <w:rPr>
             <w:sz w:val="24"/>
@@ -29771,17 +29988,17 @@
           <w:szCs w:val="24"/>
         </w:rPr>
       </w:r>
-      <w:ins w:id="224" w:author="Unknown Author" w:date="2023-02-06T10:52:21Z">
-        <w:commentRangeEnd w:id="13"/>
+      <w:ins w:id="236" w:author="Unknown Author" w:date="2023-02-06T10:52:21Z">
+        <w:commentRangeEnd w:id="16"/>
         <w:r>
-          <w:commentReference w:id="13"/>
+          <w:commentReference w:id="16"/>
         </w:r>
         <w:r>
           <w:rPr/>
-          <w:commentReference w:id="14"/>
+          <w:commentReference w:id="17"/>
         </w:r>
       </w:ins>
-      <w:ins w:id="225" w:author="Hansen, Everett" w:date="2023-01-19T09:24:00Z">
+      <w:ins w:id="237" w:author="Hansen, Everett" w:date="2023-01-19T09:24:00Z">
         <w:r>
           <w:rPr>
             <w:sz w:val="24"/>
@@ -29790,7 +30007,7 @@
           <w:t>WITHOUT DF OR OTHER HOST, DI</w:t>
         </w:r>
       </w:ins>
-      <w:ins w:id="226" w:author="Hansen, Everett" w:date="2023-01-19T09:25:00Z">
+      <w:ins w:id="238" w:author="Hansen, Everett" w:date="2023-01-19T09:25:00Z">
         <w:r>
           <w:rPr>
             <w:sz w:val="24"/>
@@ -29799,7 +30016,7 @@
           <w:t>D NOT ALLOW SIGNIFICANT REDUCTION IN LRR INOCULUM FACING THE NEXT DF ROTATION? ALDER WIT</w:t>
         </w:r>
       </w:ins>
-      <w:ins w:id="227" w:author="Hansen, Everett" w:date="2023-01-19T09:26:00Z">
+      <w:ins w:id="239" w:author="Hansen, Everett" w:date="2023-01-19T09:26:00Z">
         <w:r>
           <w:rPr>
             <w:sz w:val="24"/>
@@ -29808,9 +30025,9 @@
           <w:t>H N FIX, NO DIFFERENT THAN COTTONWOOD.</w:t>
         </w:r>
       </w:ins>
-      <w:commentRangeEnd w:id="12"/>
-      <w:r>
-        <w:commentReference w:id="12"/>
+      <w:commentRangeEnd w:id="15"/>
+      <w:r>
+        <w:commentReference w:id="15"/>
       </w:r>
       <w:r>
         <w:rPr>
@@ -29865,10 +30082,10 @@
         <w:rPr>
           <w:sz w:val="24"/>
           <w:szCs w:val="24"/>
-          <w:ins w:id="229" w:author="Shawn McMurtrey" w:date="2023-01-29T15:37:00Z"/>
+          <w:ins w:id="241" w:author="Shawn McMurtrey" w:date="2023-01-29T15:37:00Z"/>
         </w:rPr>
       </w:pPr>
-      <w:ins w:id="228" w:author="Shawn McMurtrey" w:date="2023-01-29T15:37:00Z">
+      <w:ins w:id="240" w:author="Shawn McMurtrey" w:date="2023-01-29T15:37:00Z">
         <w:r>
           <w:rPr>
             <w:sz w:val="24"/>
@@ -29887,7 +30104,7 @@
           <w:szCs w:val="24"/>
         </w:rPr>
       </w:pPr>
-      <w:del w:id="230" w:author="Shawn McMurtrey" w:date="2023-01-29T15:40:00Z">
+      <w:del w:id="242" w:author="Shawn McMurtrey" w:date="2023-01-29T15:40:00Z">
         <w:r>
           <w:rPr>
             <w:sz w:val="24"/>
@@ -29896,7 +30113,7 @@
           <w:delText xml:space="preserve">Although not statistically significant, the </w:delText>
         </w:r>
       </w:del>
-      <w:del w:id="231" w:author="Shawn McMurtrey" w:date="2023-01-29T15:40:00Z">
+      <w:del w:id="243" w:author="Shawn McMurtrey" w:date="2023-01-29T15:40:00Z">
         <w:r>
           <w:rPr>
             <w:bCs/>
@@ -29906,7 +30123,7 @@
           <w:delText>cumulative</w:delText>
         </w:r>
       </w:del>
-      <w:del w:id="232" w:author="Shawn McMurtrey" w:date="2023-01-29T15:40:00Z">
+      <w:del w:id="244" w:author="Shawn McMurtrey" w:date="2023-01-29T15:40:00Z">
         <w:r>
           <w:rPr>
             <w:b/>
@@ -29916,7 +30133,7 @@
           <w:delText xml:space="preserve"> </w:delText>
         </w:r>
       </w:del>
-      <w:del w:id="233" w:author="Shawn McMurtrey" w:date="2023-01-29T15:40:00Z">
+      <w:del w:id="245" w:author="Shawn McMurtrey" w:date="2023-01-29T15:40:00Z">
         <w:r>
           <w:rPr>
             <w:bCs/>
@@ -29926,7 +30143,7 @@
           <w:delText xml:space="preserve">proportion </w:delText>
         </w:r>
       </w:del>
-      <w:del w:id="234" w:author="Shawn McMurtrey" w:date="2023-01-29T15:40:00Z">
+      <w:del w:id="246" w:author="Shawn McMurtrey" w:date="2023-01-29T15:40:00Z">
         <w:r>
           <w:rPr>
             <w:sz w:val="24"/>
@@ -29935,7 +30152,7 @@
           <w:delText xml:space="preserve">of mortality from </w:delText>
         </w:r>
       </w:del>
-      <w:del w:id="235" w:author="Shawn McMurtrey" w:date="2023-01-29T15:40:00Z">
+      <w:del w:id="247" w:author="Shawn McMurtrey" w:date="2023-01-29T15:40:00Z">
         <w:r>
           <w:rPr>
             <w:i/>
@@ -29946,7 +30163,7 @@
           <w:delText>C. sulphurascens</w:delText>
         </w:r>
       </w:del>
-      <w:del w:id="236" w:author="Shawn McMurtrey" w:date="2023-01-29T15:40:00Z">
+      <w:del w:id="248" w:author="Shawn McMurtrey" w:date="2023-01-29T15:40:00Z">
         <w:r>
           <w:rPr>
             <w:sz w:val="24"/>
@@ -29955,7 +30172,7 @@
           <w:delText xml:space="preserve"> at Woods Creek was found to be higher in thinned stands when compared to stands where no thinning occurred. This is consistent with other studies that have shown that </w:delText>
         </w:r>
       </w:del>
-      <w:del w:id="237" w:author="Shawn McMurtrey" w:date="2023-01-29T15:40:00Z">
+      <w:del w:id="249" w:author="Shawn McMurtrey" w:date="2023-01-29T15:40:00Z">
         <w:r>
           <w:rPr>
             <w:color w:val="000000"/>
@@ -29966,7 +30183,7 @@
           <w:delText>c</w:delText>
         </w:r>
       </w:del>
-      <w:del w:id="238" w:author="Shawn McMurtrey" w:date="2023-01-29T15:40:00Z">
+      <w:del w:id="250" w:author="Shawn McMurtrey" w:date="2023-01-29T15:40:00Z">
         <w:r>
           <w:rPr>
             <w:sz w:val="24"/>
@@ -29975,7 +30192,7 @@
           <w:delText>hanges within forest structure from timber harvesting often increases root disease activity (Cleary et al. 2013, Fairweather et al. 2</w:delText>
         </w:r>
       </w:del>
-      <w:del w:id="239" w:author="Shawn McMurtrey" w:date="2023-01-29T15:39:00Z">
+      <w:del w:id="251" w:author="Shawn McMurtrey" w:date="2023-01-29T15:39:00Z">
         <w:r>
           <w:rPr>
             <w:sz w:val="24"/>
@@ -29984,7 +30201,7 @@
           <w:delText>006, Morrison et al. 1991). Additionally, s</w:delText>
         </w:r>
       </w:del>
-      <w:del w:id="240" w:author="Shawn McMurtrey" w:date="2023-01-29T15:39:00Z">
+      <w:del w:id="252" w:author="Shawn McMurtrey" w:date="2023-01-29T15:39:00Z">
         <w:r>
           <w:rPr>
             <w:color w:val="000000"/>
@@ -29995,7 +30212,7 @@
           <w:delText xml:space="preserve">elective logging and changes in forest landscapes that have occurred from fire suppression efforts, often lead to an increase in host tree species and local inoculum build-up </w:delText>
         </w:r>
       </w:del>
-      <w:del w:id="241" w:author="Shawn McMurtrey" w:date="2023-01-29T15:39:00Z">
+      <w:del w:id="253" w:author="Shawn McMurtrey" w:date="2023-01-29T15:39:00Z">
         <w:r>
           <w:rPr>
             <w:sz w:val="24"/>
@@ -30011,7 +30228,7 @@
         </w:rPr>
         <w:t xml:space="preserve">  </w:t>
       </w:r>
-      <w:ins w:id="242" w:author="Hansen, Everett" w:date="2023-01-19T09:28:00Z">
+      <w:ins w:id="254" w:author="Hansen, Everett" w:date="2023-01-19T09:28:00Z">
         <w:r>
           <w:rPr>
             <w:sz w:val="24"/>
@@ -30020,7 +30237,7 @@
           <w:t>THOSE AREN’T D</w:t>
         </w:r>
       </w:ins>
-      <w:ins w:id="243" w:author="Hansen, Everett" w:date="2023-01-19T09:29:00Z">
+      <w:ins w:id="255" w:author="Hansen, Everett" w:date="2023-01-19T09:29:00Z">
         <w:r>
           <w:rPr>
             <w:sz w:val="24"/>
@@ -30029,7 +30246,7 @@
           <w:t>F STUDIES. YOU SEEM TO BE SAYING THAT THINNING IN MATURE DF LEADS TO INCREASED DF MORTALITY</w:t>
         </w:r>
       </w:ins>
-      <w:ins w:id="244" w:author="Hansen, Everett" w:date="2023-01-19T09:30:00Z">
+      <w:ins w:id="256" w:author="Hansen, Everett" w:date="2023-01-19T09:30:00Z">
         <w:r>
           <w:rPr>
             <w:sz w:val="24"/>
@@ -30103,7 +30320,7 @@
         </w:rPr>
         <w:t xml:space="preserve"> at Woods Creek was found to be higher in thinned stands when compared to stands where no thinning occurred.</w:t>
       </w:r>
-      <w:ins w:id="245" w:author="Shawn McMurtrey" w:date="2023-01-28T16:19:00Z">
+      <w:ins w:id="257" w:author="Shawn McMurtrey" w:date="2023-01-28T16:19:00Z">
         <w:r>
           <w:rPr>
             <w:sz w:val="24"/>
@@ -30112,7 +30329,7 @@
           <w:t xml:space="preserve"> </w:t>
         </w:r>
       </w:ins>
-      <w:ins w:id="246" w:author="Shawn McMurtrey" w:date="2023-01-29T15:29:00Z">
+      <w:ins w:id="258" w:author="Shawn McMurtrey" w:date="2023-01-29T15:29:00Z">
         <w:r>
           <w:rPr>
             <w:sz w:val="24"/>
@@ -30121,7 +30338,7 @@
           <w:t>This is in consistent with research</w:t>
         </w:r>
       </w:ins>
-      <w:ins w:id="247" w:author="Shawn McMurtrey" w:date="2023-01-29T15:33:00Z">
+      <w:ins w:id="259" w:author="Shawn McMurtrey" w:date="2023-01-29T15:33:00Z">
         <w:r>
           <w:rPr>
             <w:sz w:val="24"/>
@@ -30130,7 +30347,7 @@
           <w:t xml:space="preserve"> conducted</w:t>
         </w:r>
       </w:ins>
-      <w:ins w:id="248" w:author="Shawn McMurtrey" w:date="2023-01-29T15:29:00Z">
+      <w:ins w:id="260" w:author="Shawn McMurtrey" w:date="2023-01-29T15:29:00Z">
         <w:r>
           <w:rPr>
             <w:sz w:val="24"/>
@@ -30139,7 +30356,7 @@
           <w:t xml:space="preserve"> by Morrison et al. (1991), who </w:t>
         </w:r>
       </w:ins>
-      <w:ins w:id="249" w:author="Shawn McMurtrey" w:date="2023-01-29T15:30:00Z">
+      <w:ins w:id="261" w:author="Shawn McMurtrey" w:date="2023-01-29T15:30:00Z">
         <w:r>
           <w:rPr>
             <w:sz w:val="24"/>
@@ -30148,7 +30365,7 @@
           <w:t>found</w:t>
         </w:r>
       </w:ins>
-      <w:ins w:id="250" w:author="Shawn McMurtrey" w:date="2023-01-29T15:29:00Z">
+      <w:ins w:id="262" w:author="Shawn McMurtrey" w:date="2023-01-29T15:29:00Z">
         <w:r>
           <w:rPr>
             <w:sz w:val="24"/>
@@ -30157,7 +30374,7 @@
           <w:t xml:space="preserve"> that </w:t>
         </w:r>
       </w:ins>
-      <w:ins w:id="251" w:author="Shawn McMurtrey" w:date="2023-01-29T15:30:00Z">
+      <w:ins w:id="263" w:author="Shawn McMurtrey" w:date="2023-01-29T15:30:00Z">
         <w:r>
           <w:rPr>
             <w:sz w:val="24"/>
@@ -30166,7 +30383,7 @@
           <w:t>some partially cut Douglas-fir stands had bee</w:t>
         </w:r>
       </w:ins>
-      <w:ins w:id="252" w:author="Shawn McMurtrey" w:date="2023-01-29T15:31:00Z">
+      <w:ins w:id="264" w:author="Shawn McMurtrey" w:date="2023-01-29T15:31:00Z">
         <w:r>
           <w:rPr>
             <w:sz w:val="24"/>
@@ -30175,7 +30392,7 @@
           <w:t xml:space="preserve">n </w:t>
         </w:r>
       </w:ins>
-      <w:ins w:id="253" w:author="Shawn McMurtrey" w:date="2023-01-29T15:32:00Z">
+      <w:ins w:id="265" w:author="Shawn McMurtrey" w:date="2023-01-29T15:32:00Z">
         <w:r>
           <w:rPr>
             <w:sz w:val="24"/>
@@ -30184,7 +30401,7 @@
           <w:t>severely</w:t>
         </w:r>
       </w:ins>
-      <w:ins w:id="254" w:author="Shawn McMurtrey" w:date="2023-01-29T15:31:00Z">
+      <w:ins w:id="266" w:author="Shawn McMurtrey" w:date="2023-01-29T15:31:00Z">
         <w:r>
           <w:rPr>
             <w:sz w:val="24"/>
@@ -30193,7 +30410,7 @@
           <w:t xml:space="preserve"> impacted by </w:t>
         </w:r>
       </w:ins>
-      <w:ins w:id="255" w:author="Shawn McMurtrey" w:date="2023-01-29T15:29:00Z">
+      <w:ins w:id="267" w:author="Shawn McMurtrey" w:date="2023-01-29T15:29:00Z">
         <w:r>
           <w:rPr>
             <w:i/>
@@ -30204,7 +30421,7 @@
           <w:t>C. sulphurascens</w:t>
         </w:r>
       </w:ins>
-      <w:ins w:id="256" w:author="Shawn McMurtrey" w:date="2023-01-29T15:31:00Z">
+      <w:ins w:id="268" w:author="Shawn McMurtrey" w:date="2023-01-29T15:31:00Z">
         <w:r>
           <w:rPr>
             <w:sz w:val="24"/>
@@ -30213,7 +30430,7 @@
           <w:t xml:space="preserve">. </w:t>
         </w:r>
       </w:ins>
-      <w:del w:id="257" w:author="Shawn McMurtrey" w:date="2023-01-29T15:41:00Z">
+      <w:del w:id="269" w:author="Shawn McMurtrey" w:date="2023-01-29T15:41:00Z">
         <w:r>
           <w:rPr>
             <w:sz w:val="24"/>
@@ -30229,7 +30446,7 @@
         </w:rPr>
         <w:t xml:space="preserve"> </w:t>
       </w:r>
-      <w:del w:id="258" w:author="Shawn McMurtrey" w:date="2023-01-29T15:41:00Z">
+      <w:del w:id="270" w:author="Shawn McMurtrey" w:date="2023-01-29T15:41:00Z">
         <w:r>
           <w:rPr>
             <w:sz w:val="24"/>
@@ -30238,7 +30455,7 @@
           <w:delText>s</w:delText>
         </w:r>
       </w:del>
-      <w:ins w:id="259" w:author="Shawn McMurtrey" w:date="2023-01-29T15:41:00Z">
+      <w:ins w:id="271" w:author="Shawn McMurtrey" w:date="2023-01-29T15:41:00Z">
         <w:r>
           <w:rPr>
             <w:sz w:val="24"/>
@@ -30263,7 +30480,7 @@
         </w:rPr>
         <w:t xml:space="preserve">logging and changes in forest landscapes that have occurred from fire </w:t>
       </w:r>
-      <w:ins w:id="260" w:author="Unknown Author" w:date="2023-02-06T11:51:39Z">
+      <w:ins w:id="272" w:author="Unknown Author" w:date="2023-02-06T11:51:39Z">
         <w:r>
           <w:rPr>
             <w:color w:val="000000"/>
@@ -30290,7 +30507,7 @@
         </w:rPr>
         <w:t>(Cobb and Metz 2017).</w:t>
       </w:r>
-      <w:ins w:id="261" w:author="Shawn McMurtrey" w:date="2023-01-28T16:10:00Z">
+      <w:ins w:id="273" w:author="Shawn McMurtrey" w:date="2023-01-28T16:10:00Z">
         <w:r>
           <w:rPr>
             <w:sz w:val="24"/>
@@ -30299,7 +30516,7 @@
           <w:t xml:space="preserve"> </w:t>
         </w:r>
       </w:ins>
-      <w:ins w:id="262" w:author="Shawn McMurtrey" w:date="2023-01-28T16:12:00Z">
+      <w:ins w:id="274" w:author="Shawn McMurtrey" w:date="2023-01-28T16:12:00Z">
         <w:r>
           <w:rPr>
             <w:sz w:val="24"/>
@@ -30308,7 +30525,7 @@
           <w:t xml:space="preserve">The impact that timber harvesting </w:t>
         </w:r>
       </w:ins>
-      <w:ins w:id="263" w:author="Shawn McMurtrey" w:date="2023-01-28T16:13:00Z">
+      <w:ins w:id="275" w:author="Shawn McMurtrey" w:date="2023-01-28T16:13:00Z">
         <w:r>
           <w:rPr>
             <w:sz w:val="24"/>
@@ -30317,7 +30534,7 @@
           <w:t>has on LRR damage or spread is not fully understood (</w:t>
         </w:r>
       </w:ins>
-      <w:ins w:id="264" w:author="Shawn McMurtrey" w:date="2023-01-28T16:14:00Z">
+      <w:ins w:id="276" w:author="Shawn McMurtrey" w:date="2023-01-28T16:14:00Z">
         <w:r>
           <w:rPr>
             <w:sz w:val="24"/>
@@ -30326,7 +30543,7 @@
           <w:t>Fournier 1997</w:t>
         </w:r>
       </w:ins>
-      <w:ins w:id="265" w:author="Shawn McMurtrey" w:date="2023-01-28T16:13:00Z">
+      <w:ins w:id="277" w:author="Shawn McMurtrey" w:date="2023-01-28T16:13:00Z">
         <w:r>
           <w:rPr>
             <w:sz w:val="24"/>
@@ -30342,7 +30559,7 @@
         </w:rPr>
         <w:t>.</w:t>
       </w:r>
-      <w:del w:id="266" w:author="Shawn McMurtrey" w:date="2023-01-28T16:13:00Z">
+      <w:del w:id="278" w:author="Shawn McMurtrey" w:date="2023-01-28T16:13:00Z">
         <w:r>
           <w:rPr>
             <w:sz w:val="24"/>
@@ -30369,7 +30586,7 @@
         <w:tab/>
         <w:t xml:space="preserve">Of the ca. 20% of trees included within this study that were not Douglas-fir, seven were recorded as having mortality from LRR. This included </w:t>
       </w:r>
-      <w:del w:id="267" w:author="Shawn McMurtrey" w:date="2023-01-28T15:20:00Z">
+      <w:del w:id="279" w:author="Shawn McMurtrey" w:date="2023-01-28T15:20:00Z">
         <w:r>
           <w:rPr>
             <w:sz w:val="24"/>
@@ -30378,7 +30595,7 @@
           <w:delText>S</w:delText>
         </w:r>
       </w:del>
-      <w:ins w:id="268" w:author="Shawn McMurtrey" w:date="2023-01-28T15:20:00Z">
+      <w:ins w:id="280" w:author="Shawn McMurtrey" w:date="2023-01-28T15:20:00Z">
         <w:r>
           <w:rPr>
             <w:sz w:val="24"/>
@@ -30410,7 +30627,7 @@
         </w:rPr>
         <w:t>. For example</w:t>
       </w:r>
-      <w:ins w:id="269" w:author="Shawn McMurtrey" w:date="2023-01-28T15:27:00Z">
+      <w:ins w:id="281" w:author="Shawn McMurtrey" w:date="2023-01-28T15:27:00Z">
         <w:r>
           <w:rPr>
             <w:sz w:val="24"/>
@@ -30515,13 +30732,15 @@
           <w:szCs w:val="24"/>
         </w:rPr>
       </w:pPr>
-      <w:r>
-        <w:rPr>
-          <w:sz w:val="24"/>
-          <w:szCs w:val="24"/>
-        </w:rPr>
-        <w:t xml:space="preserve">Given the lack of observed treatment effect on basal area increment, it may not be economically feasible to thin for LRR management and increased growth. Harvesting infected stands should be carefully considered. However, wood volume was not directly measured in this study, so the effects of decay could not be evaluated. The conditions and age of a stand will determine whether there will be enough volume to pay for a thinning operation (Lawson 1979). </w:t>
-      </w:r>
+      <w:del w:id="282" w:author="Unknown Author" w:date="2023-02-06T13:38:56Z">
+        <w:r>
+          <w:rPr>
+            <w:sz w:val="24"/>
+            <w:szCs w:val="24"/>
+          </w:rPr>
+          <w:delText xml:space="preserve">Given the lack of observed treatment effect on basal area increment, it may not be economically feasible to thin for LRR management and increased growth. Harvesting infected stands should be carefully considered. However, wood volume was not directly measured in this study, so the effects of decay could not be evaluated. The conditions and age of a stand will determine whether there will be enough volume to pay for a thinning operation (Lawson 1979). </w:delText>
+        </w:r>
+      </w:del>
     </w:p>
     <w:p>
       <w:pPr>
@@ -30585,19 +30804,40 @@
         <w:rPr>
           <w:sz w:val="24"/>
           <w:szCs w:val="24"/>
+          <w:ins w:id="284" w:author="Unknown Author" w:date="2023-02-06T13:39:35Z"/>
         </w:rPr>
       </w:pPr>
-      <w:r>
-        <w:rPr>
-          <w:sz w:val="24"/>
-          <w:szCs w:val="24"/>
-        </w:rPr>
-      </w:r>
+      <w:ins w:id="283" w:author="Unknown Author" w:date="2023-02-06T13:39:35Z">
+        <w:r>
+          <w:rPr>
+            <w:sz w:val="24"/>
+            <w:szCs w:val="24"/>
+          </w:rPr>
+          <w:t xml:space="preserve">Given the lack of observed treatment effect on basal area increment, it may not be economically feasible to thin for LRR management and increased growth. Harvesting infected stands should be carefully considered. However, wood volume was not directly measured in this study, so the effects of decay could not be evaluated. The conditions and age of a stand will determine whether there will be enough volume to pay for a thinning operation (Lawson 1979). </w:t>
+        </w:r>
+      </w:ins>
     </w:p>
     <w:p>
       <w:pPr>
         <w:pStyle w:val="Normal"/>
         <w:spacing w:lineRule="auto" w:line="480"/>
+        <w:ind w:firstLine="720"/>
+        <w:rPr>
+          <w:sz w:val="24"/>
+          <w:szCs w:val="24"/>
+        </w:rPr>
+      </w:pPr>
+      <w:r>
+        <w:rPr>
+          <w:sz w:val="24"/>
+          <w:szCs w:val="24"/>
+        </w:rPr>
+      </w:r>
+    </w:p>
+    <w:p>
+      <w:pPr>
+        <w:pStyle w:val="Normal"/>
+        <w:spacing w:lineRule="auto" w:line="480"/>
         <w:rPr>
           <w:b/>
           <w:b/>
@@ -30613,7 +30853,7 @@
         </w:rPr>
         <w:t xml:space="preserve">4.3. </w:t>
       </w:r>
-      <w:del w:id="270" w:author="Unknown Author" w:date="2023-02-06T11:58:27Z">
+      <w:del w:id="285" w:author="Unknown Author" w:date="2023-02-06T11:58:27Z">
         <w:r>
           <w:rPr>
             <w:b/>
@@ -30623,7 +30863,7 @@
           <w:delText xml:space="preserve">Alternate </w:delText>
         </w:r>
       </w:del>
-      <w:del w:id="271" w:author="Unknown Author" w:date="2023-02-06T11:59:33Z">
+      <w:del w:id="286" w:author="Unknown Author" w:date="2023-02-06T11:59:33Z">
         <w:r>
           <w:rPr>
             <w:b/>
@@ -30633,7 +30873,7 @@
           <w:delText>host</w:delText>
         </w:r>
       </w:del>
-      <w:ins w:id="272" w:author="Unknown Author" w:date="2023-02-06T11:59:33Z">
+      <w:ins w:id="287" w:author="Unknown Author" w:date="2023-02-06T11:59:33Z">
         <w:r>
           <w:rPr>
             <w:rFonts w:eastAsia="Times New Roman" w:cs="Times New Roman"/>
@@ -30655,7 +30895,7 @@
         </w:rPr>
         <w:t xml:space="preserve"> </w:t>
       </w:r>
-      <w:ins w:id="273" w:author="Unknown Author" w:date="2023-02-06T11:58:40Z">
+      <w:ins w:id="288" w:author="Unknown Author" w:date="2023-02-06T11:58:40Z">
         <w:r>
           <w:rPr>
             <w:b/>
@@ -30725,7 +30965,7 @@
         </w:rPr>
         <w:t xml:space="preserve">In the late measurement period of this study (36-45 year-old Douglas-fir) the rates of mortality and basal area were diverging across blocks, with the </w:t>
       </w:r>
-      <w:del w:id="274" w:author="Unknown Author" w:date="2023-02-06T11:53:32Z">
+      <w:del w:id="289" w:author="Unknown Author" w:date="2023-02-06T11:53:32Z">
         <w:r>
           <w:rPr>
             <w:sz w:val="24"/>
@@ -30741,7 +30981,7 @@
         </w:rPr>
         <w:t xml:space="preserve">blocks </w:t>
       </w:r>
-      <w:ins w:id="275" w:author="Unknown Author" w:date="2023-02-06T11:53:34Z">
+      <w:ins w:id="290" w:author="Unknown Author" w:date="2023-02-06T11:53:34Z">
         <w:r>
           <w:rPr>
             <w:sz w:val="24"/>
@@ -30750,7 +30990,7 @@
           <w:t>with the highest incidence of disease prior to the study</w:t>
         </w:r>
       </w:ins>
-      <w:ins w:id="276" w:author="Unknown Author" w:date="2023-02-06T11:54:00Z">
+      <w:ins w:id="291" w:author="Unknown Author" w:date="2023-02-06T11:54:00Z">
         <w:r>
           <w:rPr>
             <w:sz w:val="24"/>
@@ -30766,7 +31006,7 @@
         </w:rPr>
         <w:t xml:space="preserve">suffering the greatest losses. The </w:t>
       </w:r>
-      <w:ins w:id="277" w:author="Unknown Author" w:date="2023-02-06T11:54:15Z">
+      <w:ins w:id="292" w:author="Unknown Author" w:date="2023-02-06T11:54:15Z">
         <w:r>
           <w:rPr>
             <w:sz w:val="24"/>
@@ -30869,7 +31109,7 @@
         </w:rPr>
         <w:t xml:space="preserve">The results from the WRDM within the Woods Creek study </w:t>
       </w:r>
-      <w:del w:id="278" w:author="Unknown Author" w:date="2023-02-06T11:55:47Z">
+      <w:del w:id="293" w:author="Unknown Author" w:date="2023-02-06T11:55:47Z">
         <w:r>
           <w:rPr>
             <w:sz w:val="24"/>
@@ -30878,7 +31118,7 @@
           <w:delText>produced the most consistent results</w:delText>
         </w:r>
       </w:del>
-      <w:ins w:id="279" w:author="Unknown Author" w:date="2023-02-06T11:55:18Z">
+      <w:ins w:id="294" w:author="Unknown Author" w:date="2023-02-06T11:55:18Z">
         <w:r>
           <w:rPr>
             <w:rFonts w:eastAsia="Times New Roman" w:cs="Times New Roman"/>
@@ -30891,7 +31131,7 @@
           <w:t xml:space="preserve">were </w:t>
         </w:r>
       </w:ins>
-      <w:ins w:id="280" w:author="Unknown Author" w:date="2023-02-06T11:55:18Z">
+      <w:ins w:id="295" w:author="Unknown Author" w:date="2023-02-06T11:55:18Z">
         <w:r>
           <w:rPr>
             <w:sz w:val="24"/>
@@ -30907,7 +31147,7 @@
         </w:rPr>
         <w:t xml:space="preserve">. There have been other studies conducted that have analyzed different forest models that have similarly predicted relatively consistent trends (Canavan and Ramm 2000, Woods and Watts 2019). The Apiary modelled forecasts did not show a strong correlation with measured changes. The FVS and WRDM recommend using both height and diameter measurements for small trees (Dixon 2002, Frankel 1998) like those used within the Apiary study. This suggestion is based on the importance of competition for light in tree development (Dixon 2002). Heights were not reliably recorded and thus not used in the models, which may account for differences between measured and predicted growth. Additionally, models do not always account for amounts of inoculum within the soil, rate of disease spread, or expected tree loss. There are also many </w:t>
       </w:r>
-      <w:del w:id="281" w:author="Unknown Author" w:date="2023-02-06T11:58:51Z">
+      <w:del w:id="296" w:author="Unknown Author" w:date="2023-02-06T11:58:51Z">
         <w:r>
           <w:rPr>
             <w:sz w:val="24"/>
@@ -30916,7 +31156,7 @@
           <w:delText>alternate</w:delText>
         </w:r>
       </w:del>
-      <w:ins w:id="282" w:author="Unknown Author" w:date="2023-02-06T11:58:51Z">
+      <w:ins w:id="297" w:author="Unknown Author" w:date="2023-02-06T11:58:51Z">
         <w:r>
           <w:rPr>
             <w:rFonts w:eastAsia="Times New Roman" w:cs="Times New Roman"/>
@@ -30992,7 +31232,7 @@
         <w:rPr>
           <w:sz w:val="24"/>
           <w:szCs w:val="24"/>
-          <w:ins w:id="287" w:author="LeBoldus, Jared" w:date="2023-01-05T10:23:00Z"/>
+          <w:ins w:id="305" w:author="LeBoldus, Jared" w:date="2023-01-05T10:23:00Z"/>
         </w:rPr>
       </w:pPr>
       <w:r>
@@ -31000,9 +31240,54 @@
           <w:sz w:val="24"/>
           <w:szCs w:val="24"/>
         </w:rPr>
-        <w:t xml:space="preserve">Managing for LRR has been a long-standing dilemma that has frustrated land managers and forest pathologists for many decades. This disease can be hard to detect and monitor as it primarily occurs below ground. Mechanical management options such as thinning, trenching, or removing stumps from the soil are time consuming and costly. Harvesting Douglas-fir and planting </w:t>
-      </w:r>
-      <w:del w:id="283" w:author="Unknown Author" w:date="2023-02-06T11:56:18Z">
+        <w:t xml:space="preserve">Managing for LRR has been a long-standing dilemma that has frustrated land managers and forest pathologists for many decades. This disease can be hard to detect and monitor as </w:t>
+      </w:r>
+      <w:del w:id="298" w:author="Unknown Author" w:date="2023-02-06T13:40:39Z">
+        <w:r>
+          <w:rPr>
+            <w:sz w:val="24"/>
+            <w:szCs w:val="24"/>
+          </w:rPr>
+          <w:delText>it</w:delText>
+        </w:r>
+      </w:del>
+      <w:ins w:id="299" w:author="Unknown Author" w:date="2023-02-06T13:40:39Z">
+        <w:r>
+          <w:rPr>
+            <w:rFonts w:eastAsia="Times New Roman" w:cs="Times New Roman"/>
+            <w:color w:val="auto"/>
+            <w:kern w:val="0"/>
+            <w:sz w:val="24"/>
+            <w:szCs w:val="24"/>
+            <w:lang w:val="en-US" w:eastAsia="zh-CN" w:bidi="ar-SA"/>
+          </w:rPr>
+          <w:t>signs and symptoms</w:t>
+        </w:r>
+      </w:ins>
+      <w:r>
+        <w:rPr>
+          <w:sz w:val="24"/>
+          <w:szCs w:val="24"/>
+        </w:rPr>
+        <w:t xml:space="preserve"> primarily occur</w:t>
+      </w:r>
+      <w:del w:id="300" w:author="Unknown Author" w:date="2023-02-06T13:40:45Z">
+        <w:r>
+          <w:rPr>
+            <w:sz w:val="24"/>
+            <w:szCs w:val="24"/>
+          </w:rPr>
+          <w:delText>s</w:delText>
+        </w:r>
+      </w:del>
+      <w:r>
+        <w:rPr>
+          <w:sz w:val="24"/>
+          <w:szCs w:val="24"/>
+        </w:rPr>
+        <w:t xml:space="preserve"> below ground. Mechanical management options such as thinning, trenching, or removing stumps from the soil are time consuming and costly. Harvesting Douglas-fir and planting </w:t>
+      </w:r>
+      <w:del w:id="301" w:author="Unknown Author" w:date="2023-02-06T11:56:18Z">
         <w:r>
           <w:rPr>
             <w:sz w:val="24"/>
@@ -31011,7 +31296,7 @@
           <w:delText>alternate</w:delText>
         </w:r>
       </w:del>
-      <w:ins w:id="284" w:author="Unknown Author" w:date="2023-02-06T11:56:18Z">
+      <w:ins w:id="302" w:author="Unknown Author" w:date="2023-02-06T11:56:18Z">
         <w:r>
           <w:rPr>
             <w:rFonts w:eastAsia="Times New Roman" w:cs="Times New Roman"/>
@@ -31024,7 +31309,7 @@
           <w:t>non</w:t>
         </w:r>
       </w:ins>
-      <w:del w:id="285" w:author="Unknown Author" w:date="2023-02-06T11:56:20Z">
+      <w:del w:id="303" w:author="Unknown Author" w:date="2023-02-06T11:56:20Z">
         <w:r>
           <w:rPr>
             <w:rFonts w:eastAsia="Times New Roman" w:cs="Times New Roman"/>
@@ -31037,7 +31322,7 @@
           <w:delText xml:space="preserve"> </w:delText>
         </w:r>
       </w:del>
-      <w:ins w:id="286" w:author="Unknown Author" w:date="2023-02-06T11:56:20Z">
+      <w:ins w:id="304" w:author="Unknown Author" w:date="2023-02-06T11:56:20Z">
         <w:r>
           <w:rPr>
             <w:sz w:val="24"/>
@@ -31071,7 +31356,7 @@
         </w:rPr>
         <w:t xml:space="preserve">Mechanical thinning and </w:t>
       </w:r>
-      <w:del w:id="288" w:author="Unknown Author" w:date="2023-02-06T11:56:28Z">
+      <w:del w:id="306" w:author="Unknown Author" w:date="2023-02-06T11:56:28Z">
         <w:r>
           <w:rPr>
             <w:sz w:val="24"/>
@@ -31080,7 +31365,7 @@
           <w:delText xml:space="preserve">alternate </w:delText>
         </w:r>
       </w:del>
-      <w:ins w:id="289" w:author="Unknown Author" w:date="2023-02-06T11:56:29Z">
+      <w:ins w:id="307" w:author="Unknown Author" w:date="2023-02-06T11:56:29Z">
         <w:r>
           <w:rPr>
             <w:sz w:val="24"/>
@@ -31096,7 +31381,7 @@
         </w:rPr>
         <w:t xml:space="preserve">host rotations do not seem to be viable management options for LRR. This does come with the caveat that the results of the Apiary study may have been different if the </w:t>
       </w:r>
-      <w:del w:id="290" w:author="Unknown Author" w:date="2023-02-06T11:56:42Z">
+      <w:del w:id="308" w:author="Unknown Author" w:date="2023-02-06T11:56:42Z">
         <w:r>
           <w:rPr>
             <w:sz w:val="24"/>
@@ -31105,7 +31390,7 @@
           <w:delText>vegetation</w:delText>
         </w:r>
       </w:del>
-      <w:ins w:id="291" w:author="Unknown Author" w:date="2023-02-06T11:56:42Z">
+      <w:ins w:id="309" w:author="Unknown Author" w:date="2023-02-06T11:56:42Z">
         <w:r>
           <w:rPr>
             <w:sz w:val="24"/>
@@ -31114,7 +31399,7 @@
           <w:t xml:space="preserve"> hardwood </w:t>
         </w:r>
       </w:ins>
-      <w:ins w:id="292" w:author="Unknown Author" w:date="2023-02-06T11:56:42Z">
+      <w:ins w:id="310" w:author="Unknown Author" w:date="2023-02-06T11:56:42Z">
         <w:r>
           <w:rPr>
             <w:rFonts w:eastAsia="Times New Roman" w:cs="Times New Roman"/>
@@ -31150,7 +31435,7 @@
         </w:rPr>
         <w:t xml:space="preserve">, harvesting Douglas-fir and replanting infected sites with Douglas-fir will likely continue the cycle of mortality and reduced yields </w:t>
       </w:r>
-      <w:del w:id="293" w:author="Unknown Author" w:date="2023-02-06T11:57:10Z">
+      <w:del w:id="311" w:author="Unknown Author" w:date="2023-02-06T11:57:10Z">
         <w:r>
           <w:rPr>
             <w:sz w:val="24"/>
@@ -31159,7 +31444,7 @@
           <w:delText xml:space="preserve">from </w:delText>
         </w:r>
       </w:del>
-      <w:ins w:id="294" w:author="Unknown Author" w:date="2023-02-06T11:57:10Z">
+      <w:ins w:id="312" w:author="Unknown Author" w:date="2023-02-06T11:57:10Z">
         <w:r>
           <w:rPr>
             <w:rFonts w:eastAsia="Times New Roman" w:cs="Times New Roman"/>
@@ -31212,7 +31497,7 @@
         </w:rPr>
         <w:t xml:space="preserve">. Additional thinning and </w:t>
       </w:r>
-      <w:del w:id="295" w:author="Unknown Author" w:date="2023-02-06T11:57:20Z">
+      <w:del w:id="313" w:author="Unknown Author" w:date="2023-02-06T11:57:20Z">
         <w:r>
           <w:rPr>
             <w:sz w:val="24"/>
@@ -31221,7 +31506,7 @@
           <w:delText>alternate</w:delText>
         </w:r>
       </w:del>
-      <w:ins w:id="296" w:author="Unknown Author" w:date="2023-02-06T11:57:20Z">
+      <w:ins w:id="314" w:author="Unknown Author" w:date="2023-02-06T11:57:20Z">
         <w:r>
           <w:rPr>
             <w:rFonts w:eastAsia="Times New Roman" w:cs="Times New Roman"/>
@@ -31234,7 +31519,7 @@
           <w:t>non-</w:t>
         </w:r>
       </w:ins>
-      <w:del w:id="297" w:author="Unknown Author" w:date="2023-02-06T11:57:21Z">
+      <w:del w:id="315" w:author="Unknown Author" w:date="2023-02-06T11:57:21Z">
         <w:r>
           <w:rPr>
             <w:rFonts w:eastAsia="Times New Roman" w:cs="Times New Roman"/>
@@ -31252,7 +31537,189 @@
           <w:sz w:val="24"/>
           <w:szCs w:val="24"/>
         </w:rPr>
-        <w:t xml:space="preserve">host rotation studies are further needed to better understand different forest management strategies for areas with a high incidence of forest pathogens. More information on current distribution of accurately identified pathogens is also critically needed (Klopfenstein et al. 2009). This is imperative within a rapidly changing climate as the host/pathogen interactions will need to be observed and monitored. Adaptations will also need to be made to what might be considered traditional silviculture regimes, such as harvesting Douglas-fir and replanting with only Douglas-fir. Better understanding of management systems surrounding LRR can help to increase land expectation value and reduce the risk of fire. </w:t>
+        <w:t xml:space="preserve">host rotation studies are </w:t>
+      </w:r>
+      <w:del w:id="316" w:author="Unknown Author" w:date="2023-02-06T13:41:03Z">
+        <w:r>
+          <w:rPr>
+            <w:sz w:val="24"/>
+            <w:szCs w:val="24"/>
+          </w:rPr>
+          <w:delText xml:space="preserve">further </w:delText>
+        </w:r>
+      </w:del>
+      <w:r>
+        <w:rPr>
+          <w:sz w:val="24"/>
+          <w:szCs w:val="24"/>
+        </w:rPr>
+        <w:t xml:space="preserve">needed to better </w:t>
+      </w:r>
+      <w:del w:id="317" w:author="Unknown Author" w:date="2023-02-06T13:41:13Z">
+        <w:r>
+          <w:rPr>
+            <w:sz w:val="24"/>
+            <w:szCs w:val="24"/>
+          </w:rPr>
+          <w:delText xml:space="preserve">understand different </w:delText>
+        </w:r>
+      </w:del>
+      <w:ins w:id="318" w:author="Unknown Author" w:date="2023-02-06T13:41:13Z">
+        <w:r>
+          <w:rPr>
+            <w:rFonts w:eastAsia="Times New Roman" w:cs="Times New Roman"/>
+            <w:color w:val="auto"/>
+            <w:kern w:val="0"/>
+            <w:sz w:val="24"/>
+            <w:szCs w:val="24"/>
+            <w:lang w:val="en-US" w:eastAsia="zh-CN" w:bidi="ar-SA"/>
+          </w:rPr>
+          <w:t xml:space="preserve">inform </w:t>
+        </w:r>
+      </w:ins>
+      <w:r>
+        <w:rPr>
+          <w:sz w:val="24"/>
+          <w:szCs w:val="24"/>
+        </w:rPr>
+        <w:t xml:space="preserve">forest management strategies for areas with a high incidence of forest pathogens. More information on current distribution of accurately identified pathogens is also critically needed (Klopfenstein et al. 2009). This is imperative within a rapidly changing climate as the host/pathogen interactions will need to be observed and monitored. </w:t>
+      </w:r>
+      <w:del w:id="319" w:author="Unknown Author" w:date="2023-02-06T13:41:47Z">
+        <w:r>
+          <w:rPr>
+            <w:sz w:val="24"/>
+            <w:szCs w:val="24"/>
+          </w:rPr>
+          <w:delText>Adaptations</w:delText>
+        </w:r>
+      </w:del>
+      <w:ins w:id="320" w:author="Unknown Author" w:date="2023-02-06T13:41:47Z">
+        <w:r>
+          <w:rPr>
+            <w:rFonts w:eastAsia="Times New Roman" w:cs="Times New Roman"/>
+            <w:color w:val="auto"/>
+            <w:kern w:val="0"/>
+            <w:sz w:val="24"/>
+            <w:szCs w:val="24"/>
+            <w:lang w:val="en-US" w:eastAsia="zh-CN" w:bidi="ar-SA"/>
+          </w:rPr>
+          <w:t>Changes</w:t>
+        </w:r>
+      </w:ins>
+      <w:r>
+        <w:rPr>
+          <w:sz w:val="24"/>
+          <w:szCs w:val="24"/>
+        </w:rPr>
+        <w:t xml:space="preserve"> </w:t>
+      </w:r>
+      <w:del w:id="321" w:author="Unknown Author" w:date="2023-02-06T13:41:55Z">
+        <w:r>
+          <w:rPr>
+            <w:sz w:val="24"/>
+            <w:szCs w:val="24"/>
+          </w:rPr>
+          <w:delText xml:space="preserve">will also need to be made to </w:delText>
+        </w:r>
+      </w:del>
+      <w:ins w:id="322" w:author="Unknown Author" w:date="2023-02-06T13:41:55Z">
+        <w:r>
+          <w:rPr>
+            <w:rFonts w:eastAsia="Times New Roman" w:cs="Times New Roman"/>
+            <w:color w:val="auto"/>
+            <w:kern w:val="0"/>
+            <w:sz w:val="24"/>
+            <w:szCs w:val="24"/>
+            <w:lang w:val="en-US" w:eastAsia="zh-CN" w:bidi="ar-SA"/>
+          </w:rPr>
+          <w:t xml:space="preserve">may be needed to </w:t>
+        </w:r>
+      </w:ins>
+      <w:del w:id="323" w:author="Unknown Author" w:date="2023-02-06T13:44:15Z">
+        <w:r>
+          <w:rPr>
+            <w:sz w:val="24"/>
+            <w:szCs w:val="24"/>
+          </w:rPr>
+          <w:delText xml:space="preserve">what might be considered </w:delText>
+        </w:r>
+      </w:del>
+      <w:r>
+        <w:rPr>
+          <w:sz w:val="24"/>
+          <w:szCs w:val="24"/>
+        </w:rPr>
+        <w:t xml:space="preserve">traditional silviculture regimes, such as </w:t>
+      </w:r>
+      <w:ins w:id="324" w:author="Unknown Author" w:date="2023-02-06T13:44:24Z">
+        <w:r>
+          <w:rPr>
+            <w:sz w:val="24"/>
+            <w:szCs w:val="24"/>
+          </w:rPr>
+          <w:t xml:space="preserve">continuous monoculture of </w:t>
+        </w:r>
+      </w:ins>
+      <w:del w:id="325" w:author="Unknown Author" w:date="2023-02-06T13:44:30Z">
+        <w:r>
+          <w:rPr>
+            <w:sz w:val="24"/>
+            <w:szCs w:val="24"/>
+          </w:rPr>
+          <w:delText xml:space="preserve">harvesting </w:delText>
+        </w:r>
+      </w:del>
+      <w:r>
+        <w:rPr>
+          <w:sz w:val="24"/>
+          <w:szCs w:val="24"/>
+        </w:rPr>
+        <w:t>Douglas-fir</w:t>
+      </w:r>
+      <w:del w:id="326" w:author="Unknown Author" w:date="2023-02-06T13:44:38Z">
+        <w:r>
+          <w:rPr>
+            <w:sz w:val="24"/>
+            <w:szCs w:val="24"/>
+          </w:rPr>
+          <w:delText xml:space="preserve"> and replanting with only Douglas-fir</w:delText>
+        </w:r>
+      </w:del>
+      <w:r>
+        <w:rPr>
+          <w:sz w:val="24"/>
+          <w:szCs w:val="24"/>
+        </w:rPr>
+        <w:t xml:space="preserve">. Better understanding of management </w:t>
+      </w:r>
+      <w:del w:id="327" w:author="Unknown Author" w:date="2023-02-06T13:43:33Z">
+        <w:r>
+          <w:rPr>
+            <w:sz w:val="24"/>
+            <w:szCs w:val="24"/>
+          </w:rPr>
+          <w:delText>systems surrounding</w:delText>
+        </w:r>
+      </w:del>
+      <w:ins w:id="328" w:author="Unknown Author" w:date="2023-02-06T13:43:33Z">
+        <w:r>
+          <w:rPr>
+            <w:rFonts w:eastAsia="Times New Roman" w:cs="Times New Roman"/>
+            <w:color w:val="auto"/>
+            <w:kern w:val="0"/>
+            <w:sz w:val="24"/>
+            <w:szCs w:val="24"/>
+            <w:lang w:val="en-US" w:eastAsia="zh-CN" w:bidi="ar-SA"/>
+          </w:rPr>
+          <w:t>strategies for</w:t>
+        </w:r>
+      </w:ins>
+      <w:r>
+        <w:rPr>
+          <w:sz w:val="24"/>
+          <w:szCs w:val="24"/>
+        </w:rPr>
+        <w:t xml:space="preserve"> LRR can help to increase land expectation value and reduce the risk of fire. </w:t>
       </w:r>
     </w:p>
     <w:p>
@@ -31307,7 +31774,7 @@
         </w:rPr>
         <w:t xml:space="preserve">Raw data files and all files used for FVS and WRDM (input files, output files, and log files) can be found at the following Github repository: </w:t>
       </w:r>
-      <w:hyperlink r:id="rId20">
+      <w:hyperlink r:id="rId21">
         <w:r>
           <w:rPr>
             <w:rStyle w:val="InternetLink"/>
@@ -32169,7 +32636,7 @@
         <w:rPr>
           <w:sz w:val="24"/>
           <w:szCs w:val="24"/>
-          <w:ins w:id="298" w:author="Shawn McMurtrey" w:date="2023-01-28T16:14:00Z"/>
+          <w:ins w:id="329" w:author="Shawn McMurtrey" w:date="2023-01-28T16:14:00Z"/>
         </w:rPr>
       </w:pPr>
       <w:r>
@@ -32187,10 +32654,10 @@
         <w:rPr>
           <w:sz w:val="24"/>
           <w:szCs w:val="24"/>
-          <w:ins w:id="300" w:author="Shawn McMurtrey" w:date="2023-01-28T16:14:00Z"/>
+          <w:ins w:id="331" w:author="Shawn McMurtrey" w:date="2023-01-28T16:14:00Z"/>
         </w:rPr>
       </w:pPr>
-      <w:ins w:id="299" w:author="Shawn McMurtrey" w:date="2023-01-28T16:14:00Z">
+      <w:ins w:id="330" w:author="Shawn McMurtrey" w:date="2023-01-28T16:14:00Z">
         <w:r>
           <w:rPr>
             <w:sz w:val="24"/>
@@ -32208,7 +32675,7 @@
           <w:szCs w:val="24"/>
         </w:rPr>
       </w:pPr>
-      <w:ins w:id="301" w:author="Shawn McMurtrey" w:date="2023-01-28T16:14:00Z">
+      <w:ins w:id="332" w:author="Shawn McMurtrey" w:date="2023-01-28T16:14:00Z">
         <w:r>
           <w:rPr>
             <w:sz w:val="24"/>
@@ -32217,7 +32684,7 @@
           <w:t>Fournier, J.G.</w:t>
         </w:r>
       </w:ins>
-      <w:ins w:id="302" w:author="Shawn McMurtrey" w:date="2023-01-28T16:15:00Z">
+      <w:ins w:id="333" w:author="Shawn McMurtrey" w:date="2023-01-28T16:15:00Z">
         <w:r>
           <w:rPr>
             <w:sz w:val="24"/>
@@ -32226,7 +32693,7 @@
           <w:t>,</w:t>
         </w:r>
       </w:ins>
-      <w:ins w:id="303" w:author="Shawn McMurtrey" w:date="2023-01-28T16:14:00Z">
+      <w:ins w:id="334" w:author="Shawn McMurtrey" w:date="2023-01-28T16:14:00Z">
         <w:r>
           <w:rPr>
             <w:sz w:val="24"/>
@@ -32235,7 +32702,7 @@
           <w:t xml:space="preserve"> 1997. Spread of Phellinus weirii inoculated on the roots of standing and recently cut juvenile Douglas-fir trees.</w:t>
         </w:r>
       </w:ins>
-      <w:ins w:id="304" w:author="Shawn McMurtrey" w:date="2023-01-28T16:15:00Z">
+      <w:ins w:id="335" w:author="Shawn McMurtrey" w:date="2023-01-28T16:15:00Z">
         <w:r>
           <w:rPr>
             <w:sz w:val="24"/>
@@ -32244,7 +32711,7 @@
           <w:t xml:space="preserve"> M.S. thesis </w:t>
         </w:r>
       </w:ins>
-      <w:ins w:id="305" w:author="Shawn McMurtrey" w:date="2023-01-28T16:16:00Z">
+      <w:ins w:id="336" w:author="Shawn McMurtrey" w:date="2023-01-28T16:16:00Z">
         <w:r>
           <w:rPr>
             <w:sz w:val="24"/>
@@ -32280,7 +32747,7 @@
           <w:shd w:fill="FFFFFF" w:val="clear"/>
         </w:rPr>
       </w:pPr>
-      <w:del w:id="306" w:author="Shawn McMurtrey" w:date="2023-01-28T16:00:00Z">
+      <w:del w:id="337" w:author="Shawn McMurtrey" w:date="2023-01-28T16:00:00Z">
         <w:r>
           <w:rPr>
             <w:sz w:val="24"/>
@@ -33781,7 +34248,7 @@
         </w:rPr>
         <w:t xml:space="preserve">R Core Team, 2021. R: A language and environment for statistical computing. R Foundation for Statistical Computing, Vienna, Austria. </w:t>
       </w:r>
-      <w:hyperlink r:id="rId21">
+      <w:hyperlink r:id="rId22">
         <w:r>
           <w:rPr>
             <w:rStyle w:val="InternetLink"/>
@@ -33936,7 +34403,7 @@
         <w:rPr>
           <w:sz w:val="24"/>
           <w:szCs w:val="24"/>
-          <w:ins w:id="307" w:author="Shawn McMurtrey" w:date="2023-01-28T02:28:00Z"/>
+          <w:ins w:id="338" w:author="Shawn McMurtrey" w:date="2023-01-28T02:28:00Z"/>
         </w:rPr>
       </w:pPr>
       <w:r>
@@ -33962,10 +34429,10 @@
         <w:rPr>
           <w:sz w:val="24"/>
           <w:szCs w:val="24"/>
-          <w:ins w:id="309" w:author="Shawn McMurtrey" w:date="2023-01-28T02:28:00Z"/>
+          <w:ins w:id="340" w:author="Shawn McMurtrey" w:date="2023-01-28T02:28:00Z"/>
         </w:rPr>
       </w:pPr>
-      <w:ins w:id="308" w:author="Shawn McMurtrey" w:date="2023-01-28T02:28:00Z">
+      <w:ins w:id="339" w:author="Shawn McMurtrey" w:date="2023-01-28T02:28:00Z">
         <w:r>
           <w:rPr>
             <w:sz w:val="24"/>
@@ -33981,10 +34448,10 @@
         <w:rPr>
           <w:sz w:val="24"/>
           <w:szCs w:val="24"/>
-          <w:ins w:id="318" w:author="Shawn McMurtrey" w:date="2023-01-28T02:29:00Z"/>
+          <w:ins w:id="349" w:author="Shawn McMurtrey" w:date="2023-01-28T02:29:00Z"/>
         </w:rPr>
       </w:pPr>
-      <w:ins w:id="310" w:author="Shawn McMurtrey" w:date="2023-01-28T02:28:00Z">
+      <w:ins w:id="341" w:author="Shawn McMurtrey" w:date="2023-01-28T02:28:00Z">
         <w:r>
           <w:rPr>
             <w:sz w:val="24"/>
@@ -33994,7 +34461,7 @@
           <w:t xml:space="preserve">Tarrant, R.F., 1972. The role of alder in improving soil fertility and growth of associated trees. </w:t>
         </w:r>
       </w:ins>
-      <w:ins w:id="311" w:author="Shawn McMurtrey" w:date="2023-01-28T02:29:00Z">
+      <w:ins w:id="342" w:author="Shawn McMurtrey" w:date="2023-01-28T02:29:00Z">
         <w:r>
           <w:rPr>
             <w:sz w:val="24"/>
@@ -34003,7 +34470,7 @@
           <w:t>Oregon State University</w:t>
         </w:r>
       </w:ins>
-      <w:ins w:id="312" w:author="Shawn McMurtrey" w:date="2023-01-28T02:30:00Z">
+      <w:ins w:id="343" w:author="Shawn McMurtrey" w:date="2023-01-28T02:30:00Z">
         <w:r>
           <w:rPr>
             <w:sz w:val="24"/>
@@ -34012,7 +34479,7 @@
           <w:t>,</w:t>
         </w:r>
       </w:ins>
-      <w:ins w:id="313" w:author="Shawn McMurtrey" w:date="2023-01-28T02:29:00Z">
+      <w:ins w:id="344" w:author="Shawn McMurtrey" w:date="2023-01-28T02:29:00Z">
         <w:r>
           <w:rPr>
             <w:sz w:val="24"/>
@@ -34021,7 +34488,7 @@
           <w:t xml:space="preserve"> Forest Symposium (vol. 3, pp. </w:t>
         </w:r>
       </w:ins>
-      <w:ins w:id="314" w:author="Shawn McMurtrey" w:date="2023-01-28T02:30:00Z">
+      <w:ins w:id="345" w:author="Shawn McMurtrey" w:date="2023-01-28T02:30:00Z">
         <w:r>
           <w:rPr>
             <w:sz w:val="24"/>
@@ -34030,7 +34497,7 @@
           <w:t>17</w:t>
         </w:r>
       </w:ins>
-      <w:ins w:id="315" w:author="Shawn McMurtrey" w:date="2023-01-28T02:29:00Z">
+      <w:ins w:id="346" w:author="Shawn McMurtrey" w:date="2023-01-28T02:29:00Z">
         <w:r>
           <w:rPr>
             <w:sz w:val="24"/>
@@ -34039,7 +34506,7 @@
           <w:t>-</w:t>
         </w:r>
       </w:ins>
-      <w:ins w:id="316" w:author="Shawn McMurtrey" w:date="2023-01-28T02:30:00Z">
+      <w:ins w:id="347" w:author="Shawn McMurtrey" w:date="2023-01-28T02:30:00Z">
         <w:r>
           <w:rPr>
             <w:sz w:val="24"/>
@@ -34048,7 +34515,7 @@
           <w:t>34</w:t>
         </w:r>
       </w:ins>
-      <w:ins w:id="317" w:author="Shawn McMurtrey" w:date="2023-01-28T02:29:00Z">
+      <w:ins w:id="348" w:author="Shawn McMurtrey" w:date="2023-01-28T02:29:00Z">
         <w:r>
           <w:rPr>
             <w:sz w:val="24"/>
@@ -34065,10 +34532,10 @@
           <w:sz w:val="24"/>
           <w:szCs w:val="24"/>
           <w:lang w:val="fr-FR"/>
-          <w:del w:id="320" w:author="Shawn McMurtrey" w:date="2023-01-28T02:31:00Z"/>
+          <w:del w:id="351" w:author="Shawn McMurtrey" w:date="2023-01-28T02:31:00Z"/>
         </w:rPr>
       </w:pPr>
-      <w:del w:id="319" w:author="Shawn McMurtrey" w:date="2023-01-28T02:31:00Z">
+      <w:del w:id="350" w:author="Shawn McMurtrey" w:date="2023-01-28T02:31:00Z">
         <w:r>
           <w:rPr>
             <w:sz w:val="24"/>
@@ -34275,7 +34742,7 @@
         </w:rPr>
         <w:t>Trappe, J.M., 1972. Regulation of soil organisms by red alder: a potential biological system for control of Poria weirii.</w:t>
       </w:r>
-      <w:del w:id="321" w:author="Shawn McMurtrey" w:date="2023-01-28T02:31:00Z">
+      <w:del w:id="352" w:author="Shawn McMurtrey" w:date="2023-01-28T02:31:00Z">
         <w:r>
           <w:rPr>
             <w:sz w:val="24"/>
@@ -34291,7 +34758,7 @@
         </w:rPr>
         <w:t>Oregon State University For</w:t>
       </w:r>
-      <w:ins w:id="322" w:author="Shawn McMurtrey" w:date="2023-01-28T02:31:00Z">
+      <w:ins w:id="353" w:author="Shawn McMurtrey" w:date="2023-01-28T02:31:00Z">
         <w:r>
           <w:rPr>
             <w:sz w:val="24"/>
@@ -34300,7 +34767,7 @@
           <w:t>est</w:t>
         </w:r>
       </w:ins>
-      <w:del w:id="323" w:author="Shawn McMurtrey" w:date="2023-01-28T02:31:00Z">
+      <w:del w:id="354" w:author="Shawn McMurtrey" w:date="2023-01-28T02:31:00Z">
         <w:r>
           <w:rPr>
             <w:sz w:val="24"/>
@@ -34316,7 +34783,7 @@
         </w:rPr>
         <w:t xml:space="preserve"> Symp</w:t>
       </w:r>
-      <w:ins w:id="324" w:author="Shawn McMurtrey" w:date="2023-01-28T02:31:00Z">
+      <w:ins w:id="355" w:author="Shawn McMurtrey" w:date="2023-01-28T02:31:00Z">
         <w:r>
           <w:rPr>
             <w:sz w:val="24"/>
@@ -34871,8 +35338,8 @@
       </w:r>
     </w:p>
     <w:sectPr>
-      <w:headerReference w:type="default" r:id="rId22"/>
-      <w:footerReference w:type="default" r:id="rId23"/>
+      <w:headerReference w:type="default" r:id="rId23"/>
+      <w:footerReference w:type="default" r:id="rId24"/>
       <w:type w:val="nextPage"/>
       <w:pgSz w:w="12240" w:h="15840"/>
       <w:pgMar w:left="2160" w:right="1800" w:header="720" w:top="1440" w:footer="720" w:bottom="1440" w:gutter="0"/>
@@ -34987,6 +35454,166 @@
     <w:p>
       <w:r>
         <w:rPr>
+          <w:rFonts w:ascii="Calibri" w:hAnsi="Calibri" w:eastAsia="Calibri" w:cs=""/>
+          <w:b w:val="false"/>
+          <w:bCs w:val="false"/>
+          <w:i w:val="false"/>
+          <w:iCs w:val="false"/>
+          <w:caps w:val="false"/>
+          <w:smallCaps w:val="false"/>
+          <w:strike w:val="false"/>
+          <w:dstrike w:val="false"/>
+          <w:outline w:val="false"/>
+          <w:shadow w:val="false"/>
+          <w:emboss w:val="false"/>
+          <w:imprint w:val="false"/>
+          <w:color w:val="auto"/>
+          <w:spacing w:val="0"/>
+          <w:w w:val="100"/>
+          <w:kern w:val="0"/>
+          <w:position w:val="0"/>
+          <w:sz w:val="20"/>
+          <w:sz w:val="20"/>
+          <w:szCs w:val="22"/>
+          <w:u w:val="none"/>
+          <w:vertAlign w:val="baseline"/>
+          <w:em w:val="none"/>
+          <w:lang w:val="en-US" w:eastAsia="en-US" w:bidi="ar-SA"/>
+        </w:rPr>
+        <w:t>See discussion section</w:t>
+      </w:r>
+    </w:p>
+  </w:comment>
+  <w:comment w:id="4" w:author="Unknown Author" w:date="2023-02-06T11:16:58Z" w:initials="">
+    <w:p>
+      <w:r>
+        <w:rPr>
+          <w:rFonts w:ascii="Calibri" w:hAnsi="Calibri" w:eastAsia="Calibri" w:cs=""/>
+          <w:b w:val="false"/>
+          <w:bCs w:val="false"/>
+          <w:i w:val="false"/>
+          <w:iCs w:val="false"/>
+          <w:caps w:val="false"/>
+          <w:smallCaps w:val="false"/>
+          <w:strike w:val="false"/>
+          <w:dstrike w:val="false"/>
+          <w:outline w:val="false"/>
+          <w:shadow w:val="false"/>
+          <w:emboss w:val="false"/>
+          <w:imprint w:val="false"/>
+          <w:color w:val="auto"/>
+          <w:spacing w:val="0"/>
+          <w:w w:val="100"/>
+          <w:kern w:val="0"/>
+          <w:position w:val="0"/>
+          <w:sz w:val="20"/>
+          <w:sz w:val="20"/>
+          <w:szCs w:val="22"/>
+          <w:u w:val="none"/>
+          <w:vertAlign w:val="baseline"/>
+          <w:em w:val="none"/>
+          <w:lang w:val="en-US" w:eastAsia="en-US" w:bidi="ar-SA"/>
+        </w:rPr>
+        <w:t>I think this is fine to stay in.</w:t>
+      </w:r>
+    </w:p>
+  </w:comment>
+  <w:comment w:id="5" w:author="Unknown Author" w:date="2023-02-06T11:17:21Z" w:initials="">
+    <w:p>
+      <w:r>
+        <w:rPr>
+          <w:rFonts w:ascii="Calibri" w:hAnsi="Calibri" w:eastAsia="Calibri" w:cs=""/>
+          <w:b w:val="false"/>
+          <w:bCs w:val="false"/>
+          <w:i w:val="false"/>
+          <w:iCs w:val="false"/>
+          <w:caps w:val="false"/>
+          <w:smallCaps w:val="false"/>
+          <w:strike w:val="false"/>
+          <w:dstrike w:val="false"/>
+          <w:outline w:val="false"/>
+          <w:shadow w:val="false"/>
+          <w:emboss w:val="false"/>
+          <w:imprint w:val="false"/>
+          <w:color w:val="auto"/>
+          <w:spacing w:val="0"/>
+          <w:w w:val="100"/>
+          <w:kern w:val="0"/>
+          <w:position w:val="0"/>
+          <w:sz w:val="20"/>
+          <w:sz w:val="20"/>
+          <w:szCs w:val="22"/>
+          <w:u w:val="none"/>
+          <w:vertAlign w:val="baseline"/>
+          <w:em w:val="none"/>
+          <w:lang w:val="en-US" w:eastAsia="en-US" w:bidi="ar-SA"/>
+        </w:rPr>
+        <w:t>I feel like a discussion of why is better placed in the discussion section.  Yes, the increase was probably due to stump infection and/or spread between remaining living trees.</w:t>
+      </w:r>
+    </w:p>
+  </w:comment>
+  <w:comment w:id="6" w:author="Shawn McMurtrey" w:date="2023-01-28T01:47:00Z" w:initials="SM">
+    <w:p>
+      <w:r>
+        <w:rPr>
+          <w:rFonts w:ascii="Liberation Serif" w:hAnsi="Liberation Serif" w:eastAsia="Segoe UI" w:cs="Tahoma"/>
+          <w:sz w:val="24"/>
+          <w:szCs w:val="24"/>
+          <w:lang w:val="en-US" w:eastAsia="en-US" w:bidi="en-US"/>
+        </w:rPr>
+        <w:t>I think that this should be "Basal area increased throughout the study for the 12-year alder, 12-year cottonwood, and purely Douglas-fir rotations, but at a declining rate later in the study". What do you think?</w:t>
+      </w:r>
+    </w:p>
+  </w:comment>
+  <w:comment w:id="7" w:author="Unknown Author" w:date="2023-02-06T09:20:35Z" w:initials="">
+    <w:p>
+      <w:r>
+        <w:rPr>
+          <w:rFonts w:ascii="Calibri" w:hAnsi="Calibri" w:eastAsia="Calibri" w:cs=""/>
+          <w:b w:val="false"/>
+          <w:bCs w:val="false"/>
+          <w:i/>
+          <w:iCs w:val="false"/>
+          <w:caps w:val="false"/>
+          <w:smallCaps w:val="false"/>
+          <w:strike w:val="false"/>
+          <w:dstrike w:val="false"/>
+          <w:outline w:val="false"/>
+          <w:shadow w:val="false"/>
+          <w:emboss w:val="false"/>
+          <w:imprint w:val="false"/>
+          <w:color w:val="auto"/>
+          <w:spacing w:val="0"/>
+          <w:w w:val="100"/>
+          <w:kern w:val="0"/>
+          <w:position w:val="0"/>
+          <w:sz w:val="16"/>
+          <w:sz w:val="16"/>
+          <w:szCs w:val="22"/>
+          <w:u w:val="none"/>
+          <w:vertAlign w:val="baseline"/>
+          <w:em w:val="none"/>
+          <w:lang w:val="en-US" w:eastAsia="en-US" w:bidi="ar-SA"/>
+        </w:rPr>
+        <w:t>Reply to Shawn McMurtrey (01/28/2023, 01:47): "..."</w:t>
+      </w:r>
+    </w:p>
+    <w:p>
+      <w:r>
+        <w:rPr>
+          <w:rFonts w:ascii="Liberation Serif" w:hAnsi="Liberation Serif" w:eastAsia="Segoe UI" w:cs="Tahoma"/>
+          <w:sz w:val="20"/>
+          <w:szCs w:val="24"/>
+          <w:lang w:val="en-US" w:eastAsia="en-US" w:bidi="ar-SA"/>
+        </w:rPr>
+        <w:t>I tried to clarify.</w:t>
+      </w:r>
+    </w:p>
+  </w:comment>
+  <w:comment w:id="9" w:author="Unknown Author" w:date="2023-02-06T13:33:18Z" w:initials="">
+    <w:p>
+      <w:r>
+        <w:rPr>
           <w:rFonts w:ascii="Calibri" w:hAnsi="Calibri" w:eastAsia="Calibri" w:cs="" w:asciiTheme="minorHAnsi" w:cstheme="minorBidi" w:eastAsiaTheme="minorHAnsi" w:hAnsiTheme="minorHAnsi"/>
           <w:b w:val="false"/>
           <w:bCs w:val="false"/>
@@ -35013,11 +35640,166 @@
           <w:em w:val="none"/>
           <w:lang w:val="en-US" w:eastAsia="en-US" w:bidi="ar-SA"/>
         </w:rPr>
-        <w:t>See discussion section</w:t>
+        <w:t>I fixed the strange scales on this and added a legend.</w:t>
       </w:r>
     </w:p>
   </w:comment>
-  <w:comment w:id="4" w:author="Unknown Author" w:date="2023-02-06T11:16:58Z" w:initials="">
+  <w:comment w:id="10" w:author="Shawn McMurtrey" w:date="2023-01-28T01:59:00Z" w:initials="SM">
+    <w:p>
+      <w:r>
+        <w:rPr>
+          <w:rFonts w:ascii="Liberation Serif" w:hAnsi="Liberation Serif" w:eastAsia="Segoe UI" w:cs="Tahoma"/>
+          <w:sz w:val="24"/>
+          <w:szCs w:val="24"/>
+          <w:lang w:val="en-US" w:eastAsia="en-US" w:bidi="en-US"/>
+        </w:rPr>
+        <w:t xml:space="preserve">27.8 - 10.8 = 17 </w:t>
+      </w:r>
+    </w:p>
+  </w:comment>
+  <w:comment w:id="11" w:author="Shawn McMurtrey" w:date="2023-01-28T02:13:00Z" w:initials="SM">
+    <w:p>
+      <w:r>
+        <w:rPr>
+          <w:rFonts w:ascii="Liberation Serif" w:hAnsi="Liberation Serif" w:eastAsia="Segoe UI" w:cs="Tahoma"/>
+          <w:sz w:val="24"/>
+          <w:szCs w:val="24"/>
+          <w:lang w:val="en-US" w:eastAsia="en-US" w:bidi="en-US"/>
+        </w:rPr>
+        <w:t>See comment on line 502.</w:t>
+      </w:r>
+    </w:p>
+  </w:comment>
+  <w:comment w:id="12" w:author="Unknown Author" w:date="2023-02-06T13:34:16Z" w:initials="">
+    <w:p>
+      <w:r>
+        <w:rPr>
+          <w:rFonts w:ascii="Calibri" w:hAnsi="Calibri" w:eastAsia="Calibri" w:cs="" w:asciiTheme="minorHAnsi" w:cstheme="minorBidi" w:eastAsiaTheme="minorHAnsi" w:hAnsiTheme="minorHAnsi"/>
+          <w:b w:val="false"/>
+          <w:bCs w:val="false"/>
+          <w:i/>
+          <w:iCs w:val="false"/>
+          <w:caps w:val="false"/>
+          <w:smallCaps w:val="false"/>
+          <w:strike w:val="false"/>
+          <w:dstrike w:val="false"/>
+          <w:outline w:val="false"/>
+          <w:shadow w:val="false"/>
+          <w:emboss w:val="false"/>
+          <w:imprint w:val="false"/>
+          <w:color w:val="auto"/>
+          <w:spacing w:val="0"/>
+          <w:w w:val="100"/>
+          <w:kern w:val="0"/>
+          <w:position w:val="0"/>
+          <w:sz w:val="16"/>
+          <w:sz w:val="16"/>
+          <w:szCs w:val="22"/>
+          <w:u w:val="none"/>
+          <w:vertAlign w:val="baseline"/>
+          <w:em w:val="none"/>
+          <w:lang w:val="en-US" w:eastAsia="en-US" w:bidi="ar-SA"/>
+        </w:rPr>
+        <w:t>Reply to Shawn McMurtrey (01/28/2023, 02:13): "..."</w:t>
+      </w:r>
+    </w:p>
+    <w:p>
+      <w:r>
+        <w:rPr>
+          <w:rFonts w:ascii="Liberation Serif" w:hAnsi="Liberation Serif" w:eastAsia="Segoe UI" w:cs="Tahoma"/>
+          <w:sz w:val="20"/>
+          <w:szCs w:val="24"/>
+          <w:lang w:val="en-US" w:eastAsia="en-US" w:bidi="ar-SA"/>
+        </w:rPr>
+        <w:t>Yes, these are represented in later figures and tables.</w:t>
+      </w:r>
+    </w:p>
+  </w:comment>
+  <w:comment w:id="13" w:author="Shawn McMurtrey" w:date="2023-01-28T02:00:00Z" w:initials="SM">
+    <w:p>
+      <w:r>
+        <w:rPr>
+          <w:rFonts w:ascii="Liberation Serif" w:hAnsi="Liberation Serif" w:eastAsia="Segoe UI" w:cs="Tahoma"/>
+          <w:sz w:val="24"/>
+          <w:szCs w:val="24"/>
+          <w:lang w:val="en-US" w:eastAsia="en-US" w:bidi="en-US"/>
+        </w:rPr>
+        <w:t>19.1 - 7.9 = 11.2</w:t>
+      </w:r>
+    </w:p>
+  </w:comment>
+  <w:comment w:id="14" w:author="Shawn McMurtrey" w:date="2023-01-28T02:13:00Z" w:initials="SM">
+    <w:p>
+      <w:r>
+        <w:rPr>
+          <w:rFonts w:ascii="Liberation Serif" w:hAnsi="Liberation Serif" w:eastAsia="Segoe UI" w:cs="Tahoma"/>
+          <w:sz w:val="24"/>
+          <w:szCs w:val="24"/>
+          <w:lang w:val="en-US" w:eastAsia="en-US" w:bidi="en-US"/>
+        </w:rPr>
+        <w:t>See comment on line 502.</w:t>
+      </w:r>
+    </w:p>
+  </w:comment>
+  <w:comment w:id="16" w:author="Shawn McMurtrey" w:date="2023-01-28T02:13:00Z" w:initials="SM">
+    <w:p>
+      <w:r>
+        <w:rPr>
+          <w:rFonts w:ascii="Liberation Serif" w:hAnsi="Liberation Serif" w:eastAsia="Segoe UI" w:cs="Tahoma"/>
+          <w:sz w:val="24"/>
+          <w:szCs w:val="24"/>
+          <w:lang w:val="en-US" w:eastAsia="en-US" w:bidi="en-US"/>
+        </w:rPr>
+        <w:t>I think that what Everett and Mike are both saying about the growth rates for the Douglas-fir after the 25 year alder rotation makes sense. We would expect to see an increased growth rate after the 25 year alder rotation when compared to the 25 year cottonwood rotations because of the increase nitrogen in the soil. After looking at it from that perspective it appears to me that we are seeing that within table 5 and fig. 6. Could we compare the slopes of these two treatments to see if it is statistically significant?</w:t>
+      </w:r>
+    </w:p>
+  </w:comment>
+  <w:comment w:id="17" w:author="Unknown Author" w:date="2023-02-06T10:52:21Z" w:initials="">
+    <w:p>
+      <w:r>
+        <w:rPr>
+          <w:rFonts w:ascii="Calibri" w:hAnsi="Calibri" w:eastAsia="Calibri" w:cs=""/>
+          <w:b w:val="false"/>
+          <w:bCs w:val="false"/>
+          <w:i/>
+          <w:iCs w:val="false"/>
+          <w:caps w:val="false"/>
+          <w:smallCaps w:val="false"/>
+          <w:strike w:val="false"/>
+          <w:dstrike w:val="false"/>
+          <w:outline w:val="false"/>
+          <w:shadow w:val="false"/>
+          <w:emboss w:val="false"/>
+          <w:imprint w:val="false"/>
+          <w:color w:val="auto"/>
+          <w:spacing w:val="0"/>
+          <w:w w:val="100"/>
+          <w:kern w:val="0"/>
+          <w:position w:val="0"/>
+          <w:sz w:val="16"/>
+          <w:sz w:val="16"/>
+          <w:szCs w:val="22"/>
+          <w:u w:val="none"/>
+          <w:vertAlign w:val="baseline"/>
+          <w:em w:val="none"/>
+          <w:lang w:val="en-US" w:eastAsia="en-US" w:bidi="ar-SA"/>
+        </w:rPr>
+        <w:t>Reply to Shawn McMurtrey (01/28/2023, 02:13): "..."</w:t>
+      </w:r>
+    </w:p>
+    <w:p>
+      <w:r>
+        <w:rPr>
+          <w:rFonts w:ascii="Liberation Serif" w:hAnsi="Liberation Serif" w:eastAsia="Segoe UI" w:cs="Tahoma"/>
+          <w:sz w:val="20"/>
+          <w:szCs w:val="24"/>
+          <w:lang w:val="en-US" w:eastAsia="en-US" w:bidi="ar-SA"/>
+        </w:rPr>
+        <w:t>Letters corresponding to post-hoc tests in Fig 5A confirm that in the early age period annual BA growth rate of CW25 was significantly reduced compared to  RA25 and CW12 rotations.  However, I believe this is due to lethal and sublethal effects of suppression, which were highest in the CW25 treatment (Fig 5D).</w:t>
+      </w:r>
+    </w:p>
+  </w:comment>
+  <w:comment w:id="15" w:author="Unknown Author" w:date="2023-02-06T10:56:56Z" w:initials="">
     <w:p>
       <w:r>
         <w:rPr>
@@ -35047,242 +35829,6 @@
           <w:em w:val="none"/>
           <w:lang w:val="en-US" w:eastAsia="en-US" w:bidi="ar-SA"/>
         </w:rPr>
-        <w:t>I think this is fine to stay in.</w:t>
-      </w:r>
-    </w:p>
-  </w:comment>
-  <w:comment w:id="5" w:author="Unknown Author" w:date="2023-02-06T11:17:21Z" w:initials="">
-    <w:p>
-      <w:r>
-        <w:rPr>
-          <w:rFonts w:ascii="Calibri" w:hAnsi="Calibri" w:eastAsia="Calibri" w:cs=""/>
-          <w:b w:val="false"/>
-          <w:bCs w:val="false"/>
-          <w:i w:val="false"/>
-          <w:iCs w:val="false"/>
-          <w:caps w:val="false"/>
-          <w:smallCaps w:val="false"/>
-          <w:strike w:val="false"/>
-          <w:dstrike w:val="false"/>
-          <w:outline w:val="false"/>
-          <w:shadow w:val="false"/>
-          <w:emboss w:val="false"/>
-          <w:imprint w:val="false"/>
-          <w:color w:val="auto"/>
-          <w:spacing w:val="0"/>
-          <w:w w:val="100"/>
-          <w:kern w:val="0"/>
-          <w:position w:val="0"/>
-          <w:sz w:val="20"/>
-          <w:sz w:val="20"/>
-          <w:szCs w:val="22"/>
-          <w:u w:val="none"/>
-          <w:vertAlign w:val="baseline"/>
-          <w:em w:val="none"/>
-          <w:lang w:val="en-US" w:eastAsia="en-US" w:bidi="ar-SA"/>
-        </w:rPr>
-        <w:t>I feel like a discussion of why is better placed in the discussion section.  Yes, the increase was probably due to stump infection and/or spread between remaining living trees.</w:t>
-      </w:r>
-    </w:p>
-  </w:comment>
-  <w:comment w:id="6" w:author="Shawn McMurtrey" w:date="2023-01-28T01:47:00Z" w:initials="SM">
-    <w:p>
-      <w:r>
-        <w:rPr>
-          <w:rFonts w:ascii="Liberation Serif" w:hAnsi="Liberation Serif" w:eastAsia="Segoe UI" w:cs="Tahoma"/>
-          <w:sz w:val="24"/>
-          <w:szCs w:val="24"/>
-          <w:lang w:val="en-US" w:eastAsia="en-US" w:bidi="en-US"/>
-        </w:rPr>
-        <w:t>I think that this should be "Basal area increased throughout the study for the 12-year alder, 12-year cottonwood, and purely Douglas-fir rotations, but at a declining rate later in the study". What do you think?</w:t>
-      </w:r>
-    </w:p>
-  </w:comment>
-  <w:comment w:id="7" w:author="Unknown Author" w:date="2023-02-06T09:20:35Z" w:initials="">
-    <w:p>
-      <w:r>
-        <w:rPr>
-          <w:rFonts w:ascii="Calibri" w:hAnsi="Calibri" w:eastAsia="Calibri" w:cs=""/>
-          <w:b w:val="false"/>
-          <w:bCs w:val="false"/>
-          <w:i/>
-          <w:iCs w:val="false"/>
-          <w:caps w:val="false"/>
-          <w:smallCaps w:val="false"/>
-          <w:strike w:val="false"/>
-          <w:dstrike w:val="false"/>
-          <w:outline w:val="false"/>
-          <w:shadow w:val="false"/>
-          <w:emboss w:val="false"/>
-          <w:imprint w:val="false"/>
-          <w:color w:val="auto"/>
-          <w:spacing w:val="0"/>
-          <w:w w:val="100"/>
-          <w:kern w:val="0"/>
-          <w:position w:val="0"/>
-          <w:sz w:val="16"/>
-          <w:sz w:val="16"/>
-          <w:szCs w:val="22"/>
-          <w:u w:val="none"/>
-          <w:vertAlign w:val="baseline"/>
-          <w:em w:val="none"/>
-          <w:lang w:val="en-US" w:eastAsia="en-US" w:bidi="ar-SA"/>
-        </w:rPr>
-        <w:t>Reply to Shawn McMurtrey (01/28/2023, 01:47): "..."</w:t>
-      </w:r>
-    </w:p>
-    <w:p>
-      <w:r>
-        <w:rPr>
-          <w:rFonts w:ascii="Liberation Serif" w:hAnsi="Liberation Serif" w:eastAsia="Segoe UI" w:cs="Tahoma"/>
-          <w:sz w:val="20"/>
-          <w:szCs w:val="24"/>
-          <w:lang w:val="en-US" w:eastAsia="en-US" w:bidi="ar-SA"/>
-        </w:rPr>
-        <w:t>I tried to clarify.</w:t>
-      </w:r>
-    </w:p>
-  </w:comment>
-  <w:comment w:id="8" w:author="Shawn McMurtrey" w:date="2023-01-28T01:59:00Z" w:initials="SM">
-    <w:p>
-      <w:r>
-        <w:rPr>
-          <w:rFonts w:ascii="Liberation Serif" w:hAnsi="Liberation Serif" w:eastAsia="Segoe UI" w:cs="Tahoma"/>
-          <w:sz w:val="24"/>
-          <w:szCs w:val="24"/>
-          <w:lang w:val="en-US" w:eastAsia="en-US" w:bidi="en-US"/>
-        </w:rPr>
-        <w:t xml:space="preserve">27.8 - 10.8 = 17 </w:t>
-      </w:r>
-    </w:p>
-  </w:comment>
-  <w:comment w:id="9" w:author="Shawn McMurtrey" w:date="2023-01-28T02:13:00Z" w:initials="SM">
-    <w:p>
-      <w:r>
-        <w:rPr>
-          <w:rFonts w:ascii="Liberation Serif" w:hAnsi="Liberation Serif" w:eastAsia="Segoe UI" w:cs="Tahoma"/>
-          <w:sz w:val="24"/>
-          <w:szCs w:val="24"/>
-          <w:lang w:val="en-US" w:eastAsia="en-US" w:bidi="en-US"/>
-        </w:rPr>
-        <w:t>See comment on line 502.</w:t>
-      </w:r>
-    </w:p>
-  </w:comment>
-  <w:comment w:id="10" w:author="Shawn McMurtrey" w:date="2023-01-28T02:00:00Z" w:initials="SM">
-    <w:p>
-      <w:r>
-        <w:rPr>
-          <w:rFonts w:ascii="Liberation Serif" w:hAnsi="Liberation Serif" w:eastAsia="Segoe UI" w:cs="Tahoma"/>
-          <w:sz w:val="24"/>
-          <w:szCs w:val="24"/>
-          <w:lang w:val="en-US" w:eastAsia="en-US" w:bidi="en-US"/>
-        </w:rPr>
-        <w:t>19.1 - 7.9 = 11.2</w:t>
-      </w:r>
-    </w:p>
-  </w:comment>
-  <w:comment w:id="11" w:author="Shawn McMurtrey" w:date="2023-01-28T02:13:00Z" w:initials="SM">
-    <w:p>
-      <w:r>
-        <w:rPr>
-          <w:rFonts w:ascii="Liberation Serif" w:hAnsi="Liberation Serif" w:eastAsia="Segoe UI" w:cs="Tahoma"/>
-          <w:sz w:val="24"/>
-          <w:szCs w:val="24"/>
-          <w:lang w:val="en-US" w:eastAsia="en-US" w:bidi="en-US"/>
-        </w:rPr>
-        <w:t>See comment on line 502.</w:t>
-      </w:r>
-    </w:p>
-  </w:comment>
-  <w:comment w:id="13" w:author="Shawn McMurtrey" w:date="2023-01-28T02:13:00Z" w:initials="SM">
-    <w:p>
-      <w:r>
-        <w:rPr>
-          <w:rFonts w:ascii="Liberation Serif" w:hAnsi="Liberation Serif" w:eastAsia="Segoe UI" w:cs="Tahoma"/>
-          <w:sz w:val="24"/>
-          <w:szCs w:val="24"/>
-          <w:lang w:val="en-US" w:eastAsia="en-US" w:bidi="en-US"/>
-        </w:rPr>
-        <w:t>I think that what Everett and Mike are both saying about the growth rates for the Douglas-fir after the 25 year alder rotation makes sense. We would expect to see an increased growth rate after the 25 year alder rotation when compared to the 25 year cottonwood rotations because of the increase nitrogen in the soil. After looking at it from that perspective it appears to me that we are seeing that within table 5 and fig. 6. Could we compare the slopes of these two treatments to see if it is statistically significant?</w:t>
-      </w:r>
-    </w:p>
-  </w:comment>
-  <w:comment w:id="14" w:author="Unknown Author" w:date="2023-02-06T10:52:21Z" w:initials="">
-    <w:p>
-      <w:r>
-        <w:rPr>
-          <w:rFonts w:ascii="Calibri" w:hAnsi="Calibri" w:eastAsia="Calibri" w:cs=""/>
-          <w:b w:val="false"/>
-          <w:bCs w:val="false"/>
-          <w:i/>
-          <w:iCs w:val="false"/>
-          <w:caps w:val="false"/>
-          <w:smallCaps w:val="false"/>
-          <w:strike w:val="false"/>
-          <w:dstrike w:val="false"/>
-          <w:outline w:val="false"/>
-          <w:shadow w:val="false"/>
-          <w:emboss w:val="false"/>
-          <w:imprint w:val="false"/>
-          <w:color w:val="auto"/>
-          <w:spacing w:val="0"/>
-          <w:w w:val="100"/>
-          <w:kern w:val="0"/>
-          <w:position w:val="0"/>
-          <w:sz w:val="16"/>
-          <w:sz w:val="16"/>
-          <w:szCs w:val="22"/>
-          <w:u w:val="none"/>
-          <w:vertAlign w:val="baseline"/>
-          <w:em w:val="none"/>
-          <w:lang w:val="en-US" w:eastAsia="en-US" w:bidi="ar-SA"/>
-        </w:rPr>
-        <w:t>Reply to Shawn McMurtrey (01/28/2023, 02:13): "..."</w:t>
-      </w:r>
-    </w:p>
-    <w:p>
-      <w:r>
-        <w:rPr>
-          <w:rFonts w:ascii="Liberation Serif" w:hAnsi="Liberation Serif" w:eastAsia="Segoe UI" w:cs="Tahoma"/>
-          <w:sz w:val="20"/>
-          <w:szCs w:val="24"/>
-          <w:lang w:val="en-US" w:eastAsia="en-US" w:bidi="ar-SA"/>
-        </w:rPr>
-        <w:t>Letters corresponding to post-hoc tests in Fig 5A confirm that in the early age period annual BA growth rate of CW25 was significantly reduced compared to  RA25 and CW12 rotations.  However, I believe this is due to lethal and sublethal effects of suppression, which were highest in the CW25 treatment (Fig 5D).</w:t>
-      </w:r>
-    </w:p>
-  </w:comment>
-  <w:comment w:id="12" w:author="Unknown Author" w:date="2023-02-06T10:56:56Z" w:initials="">
-    <w:p>
-      <w:r>
-        <w:rPr>
-          <w:rFonts w:ascii="Calibri" w:hAnsi="Calibri" w:eastAsia="Calibri" w:cs=""/>
-          <w:b w:val="false"/>
-          <w:bCs w:val="false"/>
-          <w:i w:val="false"/>
-          <w:iCs w:val="false"/>
-          <w:caps w:val="false"/>
-          <w:smallCaps w:val="false"/>
-          <w:strike w:val="false"/>
-          <w:dstrike w:val="false"/>
-          <w:outline w:val="false"/>
-          <w:shadow w:val="false"/>
-          <w:emboss w:val="false"/>
-          <w:imprint w:val="false"/>
-          <w:color w:val="auto"/>
-          <w:spacing w:val="0"/>
-          <w:w w:val="100"/>
-          <w:kern w:val="0"/>
-          <w:position w:val="0"/>
-          <w:sz w:val="20"/>
-          <w:sz w:val="20"/>
-          <w:szCs w:val="22"/>
-          <w:u w:val="none"/>
-          <w:vertAlign w:val="baseline"/>
-          <w:em w:val="none"/>
-          <w:lang w:val="en-US" w:eastAsia="en-US" w:bidi="ar-SA"/>
-        </w:rPr>
         <w:t>We have no way of knowing what the rotations did to the inoculum, as that wasn’t measured in this study. A true reduction in LRR incidence and severity may have been present, however we could not detect it. A couple possible reasons 1)treatment-dependent interaction between suppression and LRR on growth and mortality, 2) inconsistent/ coarse measurement timing resulting in binning (decreased sensitivity)</w:t>
       </w:r>
     </w:p>
@@ -35298,7 +35844,7 @@
         <w:docPartGallery w:val="Page Numbers (Bottom of Page)"/>
         <w:docPartUnique w:val="true"/>
       </w:docPartObj>
-      <w:id w:val="326837488"/>
+      <w:id w:val="616468991"/>
     </w:sdtPr>
     <w:sdtContent>
       <w:p>
@@ -35320,7 +35866,7 @@
         </w:r>
         <w:r>
           <w:rPr/>
-          <w:t>17</w:t>
+          <w:t>26</w:t>
         </w:r>
         <w:r>
           <w:rPr/>
@@ -35351,7 +35897,7 @@
         <w:docPartGallery w:val="Page Numbers (Bottom of Page)"/>
         <w:docPartUnique w:val="true"/>
       </w:docPartObj>
-      <w:id w:val="360867358"/>
+      <w:id w:val="1431477080"/>
     </w:sdtPr>
     <w:sdtContent>
       <w:p>
@@ -35404,7 +35950,7 @@
         <w:docPartGallery w:val="Page Numbers (Bottom of Page)"/>
         <w:docPartUnique w:val="true"/>
       </w:docPartObj>
-      <w:id w:val="369029867"/>
+      <w:id w:val="75710613"/>
     </w:sdtPr>
     <w:sdtContent>
       <w:p>
